--- a/projects/hauntology-eno-zilart/output/program.docx
+++ b/projects/hauntology-eno-zilart/output/program.docx
@@ -284,7 +284,144 @@
           <w:color w:val="2E2E2E"/>
           <w:sz w:val="22"/>
         </w:rPr>
-        <w:t>В программе только музыка Брайана Ино. Порядок частей и общий хронометраж фиксируем после осмотра площадки и репетиции на месте.</w:t>
+        <w:t>Порядок частей и общий хронометраж фиксируем после осмотра площадки и репетиции на месте.</w:t>
+      </w:r>
+    </w:p>
+    <w:p>
+      <w:pPr>
+        <w:spacing w:before="320" w:after="120" w:line="240" w:lineRule="auto"/>
+        <w:pBdr>
+          <w:bottom w:val="single" w:sz="8" w:space="2" w:color="FF2626"/>
+        </w:pBdr>
+      </w:pPr>
+      <w:r>
+        <w:rPr>
+          <w:rFonts w:ascii="Arial Narrow" w:hAnsi="Arial Narrow" w:eastAsia="Arial Narrow"/>
+          <w:b w:val="0"/>
+          <w:caps/>
+          <w:color w:val="2E2E2E"/>
+          <w:sz w:val="28"/>
+        </w:rPr>
+        <w:t>Опционально</w:t>
+      </w:r>
+    </w:p>
+    <w:p>
+      <w:pPr>
+        <w:spacing w:before="0" w:after="160" w:line="312" w:lineRule="auto"/>
+      </w:pPr>
+      <w:r>
+        <w:rPr>
+          <w:rFonts w:ascii="Arial" w:hAnsi="Arial" w:eastAsia="Arial"/>
+          <w:b w:val="0"/>
+          <w:caps w:val="0"/>
+          <w:color w:val="2E2E2E"/>
+          <w:sz w:val="22"/>
+        </w:rPr>
+        <w:t>Если захотим дополнить вечер, в анонсе от 6 октября заявлена музыка:</w:t>
+      </w:r>
+    </w:p>
+    <w:p>
+      <w:pPr>
+        <w:pStyle w:val="ListBullet"/>
+        <w:spacing w:before="0" w:after="60" w:line="312" w:lineRule="auto"/>
+      </w:pPr>
+      <w:r>
+        <w:rPr>
+          <w:rFonts w:ascii="Arial" w:hAnsi="Arial" w:eastAsia="Arial"/>
+          <w:b w:val="0"/>
+          <w:caps w:val="0"/>
+          <w:color w:val="2E2E2E"/>
+          <w:sz w:val="22"/>
+        </w:rPr>
+        <w:t xml:space="preserve">Morton Feldman — </w:t>
+      </w:r>
+      <w:r>
+        <w:rPr>
+          <w:rFonts w:ascii="Arial" w:hAnsi="Arial" w:eastAsia="Arial"/>
+          <w:b/>
+          <w:caps w:val="0"/>
+          <w:color w:val="FF2626"/>
+          <w:sz w:val="22"/>
+        </w:rPr>
+        <w:t>[УТОЧНИТЬ произведение]</w:t>
+      </w:r>
+    </w:p>
+    <w:p>
+      <w:pPr>
+        <w:pStyle w:val="ListBullet"/>
+        <w:spacing w:before="0" w:after="60" w:line="312" w:lineRule="auto"/>
+      </w:pPr>
+      <w:r>
+        <w:rPr>
+          <w:rFonts w:ascii="Arial" w:hAnsi="Arial" w:eastAsia="Arial"/>
+          <w:b w:val="0"/>
+          <w:caps w:val="0"/>
+          <w:color w:val="2E2E2E"/>
+          <w:sz w:val="22"/>
+        </w:rPr>
+        <w:t xml:space="preserve">Meredith Monk — </w:t>
+      </w:r>
+      <w:r>
+        <w:rPr>
+          <w:rFonts w:ascii="Arial" w:hAnsi="Arial" w:eastAsia="Arial"/>
+          <w:b/>
+          <w:caps w:val="0"/>
+          <w:color w:val="FF2626"/>
+          <w:sz w:val="22"/>
+        </w:rPr>
+        <w:t>[УТОЧНИТЬ произведение]</w:t>
+      </w:r>
+    </w:p>
+    <w:p>
+      <w:pPr>
+        <w:pStyle w:val="ListBullet"/>
+        <w:spacing w:before="0" w:after="60" w:line="312" w:lineRule="auto"/>
+      </w:pPr>
+      <w:r>
+        <w:rPr>
+          <w:rFonts w:ascii="Arial" w:hAnsi="Arial" w:eastAsia="Arial"/>
+          <w:b w:val="0"/>
+          <w:caps w:val="0"/>
+          <w:color w:val="2E2E2E"/>
+          <w:sz w:val="22"/>
+        </w:rPr>
+        <w:t xml:space="preserve">William Duckworth — </w:t>
+      </w:r>
+      <w:r>
+        <w:rPr>
+          <w:rFonts w:ascii="Arial" w:hAnsi="Arial" w:eastAsia="Arial"/>
+          <w:b/>
+          <w:caps w:val="0"/>
+          <w:color w:val="FF2626"/>
+          <w:sz w:val="22"/>
+        </w:rPr>
+        <w:t>[УТОЧНИТЬ произведение]</w:t>
+      </w:r>
+    </w:p>
+    <w:p>
+      <w:pPr>
+        <w:pStyle w:val="ListBullet"/>
+        <w:spacing w:before="0" w:after="60" w:line="312" w:lineRule="auto"/>
+      </w:pPr>
+      <w:r>
+        <w:rPr>
+          <w:rFonts w:ascii="Arial" w:hAnsi="Arial" w:eastAsia="Arial"/>
+          <w:b w:val="0"/>
+          <w:caps w:val="0"/>
+          <w:color w:val="2E2E2E"/>
+          <w:sz w:val="22"/>
+        </w:rPr>
+        <w:t xml:space="preserve">Aphex Twin — </w:t>
+      </w:r>
+      <w:r>
+        <w:rPr>
+          <w:rFonts w:ascii="Arial" w:hAnsi="Arial" w:eastAsia="Arial"/>
+          <w:b/>
+          <w:caps w:val="0"/>
+          <w:color w:val="FF2626"/>
+          <w:sz w:val="22"/>
+        </w:rPr>
+        <w:t>[УТОЧНИТЬ произведение]</w:t>
       </w:r>
     </w:p>
     <w:p>

--- a/projects/hauntology-eno-zilart/output/program.docx
+++ b/projects/hauntology-eno-zilart/output/program.docx
@@ -54,6 +54,41 @@
           <w:color w:val="2E2E2E"/>
           <w:sz w:val="22"/>
         </w:rPr>
+        <w:t xml:space="preserve"> ноябрь 2026, варианты 6–8 или 13–15 ноября; музыканты свободны 7, 8 и 14 ноября </w:t>
+      </w:r>
+      <w:r>
+        <w:rPr>
+          <w:rFonts w:ascii="Arial" w:hAnsi="Arial" w:eastAsia="Arial"/>
+          <w:b/>
+          <w:caps w:val="0"/>
+          <w:color w:val="FF2626"/>
+          <w:sz w:val="22"/>
+        </w:rPr>
+        <w:t>[УТОЧНИТЬ окончательную дату]</w:t>
+      </w:r>
+    </w:p>
+    <w:p>
+      <w:pPr>
+        <w:spacing w:before="0" w:after="40" w:line="312" w:lineRule="auto"/>
+      </w:pPr>
+      <w:r>
+        <w:rPr>
+          <w:rFonts w:ascii="Arial" w:hAnsi="Arial" w:eastAsia="Arial"/>
+          <w:b/>
+          <w:caps w:val="0"/>
+          <w:color w:val="2E2E2E"/>
+          <w:sz w:val="22"/>
+        </w:rPr>
+        <w:t>Время начала:</w:t>
+      </w:r>
+      <w:r>
+        <w:rPr>
+          <w:rFonts w:ascii="Arial" w:hAnsi="Arial" w:eastAsia="Arial"/>
+          <w:b w:val="0"/>
+          <w:caps w:val="0"/>
+          <w:color w:val="2E2E2E"/>
+          <w:sz w:val="22"/>
+        </w:rPr>
         <w:t xml:space="preserve"> </w:t>
       </w:r>
       <w:r>
@@ -79,7 +114,7 @@
           <w:color w:val="2E2E2E"/>
           <w:sz w:val="22"/>
         </w:rPr>
-        <w:t>Время начала и длительность:</w:t>
+        <w:t>Длительность сета:</w:t>
       </w:r>
       <w:r>
         <w:rPr>
@@ -89,17 +124,7 @@
           <w:color w:val="2E2E2E"/>
           <w:sz w:val="22"/>
         </w:rPr>
-        <w:t xml:space="preserve"> </w:t>
-      </w:r>
-      <w:r>
-        <w:rPr>
-          <w:rFonts w:ascii="Arial" w:hAnsi="Arial" w:eastAsia="Arial"/>
-          <w:b/>
-          <w:caps w:val="0"/>
-          <w:color w:val="FF2626"/>
-          <w:sz w:val="22"/>
-        </w:rPr>
-        <w:t>[УТОЧНИТЬ]</w:t>
+        <w:t xml:space="preserve"> 60 минут</w:t>
       </w:r>
     </w:p>
     <w:p>
@@ -284,7 +309,7 @@
           <w:color w:val="2E2E2E"/>
           <w:sz w:val="22"/>
         </w:rPr>
-        <w:t>Порядок частей и общий хронометраж фиксируем после осмотра площадки и репетиции на месте.</w:t>
+        <w:t>Общий хронометраж — 60 минут. Порядок частей фиксируем после осмотра площадки и репетиции на месте.</w:t>
       </w:r>
     </w:p>
     <w:p>
@@ -794,56 +819,6 @@
         </w:r>
       </w:hyperlink>
     </w:p>
-    <w:p>
-      <w:pPr>
-        <w:spacing w:before="320" w:after="120" w:line="240" w:lineRule="auto"/>
-        <w:pBdr>
-          <w:bottom w:val="single" w:sz="8" w:space="2" w:color="FF2626"/>
-        </w:pBdr>
-      </w:pPr>
-      <w:r>
-        <w:rPr>
-          <w:rFonts w:ascii="Arial Narrow" w:hAnsi="Arial Narrow" w:eastAsia="Arial Narrow"/>
-          <w:b w:val="0"/>
-          <w:caps/>
-          <w:color w:val="2E2E2E"/>
-          <w:sz w:val="28"/>
-        </w:rPr>
-        <w:t>Приложения</w:t>
-      </w:r>
-    </w:p>
-    <w:p>
-      <w:pPr>
-        <w:spacing w:before="0" w:after="60" w:line="312" w:lineRule="auto"/>
-        <w:ind w:left="340"/>
-      </w:pPr>
-      <w:r>
-        <w:rPr>
-          <w:rFonts w:ascii="Arial" w:hAnsi="Arial" w:eastAsia="Arial"/>
-          <w:b w:val="0"/>
-          <w:caps w:val="0"/>
-          <w:color w:val="2E2E2E"/>
-          <w:sz w:val="22"/>
-        </w:rPr>
-        <w:t>1. Технический райдер — смета СМ-2026-024</w:t>
-      </w:r>
-    </w:p>
-    <w:p>
-      <w:pPr>
-        <w:spacing w:before="0" w:after="60" w:line="312" w:lineRule="auto"/>
-        <w:ind w:left="340"/>
-      </w:pPr>
-      <w:r>
-        <w:rPr>
-          <w:rFonts w:ascii="Arial" w:hAnsi="Arial" w:eastAsia="Arial"/>
-          <w:b w:val="0"/>
-          <w:caps w:val="0"/>
-          <w:color w:val="2E2E2E"/>
-          <w:sz w:val="22"/>
-        </w:rPr>
-        <w:t>2. Бюджет мероприятия</w:t>
-      </w:r>
-    </w:p>
     <w:sectPr>
       <w:pgSz w:w="11906" w:h="16838"/>
       <w:pgMar w:top="1134" w:right="1247" w:bottom="1134" w:left="1247" w:header="720" w:footer="720" w:gutter="0"/>

--- a/projects/hauntology-eno-zilart/output/program.docx
+++ b/projects/hauntology-eno-zilart/output/program.docx
@@ -4,26 +4,54 @@
   <w:body>
     <w:p>
       <w:pPr>
-        <w:spacing w:before="0" w:after="80" w:line="240" w:lineRule="auto"/>
+        <w:spacing w:before="0" w:after="0" w:line="240" w:lineRule="auto"/>
+        <w:pBdr>
+          <w:bottom w:val="single" w:sz="36" w:space="8" w:color="FF2626"/>
+        </w:pBdr>
       </w:pPr>
       <w:r>
         <w:rPr>
-          <w:rFonts w:ascii="Arial Narrow" w:hAnsi="Arial Narrow" w:eastAsia="Arial Narrow"/>
+          <w:rFonts w:ascii="Arial" w:hAnsi="Arial" w:eastAsia="Arial" w:cs="Arial"/>
+          <w:b/>
+          <w:caps/>
+          <w:color w:val="2E2E2E"/>
+          <w:sz w:val="18"/>
+        </w:rPr>
+        <w:t>FANCYMUSIC</w:t>
+      </w:r>
+      <w:r>
+        <w:rPr>
+          <w:rFonts w:ascii="Arial" w:hAnsi="Arial" w:eastAsia="Arial" w:cs="Arial"/>
           <w:b w:val="0"/>
           <w:caps/>
+          <w:color w:val="6F6F6F"/>
+          <w:sz w:val="18"/>
+        </w:rPr>
+        <w:t xml:space="preserve">   ·   Программа концерта</w:t>
+      </w:r>
+    </w:p>
+    <w:p>
+      <w:pPr>
+        <w:spacing w:before="520" w:after="160" w:line="228" w:lineRule="auto"/>
+      </w:pPr>
+      <w:r>
+        <w:rPr>
+          <w:rFonts w:ascii="Arial" w:hAnsi="Arial" w:eastAsia="Arial" w:cs="Arial"/>
+          <w:b/>
+          <w:caps/>
           <w:color w:val="2E2E2E"/>
-          <w:sz w:val="52"/>
+          <w:sz w:val="64"/>
         </w:rPr>
         <w:t>Hauntology × Брайан Ино</w:t>
       </w:r>
     </w:p>
     <w:p>
       <w:pPr>
-        <w:spacing w:before="0" w:after="160" w:line="312" w:lineRule="auto"/>
+        <w:spacing w:before="0" w:after="80" w:line="312" w:lineRule="auto"/>
       </w:pPr>
       <w:r>
         <w:rPr>
-          <w:rFonts w:ascii="Arial" w:hAnsi="Arial" w:eastAsia="Arial"/>
+          <w:rFonts w:ascii="Arial" w:hAnsi="Arial" w:eastAsia="Arial" w:cs="Arial"/>
           <w:b w:val="0"/>
           <w:caps w:val="0"/>
           <w:color w:val="6F6F6F"/>
@@ -34,704 +62,1068 @@
     </w:p>
     <w:p>
       <w:pPr>
-        <w:spacing w:before="0" w:after="40" w:line="312" w:lineRule="auto"/>
+        <w:spacing w:before="0" w:after="80" w:line="240" w:lineRule="auto"/>
       </w:pPr>
-      <w:r>
-        <w:rPr>
-          <w:rFonts w:ascii="Arial" w:hAnsi="Arial" w:eastAsia="Arial"/>
-          <w:b/>
-          <w:caps w:val="0"/>
-          <w:color w:val="2E2E2E"/>
-          <w:sz w:val="22"/>
-        </w:rPr>
-        <w:t>Дата:</w:t>
-      </w:r>
-      <w:r>
-        <w:rPr>
-          <w:rFonts w:ascii="Arial" w:hAnsi="Arial" w:eastAsia="Arial"/>
-          <w:b w:val="0"/>
-          <w:caps w:val="0"/>
-          <w:color w:val="2E2E2E"/>
-          <w:sz w:val="22"/>
-        </w:rPr>
-        <w:t xml:space="preserve"> ноябрь 2026, варианты 6–8 или 13–15 ноября; музыканты свободны 7, 8 и 14 ноября </w:t>
-      </w:r>
-      <w:r>
-        <w:rPr>
-          <w:rFonts w:ascii="Arial" w:hAnsi="Arial" w:eastAsia="Arial"/>
-          <w:b/>
-          <w:caps w:val="0"/>
-          <w:color w:val="FF2626"/>
-          <w:sz w:val="22"/>
-        </w:rPr>
-        <w:t>[УТОЧНИТЬ окончательную дату]</w:t>
-      </w:r>
     </w:p>
+    <w:tbl>
+      <w:tblPr>
+        <w:tblW w:type="auto" w:w="0"/>
+        <w:jc w:val="left"/>
+        <w:tblLayout w:type="fixed"/>
+        <w:tblLook w:firstColumn="1" w:firstRow="1" w:lastColumn="0" w:lastRow="0" w:noHBand="0" w:noVBand="1" w:val="04A0"/>
+        <w:tblCellMar>
+          <w:top w:w="90" w:type="dxa"/>
+          <w:left w:w="0" w:type="dxa"/>
+          <w:bottom w:w="90" w:type="dxa"/>
+          <w:right w:w="120" w:type="dxa"/>
+        </w:tblCellMar>
+        <w:tblLayout w:type="fixed"/>
+      </w:tblPr>
+      <w:tblGrid>
+        <w:gridCol w:w="2608"/>
+        <w:gridCol w:w="6803"/>
+      </w:tblGrid>
+      <w:tr>
+        <w:tc>
+          <w:tcPr>
+            <w:tcW w:type="dxa" w:w="2608"/>
+            <w:tcBorders>
+              <w:top w:val="nil" w:sz="0" w:space="0" w:color="FFFFFF"/>
+              <w:left w:val="nil" w:sz="0" w:space="0" w:color="FFFFFF"/>
+              <w:right w:val="nil" w:sz="0" w:space="0" w:color="FFFFFF"/>
+              <w:bottom w:val="single" w:sz="4" w:space="0" w:color="E8E8E8"/>
+            </w:tcBorders>
+          </w:tcPr>
+          <w:p>
+            <w:pPr>
+              <w:spacing w:before="0" w:after="0" w:line="288" w:lineRule="auto"/>
+            </w:pPr>
+            <w:r>
+              <w:rPr>
+                <w:rFonts w:ascii="Arial" w:hAnsi="Arial" w:eastAsia="Arial" w:cs="Arial"/>
+                <w:b/>
+                <w:caps/>
+                <w:color w:val="6F6F6F"/>
+                <w:sz w:val="17"/>
+              </w:rPr>
+              <w:t>Дата</w:t>
+            </w:r>
+          </w:p>
+        </w:tc>
+        <w:tc>
+          <w:tcPr>
+            <w:tcW w:type="dxa" w:w="6803"/>
+            <w:tcBorders>
+              <w:top w:val="nil" w:sz="0" w:space="0" w:color="FFFFFF"/>
+              <w:left w:val="nil" w:sz="0" w:space="0" w:color="FFFFFF"/>
+              <w:right w:val="nil" w:sz="0" w:space="0" w:color="FFFFFF"/>
+              <w:bottom w:val="single" w:sz="4" w:space="0" w:color="E8E8E8"/>
+            </w:tcBorders>
+          </w:tcPr>
+          <w:p>
+            <w:pPr>
+              <w:spacing w:before="0" w:after="0" w:line="288" w:lineRule="auto"/>
+            </w:pPr>
+            <w:r>
+              <w:rPr>
+                <w:rFonts w:ascii="Arial" w:hAnsi="Arial" w:eastAsia="Arial" w:cs="Arial"/>
+                <w:b w:val="0"/>
+                <w:caps w:val="0"/>
+                <w:color w:val="2E2E2E"/>
+                <w:sz w:val="22"/>
+              </w:rPr>
+              <w:t xml:space="preserve">ноябрь 2026, варианты 6–8 или 13–15 ноября; музыканты свободны 7, 8 и 14 ноября </w:t>
+            </w:r>
+            <w:r>
+              <w:rPr>
+                <w:rFonts w:ascii="Arial" w:hAnsi="Arial" w:eastAsia="Arial" w:cs="Arial"/>
+                <w:b/>
+                <w:caps w:val="0"/>
+                <w:color w:val="2E2E2E"/>
+                <w:sz w:val="22"/>
+                <w:shd w:val="clear" w:color="auto" w:fill="F2F2F2"/>
+              </w:rPr>
+              <w:t>[УТОЧНИТЬ окончательную дату]</w:t>
+            </w:r>
+          </w:p>
+        </w:tc>
+      </w:tr>
+      <w:tr>
+        <w:tc>
+          <w:tcPr>
+            <w:tcW w:type="dxa" w:w="2608"/>
+            <w:tcBorders>
+              <w:top w:val="nil" w:sz="0" w:space="0" w:color="FFFFFF"/>
+              <w:left w:val="nil" w:sz="0" w:space="0" w:color="FFFFFF"/>
+              <w:right w:val="nil" w:sz="0" w:space="0" w:color="FFFFFF"/>
+              <w:bottom w:val="single" w:sz="4" w:space="0" w:color="E8E8E8"/>
+            </w:tcBorders>
+          </w:tcPr>
+          <w:p>
+            <w:pPr>
+              <w:spacing w:before="0" w:after="0" w:line="288" w:lineRule="auto"/>
+            </w:pPr>
+            <w:r>
+              <w:rPr>
+                <w:rFonts w:ascii="Arial" w:hAnsi="Arial" w:eastAsia="Arial" w:cs="Arial"/>
+                <w:b/>
+                <w:caps/>
+                <w:color w:val="6F6F6F"/>
+                <w:sz w:val="17"/>
+              </w:rPr>
+              <w:t>Время начала</w:t>
+            </w:r>
+          </w:p>
+        </w:tc>
+        <w:tc>
+          <w:tcPr>
+            <w:tcW w:type="dxa" w:w="6803"/>
+            <w:tcBorders>
+              <w:top w:val="nil" w:sz="0" w:space="0" w:color="FFFFFF"/>
+              <w:left w:val="nil" w:sz="0" w:space="0" w:color="FFFFFF"/>
+              <w:right w:val="nil" w:sz="0" w:space="0" w:color="FFFFFF"/>
+              <w:bottom w:val="single" w:sz="4" w:space="0" w:color="E8E8E8"/>
+            </w:tcBorders>
+          </w:tcPr>
+          <w:p>
+            <w:pPr>
+              <w:spacing w:before="0" w:after="0" w:line="288" w:lineRule="auto"/>
+            </w:pPr>
+            <w:r>
+              <w:rPr>
+                <w:rFonts w:ascii="Arial" w:hAnsi="Arial" w:eastAsia="Arial" w:cs="Arial"/>
+                <w:b/>
+                <w:caps w:val="0"/>
+                <w:color w:val="2E2E2E"/>
+                <w:sz w:val="22"/>
+                <w:shd w:val="clear" w:color="auto" w:fill="F2F2F2"/>
+              </w:rPr>
+              <w:t>[УТОЧНИТЬ]</w:t>
+            </w:r>
+          </w:p>
+        </w:tc>
+      </w:tr>
+      <w:tr>
+        <w:tc>
+          <w:tcPr>
+            <w:tcW w:type="dxa" w:w="2608"/>
+            <w:tcBorders>
+              <w:top w:val="nil" w:sz="0" w:space="0" w:color="FFFFFF"/>
+              <w:left w:val="nil" w:sz="0" w:space="0" w:color="FFFFFF"/>
+              <w:right w:val="nil" w:sz="0" w:space="0" w:color="FFFFFF"/>
+              <w:bottom w:val="single" w:sz="4" w:space="0" w:color="E8E8E8"/>
+            </w:tcBorders>
+          </w:tcPr>
+          <w:p>
+            <w:pPr>
+              <w:spacing w:before="0" w:after="0" w:line="288" w:lineRule="auto"/>
+            </w:pPr>
+            <w:r>
+              <w:rPr>
+                <w:rFonts w:ascii="Arial" w:hAnsi="Arial" w:eastAsia="Arial" w:cs="Arial"/>
+                <w:b/>
+                <w:caps/>
+                <w:color w:val="6F6F6F"/>
+                <w:sz w:val="17"/>
+              </w:rPr>
+              <w:t>Длительность сета</w:t>
+            </w:r>
+          </w:p>
+        </w:tc>
+        <w:tc>
+          <w:tcPr>
+            <w:tcW w:type="dxa" w:w="6803"/>
+            <w:tcBorders>
+              <w:top w:val="nil" w:sz="0" w:space="0" w:color="FFFFFF"/>
+              <w:left w:val="nil" w:sz="0" w:space="0" w:color="FFFFFF"/>
+              <w:right w:val="nil" w:sz="0" w:space="0" w:color="FFFFFF"/>
+              <w:bottom w:val="single" w:sz="4" w:space="0" w:color="E8E8E8"/>
+            </w:tcBorders>
+          </w:tcPr>
+          <w:p>
+            <w:pPr>
+              <w:spacing w:before="0" w:after="0" w:line="288" w:lineRule="auto"/>
+            </w:pPr>
+            <w:r>
+              <w:rPr>
+                <w:rFonts w:ascii="Arial" w:hAnsi="Arial" w:eastAsia="Arial" w:cs="Arial"/>
+                <w:b w:val="0"/>
+                <w:caps w:val="0"/>
+                <w:color w:val="2E2E2E"/>
+                <w:sz w:val="22"/>
+              </w:rPr>
+              <w:t>60 минут</w:t>
+            </w:r>
+          </w:p>
+        </w:tc>
+      </w:tr>
+      <w:tr>
+        <w:tc>
+          <w:tcPr>
+            <w:tcW w:type="dxa" w:w="2608"/>
+            <w:tcBorders>
+              <w:top w:val="nil" w:sz="0" w:space="0" w:color="FFFFFF"/>
+              <w:left w:val="nil" w:sz="0" w:space="0" w:color="FFFFFF"/>
+              <w:right w:val="nil" w:sz="0" w:space="0" w:color="FFFFFF"/>
+              <w:bottom w:val="single" w:sz="4" w:space="0" w:color="E8E8E8"/>
+            </w:tcBorders>
+          </w:tcPr>
+          <w:p>
+            <w:pPr>
+              <w:spacing w:before="0" w:after="0" w:line="288" w:lineRule="auto"/>
+            </w:pPr>
+            <w:r>
+              <w:rPr>
+                <w:rFonts w:ascii="Arial" w:hAnsi="Arial" w:eastAsia="Arial" w:cs="Arial"/>
+                <w:b/>
+                <w:caps/>
+                <w:color w:val="6F6F6F"/>
+                <w:sz w:val="17"/>
+              </w:rPr>
+              <w:t>Формат</w:t>
+            </w:r>
+          </w:p>
+        </w:tc>
+        <w:tc>
+          <w:tcPr>
+            <w:tcW w:type="dxa" w:w="6803"/>
+            <w:tcBorders>
+              <w:top w:val="nil" w:sz="0" w:space="0" w:color="FFFFFF"/>
+              <w:left w:val="nil" w:sz="0" w:space="0" w:color="FFFFFF"/>
+              <w:right w:val="nil" w:sz="0" w:space="0" w:color="FFFFFF"/>
+              <w:bottom w:val="single" w:sz="4" w:space="0" w:color="E8E8E8"/>
+            </w:tcBorders>
+          </w:tcPr>
+          <w:p>
+            <w:pPr>
+              <w:spacing w:before="0" w:after="0" w:line="288" w:lineRule="auto"/>
+            </w:pPr>
+            <w:r>
+              <w:rPr>
+                <w:rFonts w:ascii="Arial" w:hAnsi="Arial" w:eastAsia="Arial" w:cs="Arial"/>
+                <w:b w:val="0"/>
+                <w:caps w:val="0"/>
+                <w:color w:val="2E2E2E"/>
+                <w:sz w:val="22"/>
+              </w:rPr>
+              <w:t>ансамбль играет в экспозиции, гости свободно ходят по залу, без рассадки</w:t>
+            </w:r>
+          </w:p>
+        </w:tc>
+      </w:tr>
+    </w:tbl>
     <w:p>
       <w:pPr>
-        <w:spacing w:before="0" w:after="40" w:line="312" w:lineRule="auto"/>
-      </w:pPr>
-      <w:r>
-        <w:rPr>
-          <w:rFonts w:ascii="Arial" w:hAnsi="Arial" w:eastAsia="Arial"/>
-          <w:b/>
-          <w:caps w:val="0"/>
-          <w:color w:val="2E2E2E"/>
-          <w:sz w:val="22"/>
-        </w:rPr>
-        <w:t>Время начала:</w:t>
-      </w:r>
-      <w:r>
-        <w:rPr>
-          <w:rFonts w:ascii="Arial" w:hAnsi="Arial" w:eastAsia="Arial"/>
-          <w:b w:val="0"/>
-          <w:caps w:val="0"/>
-          <w:color w:val="2E2E2E"/>
-          <w:sz w:val="22"/>
-        </w:rPr>
-        <w:t xml:space="preserve"> </w:t>
-      </w:r>
-      <w:r>
-        <w:rPr>
-          <w:rFonts w:ascii="Arial" w:hAnsi="Arial" w:eastAsia="Arial"/>
-          <w:b/>
-          <w:caps w:val="0"/>
-          <w:color w:val="FF2626"/>
-          <w:sz w:val="22"/>
-        </w:rPr>
-        <w:t>[УТОЧНИТЬ]</w:t>
-      </w:r>
-    </w:p>
-    <w:p>
-      <w:pPr>
-        <w:spacing w:before="0" w:after="40" w:line="312" w:lineRule="auto"/>
-      </w:pPr>
-      <w:r>
-        <w:rPr>
-          <w:rFonts w:ascii="Arial" w:hAnsi="Arial" w:eastAsia="Arial"/>
-          <w:b/>
-          <w:caps w:val="0"/>
-          <w:color w:val="2E2E2E"/>
-          <w:sz w:val="22"/>
-        </w:rPr>
-        <w:t>Длительность сета:</w:t>
-      </w:r>
-      <w:r>
-        <w:rPr>
-          <w:rFonts w:ascii="Arial" w:hAnsi="Arial" w:eastAsia="Arial"/>
-          <w:b w:val="0"/>
-          <w:caps w:val="0"/>
-          <w:color w:val="2E2E2E"/>
-          <w:sz w:val="22"/>
-        </w:rPr>
-        <w:t xml:space="preserve"> 60 минут</w:t>
-      </w:r>
-    </w:p>
-    <w:p>
-      <w:pPr>
-        <w:spacing w:before="0" w:after="40" w:line="312" w:lineRule="auto"/>
-      </w:pPr>
-      <w:r>
-        <w:rPr>
-          <w:rFonts w:ascii="Arial" w:hAnsi="Arial" w:eastAsia="Arial"/>
-          <w:b/>
-          <w:caps w:val="0"/>
-          <w:color w:val="2E2E2E"/>
-          <w:sz w:val="22"/>
-        </w:rPr>
-        <w:t>Формат:</w:t>
-      </w:r>
-      <w:r>
-        <w:rPr>
-          <w:rFonts w:ascii="Arial" w:hAnsi="Arial" w:eastAsia="Arial"/>
-          <w:b w:val="0"/>
-          <w:caps w:val="0"/>
-          <w:color w:val="2E2E2E"/>
-          <w:sz w:val="22"/>
-        </w:rPr>
-        <w:t xml:space="preserve"> ансамбль играет в экспозиции, гости свободно ходят по залу, без рассадки</w:t>
-      </w:r>
-    </w:p>
-    <w:p>
-      <w:pPr>
-        <w:spacing w:before="320" w:after="120" w:line="240" w:lineRule="auto"/>
+        <w:keepNext/>
+        <w:spacing w:before="480" w:after="160" w:line="240" w:lineRule="auto"/>
         <w:pBdr>
-          <w:bottom w:val="single" w:sz="8" w:space="2" w:color="FF2626"/>
+          <w:bottom w:val="single" w:sz="8" w:space="5" w:color="2E2E2E"/>
         </w:pBdr>
       </w:pPr>
       <w:r>
         <w:rPr>
-          <w:rFonts w:ascii="Arial Narrow" w:hAnsi="Arial Narrow" w:eastAsia="Arial Narrow"/>
-          <w:b w:val="0"/>
+          <w:rFonts w:ascii="Arial" w:hAnsi="Arial" w:eastAsia="Arial" w:cs="Arial"/>
+          <w:b/>
           <w:caps/>
           <w:color w:val="2E2E2E"/>
-          <w:sz w:val="28"/>
+          <w:sz w:val="30"/>
         </w:rPr>
         <w:t>Программа</w:t>
       </w:r>
     </w:p>
     <w:p>
       <w:pPr>
-        <w:spacing w:before="0" w:after="160" w:line="312" w:lineRule="auto"/>
+        <w:spacing w:before="0" w:after="160" w:line="324" w:lineRule="auto"/>
       </w:pPr>
       <w:r>
         <w:rPr>
-          <w:rFonts w:ascii="Arial" w:hAnsi="Arial" w:eastAsia="Arial"/>
+          <w:rFonts w:ascii="Arial" w:hAnsi="Arial" w:eastAsia="Arial" w:cs="Arial"/>
           <w:b w:val="0"/>
           <w:caps w:val="0"/>
           <w:color w:val="2E2E2E"/>
-          <w:sz w:val="22"/>
+          <w:sz w:val="21"/>
         </w:rPr>
         <w:t>Центральное произведение вечера — Music for Airports Брайана Ино, культовый эмбиент-альбом. Играем несколько частей альбома. Длительность каждой зависит от исполнения и от настроения в зале.</w:t>
       </w:r>
     </w:p>
+    <w:tbl>
+      <w:tblPr>
+        <w:tblW w:type="auto" w:w="0"/>
+        <w:jc w:val="left"/>
+        <w:tblLayout w:type="fixed"/>
+        <w:tblLook w:firstColumn="1" w:firstRow="1" w:lastColumn="0" w:lastRow="0" w:noHBand="0" w:noVBand="1" w:val="04A0"/>
+        <w:tblCellMar>
+          <w:top w:w="90" w:type="dxa"/>
+          <w:left w:w="0" w:type="dxa"/>
+          <w:bottom w:w="90" w:type="dxa"/>
+          <w:right w:w="120" w:type="dxa"/>
+        </w:tblCellMar>
+        <w:tblLayout w:type="fixed"/>
+      </w:tblPr>
+      <w:tblGrid>
+        <w:gridCol w:w="794"/>
+        <w:gridCol w:w="6236"/>
+        <w:gridCol w:w="2381"/>
+      </w:tblGrid>
+      <w:tr>
+        <w:tc>
+          <w:tcPr>
+            <w:tcW w:type="dxa" w:w="794"/>
+            <w:tcBorders>
+              <w:top w:val="nil" w:sz="0" w:space="0" w:color="FFFFFF"/>
+              <w:left w:val="nil" w:sz="0" w:space="0" w:color="FFFFFF"/>
+              <w:right w:val="nil" w:sz="0" w:space="0" w:color="FFFFFF"/>
+              <w:bottom w:val="single" w:sz="4" w:space="0" w:color="E8E8E8"/>
+            </w:tcBorders>
+          </w:tcPr>
+          <w:p>
+            <w:pPr>
+              <w:spacing w:before="0" w:after="0" w:line="240" w:lineRule="auto"/>
+            </w:pPr>
+            <w:r>
+              <w:rPr>
+                <w:rFonts w:ascii="Arial" w:hAnsi="Arial" w:eastAsia="Arial" w:cs="Arial"/>
+                <w:b/>
+                <w:caps w:val="0"/>
+                <w:color w:val="FF2626"/>
+                <w:sz w:val="52"/>
+              </w:rPr>
+              <w:t>1</w:t>
+            </w:r>
+          </w:p>
+        </w:tc>
+        <w:tc>
+          <w:tcPr>
+            <w:tcW w:type="dxa" w:w="6236"/>
+            <w:tcBorders>
+              <w:top w:val="nil" w:sz="0" w:space="0" w:color="FFFFFF"/>
+              <w:left w:val="nil" w:sz="0" w:space="0" w:color="FFFFFF"/>
+              <w:right w:val="nil" w:sz="0" w:space="0" w:color="FFFFFF"/>
+              <w:bottom w:val="single" w:sz="4" w:space="0" w:color="E8E8E8"/>
+            </w:tcBorders>
+          </w:tcPr>
+          <w:p>
+            <w:pPr>
+              <w:spacing w:before="0" w:after="0" w:line="288" w:lineRule="auto"/>
+            </w:pPr>
+            <w:r>
+              <w:rPr>
+                <w:rFonts w:ascii="Arial" w:hAnsi="Arial" w:eastAsia="Arial" w:cs="Arial"/>
+                <w:b w:val="0"/>
+                <w:caps w:val="0"/>
+                <w:color w:val="2E2E2E"/>
+                <w:sz w:val="22"/>
+              </w:rPr>
+              <w:t xml:space="preserve">Brian Eno — Music for Airports, часть </w:t>
+            </w:r>
+            <w:r>
+              <w:rPr>
+                <w:rFonts w:ascii="Arial" w:hAnsi="Arial" w:eastAsia="Arial" w:cs="Arial"/>
+                <w:b/>
+                <w:caps w:val="0"/>
+                <w:color w:val="2E2E2E"/>
+                <w:sz w:val="22"/>
+                <w:shd w:val="clear" w:color="auto" w:fill="F2F2F2"/>
+              </w:rPr>
+              <w:t>[УТОЧНИТЬ]</w:t>
+            </w:r>
+          </w:p>
+        </w:tc>
+        <w:tc>
+          <w:tcPr>
+            <w:tcW w:type="dxa" w:w="2381"/>
+            <w:tcBorders>
+              <w:top w:val="nil" w:sz="0" w:space="0" w:color="FFFFFF"/>
+              <w:left w:val="nil" w:sz="0" w:space="0" w:color="FFFFFF"/>
+              <w:right w:val="nil" w:sz="0" w:space="0" w:color="FFFFFF"/>
+              <w:bottom w:val="single" w:sz="4" w:space="0" w:color="E8E8E8"/>
+            </w:tcBorders>
+          </w:tcPr>
+          <w:p>
+            <w:pPr>
+              <w:spacing w:before="0" w:after="0" w:line="288" w:lineRule="auto"/>
+            </w:pPr>
+            <w:r>
+              <w:rPr>
+                <w:rFonts w:ascii="Arial" w:hAnsi="Arial" w:eastAsia="Arial" w:cs="Arial"/>
+                <w:b/>
+                <w:caps w:val="0"/>
+                <w:color w:val="2E2E2E"/>
+                <w:sz w:val="22"/>
+                <w:shd w:val="clear" w:color="auto" w:fill="F2F2F2"/>
+              </w:rPr>
+              <w:t>[УТОЧНИТЬ]</w:t>
+            </w:r>
+            <w:r>
+              <w:rPr>
+                <w:rFonts w:ascii="Arial" w:hAnsi="Arial" w:eastAsia="Arial" w:cs="Arial"/>
+                <w:b w:val="0"/>
+                <w:caps w:val="0"/>
+                <w:color w:val="2E2E2E"/>
+                <w:sz w:val="22"/>
+              </w:rPr>
+              <w:t xml:space="preserve"> мин</w:t>
+            </w:r>
+          </w:p>
+        </w:tc>
+      </w:tr>
+      <w:tr>
+        <w:tc>
+          <w:tcPr>
+            <w:tcW w:type="dxa" w:w="794"/>
+            <w:tcBorders>
+              <w:top w:val="nil" w:sz="0" w:space="0" w:color="FFFFFF"/>
+              <w:left w:val="nil" w:sz="0" w:space="0" w:color="FFFFFF"/>
+              <w:right w:val="nil" w:sz="0" w:space="0" w:color="FFFFFF"/>
+              <w:bottom w:val="single" w:sz="4" w:space="0" w:color="E8E8E8"/>
+            </w:tcBorders>
+          </w:tcPr>
+          <w:p>
+            <w:pPr>
+              <w:spacing w:before="0" w:after="0" w:line="240" w:lineRule="auto"/>
+            </w:pPr>
+            <w:r>
+              <w:rPr>
+                <w:rFonts w:ascii="Arial" w:hAnsi="Arial" w:eastAsia="Arial" w:cs="Arial"/>
+                <w:b/>
+                <w:caps w:val="0"/>
+                <w:color w:val="FF2626"/>
+                <w:sz w:val="52"/>
+              </w:rPr>
+              <w:t>2</w:t>
+            </w:r>
+          </w:p>
+        </w:tc>
+        <w:tc>
+          <w:tcPr>
+            <w:tcW w:type="dxa" w:w="6236"/>
+            <w:tcBorders>
+              <w:top w:val="nil" w:sz="0" w:space="0" w:color="FFFFFF"/>
+              <w:left w:val="nil" w:sz="0" w:space="0" w:color="FFFFFF"/>
+              <w:right w:val="nil" w:sz="0" w:space="0" w:color="FFFFFF"/>
+              <w:bottom w:val="single" w:sz="4" w:space="0" w:color="E8E8E8"/>
+            </w:tcBorders>
+          </w:tcPr>
+          <w:p>
+            <w:pPr>
+              <w:spacing w:before="0" w:after="0" w:line="288" w:lineRule="auto"/>
+            </w:pPr>
+            <w:r>
+              <w:rPr>
+                <w:rFonts w:ascii="Arial" w:hAnsi="Arial" w:eastAsia="Arial" w:cs="Arial"/>
+                <w:b w:val="0"/>
+                <w:caps w:val="0"/>
+                <w:color w:val="2E2E2E"/>
+                <w:sz w:val="22"/>
+              </w:rPr>
+              <w:t xml:space="preserve">Brian Eno — Music for Airports, часть </w:t>
+            </w:r>
+            <w:r>
+              <w:rPr>
+                <w:rFonts w:ascii="Arial" w:hAnsi="Arial" w:eastAsia="Arial" w:cs="Arial"/>
+                <w:b/>
+                <w:caps w:val="0"/>
+                <w:color w:val="2E2E2E"/>
+                <w:sz w:val="22"/>
+                <w:shd w:val="clear" w:color="auto" w:fill="F2F2F2"/>
+              </w:rPr>
+              <w:t>[УТОЧНИТЬ]</w:t>
+            </w:r>
+          </w:p>
+        </w:tc>
+        <w:tc>
+          <w:tcPr>
+            <w:tcW w:type="dxa" w:w="2381"/>
+            <w:tcBorders>
+              <w:top w:val="nil" w:sz="0" w:space="0" w:color="FFFFFF"/>
+              <w:left w:val="nil" w:sz="0" w:space="0" w:color="FFFFFF"/>
+              <w:right w:val="nil" w:sz="0" w:space="0" w:color="FFFFFF"/>
+              <w:bottom w:val="single" w:sz="4" w:space="0" w:color="E8E8E8"/>
+            </w:tcBorders>
+          </w:tcPr>
+          <w:p>
+            <w:pPr>
+              <w:spacing w:before="0" w:after="0" w:line="288" w:lineRule="auto"/>
+            </w:pPr>
+            <w:r>
+              <w:rPr>
+                <w:rFonts w:ascii="Arial" w:hAnsi="Arial" w:eastAsia="Arial" w:cs="Arial"/>
+                <w:b/>
+                <w:caps w:val="0"/>
+                <w:color w:val="2E2E2E"/>
+                <w:sz w:val="22"/>
+                <w:shd w:val="clear" w:color="auto" w:fill="F2F2F2"/>
+              </w:rPr>
+              <w:t>[УТОЧНИТЬ]</w:t>
+            </w:r>
+            <w:r>
+              <w:rPr>
+                <w:rFonts w:ascii="Arial" w:hAnsi="Arial" w:eastAsia="Arial" w:cs="Arial"/>
+                <w:b w:val="0"/>
+                <w:caps w:val="0"/>
+                <w:color w:val="2E2E2E"/>
+                <w:sz w:val="22"/>
+              </w:rPr>
+              <w:t xml:space="preserve"> мин</w:t>
+            </w:r>
+          </w:p>
+        </w:tc>
+      </w:tr>
+    </w:tbl>
     <w:p>
       <w:pPr>
-        <w:spacing w:before="0" w:after="60" w:line="312" w:lineRule="auto"/>
-        <w:ind w:left="340"/>
+        <w:spacing w:before="0" w:after="120" w:line="240" w:lineRule="auto"/>
+      </w:pPr>
+    </w:p>
+    <w:p>
+      <w:pPr>
+        <w:spacing w:before="0" w:after="160" w:line="324" w:lineRule="auto"/>
       </w:pPr>
       <w:r>
         <w:rPr>
-          <w:rFonts w:ascii="Arial" w:hAnsi="Arial" w:eastAsia="Arial"/>
+          <w:rFonts w:ascii="Arial" w:hAnsi="Arial" w:eastAsia="Arial" w:cs="Arial"/>
           <w:b w:val="0"/>
           <w:caps w:val="0"/>
           <w:color w:val="2E2E2E"/>
-          <w:sz w:val="22"/>
-        </w:rPr>
-        <w:t xml:space="preserve">1. Brian Eno — Music for Airports, часть </w:t>
-      </w:r>
-      <w:r>
-        <w:rPr>
-          <w:rFonts w:ascii="Arial" w:hAnsi="Arial" w:eastAsia="Arial"/>
-          <w:b/>
-          <w:caps w:val="0"/>
-          <w:color w:val="FF2626"/>
-          <w:sz w:val="22"/>
-        </w:rPr>
-        <w:t>[УТОЧНИТЬ]</w:t>
-      </w:r>
-      <w:r>
-        <w:rPr>
-          <w:rFonts w:ascii="Arial" w:hAnsi="Arial" w:eastAsia="Arial"/>
-          <w:b w:val="0"/>
-          <w:caps w:val="0"/>
-          <w:color w:val="2E2E2E"/>
-          <w:sz w:val="22"/>
-        </w:rPr>
-        <w:t xml:space="preserve"> · </w:t>
-      </w:r>
-      <w:r>
-        <w:rPr>
-          <w:rFonts w:ascii="Arial" w:hAnsi="Arial" w:eastAsia="Arial"/>
-          <w:b/>
-          <w:caps w:val="0"/>
-          <w:color w:val="FF2626"/>
-          <w:sz w:val="22"/>
-        </w:rPr>
-        <w:t>[УТОЧНИТЬ]</w:t>
-      </w:r>
-      <w:r>
-        <w:rPr>
-          <w:rFonts w:ascii="Arial" w:hAnsi="Arial" w:eastAsia="Arial"/>
-          <w:b w:val="0"/>
-          <w:caps w:val="0"/>
-          <w:color w:val="2E2E2E"/>
-          <w:sz w:val="22"/>
-        </w:rPr>
-        <w:t xml:space="preserve"> мин</w:t>
-      </w:r>
-    </w:p>
-    <w:p>
-      <w:pPr>
-        <w:spacing w:before="0" w:after="60" w:line="312" w:lineRule="auto"/>
-        <w:ind w:left="340"/>
-      </w:pPr>
-      <w:r>
-        <w:rPr>
-          <w:rFonts w:ascii="Arial" w:hAnsi="Arial" w:eastAsia="Arial"/>
-          <w:b w:val="0"/>
-          <w:caps w:val="0"/>
-          <w:color w:val="2E2E2E"/>
-          <w:sz w:val="22"/>
-        </w:rPr>
-        <w:t xml:space="preserve">2. Brian Eno — Music for Airports, часть </w:t>
-      </w:r>
-      <w:r>
-        <w:rPr>
-          <w:rFonts w:ascii="Arial" w:hAnsi="Arial" w:eastAsia="Arial"/>
-          <w:b/>
-          <w:caps w:val="0"/>
-          <w:color w:val="FF2626"/>
-          <w:sz w:val="22"/>
-        </w:rPr>
-        <w:t>[УТОЧНИТЬ]</w:t>
-      </w:r>
-      <w:r>
-        <w:rPr>
-          <w:rFonts w:ascii="Arial" w:hAnsi="Arial" w:eastAsia="Arial"/>
-          <w:b w:val="0"/>
-          <w:caps w:val="0"/>
-          <w:color w:val="2E2E2E"/>
-          <w:sz w:val="22"/>
-        </w:rPr>
-        <w:t xml:space="preserve"> · </w:t>
-      </w:r>
-      <w:r>
-        <w:rPr>
-          <w:rFonts w:ascii="Arial" w:hAnsi="Arial" w:eastAsia="Arial"/>
-          <w:b/>
-          <w:caps w:val="0"/>
-          <w:color w:val="FF2626"/>
-          <w:sz w:val="22"/>
-        </w:rPr>
-        <w:t>[УТОЧНИТЬ]</w:t>
-      </w:r>
-      <w:r>
-        <w:rPr>
-          <w:rFonts w:ascii="Arial" w:hAnsi="Arial" w:eastAsia="Arial"/>
-          <w:b w:val="0"/>
-          <w:caps w:val="0"/>
-          <w:color w:val="2E2E2E"/>
-          <w:sz w:val="22"/>
-        </w:rPr>
-        <w:t xml:space="preserve"> мин</w:t>
-      </w:r>
-    </w:p>
-    <w:p>
-      <w:pPr>
-        <w:spacing w:before="0" w:after="160" w:line="312" w:lineRule="auto"/>
-      </w:pPr>
-      <w:r>
-        <w:rPr>
-          <w:rFonts w:ascii="Arial" w:hAnsi="Arial" w:eastAsia="Arial"/>
-          <w:b w:val="0"/>
-          <w:caps w:val="0"/>
-          <w:color w:val="2E2E2E"/>
-          <w:sz w:val="22"/>
+          <w:sz w:val="21"/>
         </w:rPr>
         <w:t>Общий хронометраж — 60 минут. Порядок частей фиксируем после осмотра площадки и репетиции на месте.</w:t>
       </w:r>
     </w:p>
     <w:p>
       <w:pPr>
-        <w:spacing w:before="320" w:after="120" w:line="240" w:lineRule="auto"/>
+        <w:keepNext/>
+        <w:spacing w:before="480" w:after="160" w:line="240" w:lineRule="auto"/>
         <w:pBdr>
-          <w:bottom w:val="single" w:sz="8" w:space="2" w:color="FF2626"/>
+          <w:bottom w:val="single" w:sz="8" w:space="5" w:color="2E2E2E"/>
         </w:pBdr>
       </w:pPr>
       <w:r>
         <w:rPr>
-          <w:rFonts w:ascii="Arial Narrow" w:hAnsi="Arial Narrow" w:eastAsia="Arial Narrow"/>
-          <w:b w:val="0"/>
+          <w:rFonts w:ascii="Arial" w:hAnsi="Arial" w:eastAsia="Arial" w:cs="Arial"/>
+          <w:b/>
           <w:caps/>
           <w:color w:val="2E2E2E"/>
-          <w:sz w:val="28"/>
+          <w:sz w:val="30"/>
         </w:rPr>
         <w:t>Опционально</w:t>
       </w:r>
     </w:p>
     <w:p>
       <w:pPr>
-        <w:spacing w:before="0" w:after="160" w:line="312" w:lineRule="auto"/>
+        <w:spacing w:before="0" w:after="160" w:line="324" w:lineRule="auto"/>
       </w:pPr>
       <w:r>
         <w:rPr>
-          <w:rFonts w:ascii="Arial" w:hAnsi="Arial" w:eastAsia="Arial"/>
+          <w:rFonts w:ascii="Arial" w:hAnsi="Arial" w:eastAsia="Arial" w:cs="Arial"/>
           <w:b w:val="0"/>
           <w:caps w:val="0"/>
           <w:color w:val="2E2E2E"/>
-          <w:sz w:val="22"/>
+          <w:sz w:val="21"/>
         </w:rPr>
         <w:t>Если захотим дополнить вечер, в анонсе от 6 октября заявлена музыка:</w:t>
       </w:r>
     </w:p>
     <w:p>
       <w:pPr>
-        <w:pStyle w:val="ListBullet"/>
-        <w:spacing w:before="0" w:after="60" w:line="312" w:lineRule="auto"/>
+        <w:spacing w:before="0" w:after="100" w:line="300" w:lineRule="auto"/>
+        <w:ind w:left="340" w:hanging="340"/>
       </w:pPr>
       <w:r>
         <w:rPr>
-          <w:rFonts w:ascii="Arial" w:hAnsi="Arial" w:eastAsia="Arial"/>
+          <w:rFonts w:ascii="Arial" w:hAnsi="Arial" w:eastAsia="Arial" w:cs="Arial"/>
           <w:b w:val="0"/>
           <w:caps w:val="0"/>
           <w:color w:val="2E2E2E"/>
-          <w:sz w:val="22"/>
+          <w:sz w:val="21"/>
+        </w:rPr>
+        <w:t xml:space="preserve">— </w:t>
+      </w:r>
+      <w:r>
+        <w:rPr>
+          <w:rFonts w:ascii="Arial" w:hAnsi="Arial" w:eastAsia="Arial" w:cs="Arial"/>
+          <w:b w:val="0"/>
+          <w:caps w:val="0"/>
+          <w:color w:val="2E2E2E"/>
+          <w:sz w:val="21"/>
         </w:rPr>
         <w:t xml:space="preserve">Morton Feldman — </w:t>
       </w:r>
       <w:r>
         <w:rPr>
-          <w:rFonts w:ascii="Arial" w:hAnsi="Arial" w:eastAsia="Arial"/>
+          <w:rFonts w:ascii="Arial" w:hAnsi="Arial" w:eastAsia="Arial" w:cs="Arial"/>
           <w:b/>
           <w:caps w:val="0"/>
-          <w:color w:val="FF2626"/>
-          <w:sz w:val="22"/>
+          <w:color w:val="2E2E2E"/>
+          <w:sz w:val="21"/>
+          <w:shd w:val="clear" w:color="auto" w:fill="F2F2F2"/>
         </w:rPr>
         <w:t>[УТОЧНИТЬ произведение]</w:t>
       </w:r>
     </w:p>
     <w:p>
       <w:pPr>
-        <w:pStyle w:val="ListBullet"/>
-        <w:spacing w:before="0" w:after="60" w:line="312" w:lineRule="auto"/>
+        <w:spacing w:before="0" w:after="100" w:line="300" w:lineRule="auto"/>
+        <w:ind w:left="340" w:hanging="340"/>
       </w:pPr>
       <w:r>
         <w:rPr>
-          <w:rFonts w:ascii="Arial" w:hAnsi="Arial" w:eastAsia="Arial"/>
+          <w:rFonts w:ascii="Arial" w:hAnsi="Arial" w:eastAsia="Arial" w:cs="Arial"/>
           <w:b w:val="0"/>
           <w:caps w:val="0"/>
           <w:color w:val="2E2E2E"/>
-          <w:sz w:val="22"/>
+          <w:sz w:val="21"/>
+        </w:rPr>
+        <w:t xml:space="preserve">— </w:t>
+      </w:r>
+      <w:r>
+        <w:rPr>
+          <w:rFonts w:ascii="Arial" w:hAnsi="Arial" w:eastAsia="Arial" w:cs="Arial"/>
+          <w:b w:val="0"/>
+          <w:caps w:val="0"/>
+          <w:color w:val="2E2E2E"/>
+          <w:sz w:val="21"/>
         </w:rPr>
         <w:t xml:space="preserve">Meredith Monk — </w:t>
       </w:r>
       <w:r>
         <w:rPr>
-          <w:rFonts w:ascii="Arial" w:hAnsi="Arial" w:eastAsia="Arial"/>
+          <w:rFonts w:ascii="Arial" w:hAnsi="Arial" w:eastAsia="Arial" w:cs="Arial"/>
           <w:b/>
           <w:caps w:val="0"/>
-          <w:color w:val="FF2626"/>
-          <w:sz w:val="22"/>
+          <w:color w:val="2E2E2E"/>
+          <w:sz w:val="21"/>
+          <w:shd w:val="clear" w:color="auto" w:fill="F2F2F2"/>
         </w:rPr>
         <w:t>[УТОЧНИТЬ произведение]</w:t>
       </w:r>
     </w:p>
     <w:p>
       <w:pPr>
-        <w:pStyle w:val="ListBullet"/>
-        <w:spacing w:before="0" w:after="60" w:line="312" w:lineRule="auto"/>
+        <w:spacing w:before="0" w:after="100" w:line="300" w:lineRule="auto"/>
+        <w:ind w:left="340" w:hanging="340"/>
       </w:pPr>
       <w:r>
         <w:rPr>
-          <w:rFonts w:ascii="Arial" w:hAnsi="Arial" w:eastAsia="Arial"/>
+          <w:rFonts w:ascii="Arial" w:hAnsi="Arial" w:eastAsia="Arial" w:cs="Arial"/>
           <w:b w:val="0"/>
           <w:caps w:val="0"/>
           <w:color w:val="2E2E2E"/>
-          <w:sz w:val="22"/>
+          <w:sz w:val="21"/>
+        </w:rPr>
+        <w:t xml:space="preserve">— </w:t>
+      </w:r>
+      <w:r>
+        <w:rPr>
+          <w:rFonts w:ascii="Arial" w:hAnsi="Arial" w:eastAsia="Arial" w:cs="Arial"/>
+          <w:b w:val="0"/>
+          <w:caps w:val="0"/>
+          <w:color w:val="2E2E2E"/>
+          <w:sz w:val="21"/>
         </w:rPr>
         <w:t xml:space="preserve">William Duckworth — </w:t>
       </w:r>
       <w:r>
         <w:rPr>
-          <w:rFonts w:ascii="Arial" w:hAnsi="Arial" w:eastAsia="Arial"/>
+          <w:rFonts w:ascii="Arial" w:hAnsi="Arial" w:eastAsia="Arial" w:cs="Arial"/>
           <w:b/>
           <w:caps w:val="0"/>
-          <w:color w:val="FF2626"/>
-          <w:sz w:val="22"/>
+          <w:color w:val="2E2E2E"/>
+          <w:sz w:val="21"/>
+          <w:shd w:val="clear" w:color="auto" w:fill="F2F2F2"/>
         </w:rPr>
         <w:t>[УТОЧНИТЬ произведение]</w:t>
       </w:r>
     </w:p>
     <w:p>
       <w:pPr>
-        <w:pStyle w:val="ListBullet"/>
-        <w:spacing w:before="0" w:after="60" w:line="312" w:lineRule="auto"/>
+        <w:spacing w:before="0" w:after="100" w:line="300" w:lineRule="auto"/>
+        <w:ind w:left="340" w:hanging="340"/>
       </w:pPr>
       <w:r>
         <w:rPr>
-          <w:rFonts w:ascii="Arial" w:hAnsi="Arial" w:eastAsia="Arial"/>
+          <w:rFonts w:ascii="Arial" w:hAnsi="Arial" w:eastAsia="Arial" w:cs="Arial"/>
           <w:b w:val="0"/>
           <w:caps w:val="0"/>
           <w:color w:val="2E2E2E"/>
-          <w:sz w:val="22"/>
+          <w:sz w:val="21"/>
+        </w:rPr>
+        <w:t xml:space="preserve">— </w:t>
+      </w:r>
+      <w:r>
+        <w:rPr>
+          <w:rFonts w:ascii="Arial" w:hAnsi="Arial" w:eastAsia="Arial" w:cs="Arial"/>
+          <w:b w:val="0"/>
+          <w:caps w:val="0"/>
+          <w:color w:val="2E2E2E"/>
+          <w:sz w:val="21"/>
         </w:rPr>
         <w:t xml:space="preserve">Aphex Twin — </w:t>
       </w:r>
       <w:r>
         <w:rPr>
-          <w:rFonts w:ascii="Arial" w:hAnsi="Arial" w:eastAsia="Arial"/>
+          <w:rFonts w:ascii="Arial" w:hAnsi="Arial" w:eastAsia="Arial" w:cs="Arial"/>
           <w:b/>
           <w:caps w:val="0"/>
-          <w:color w:val="FF2626"/>
-          <w:sz w:val="22"/>
+          <w:color w:val="2E2E2E"/>
+          <w:sz w:val="21"/>
+          <w:shd w:val="clear" w:color="auto" w:fill="F2F2F2"/>
         </w:rPr>
         <w:t>[УТОЧНИТЬ произведение]</w:t>
       </w:r>
     </w:p>
     <w:p>
       <w:pPr>
-        <w:spacing w:before="320" w:after="120" w:line="240" w:lineRule="auto"/>
+        <w:keepNext/>
+        <w:spacing w:before="480" w:after="160" w:line="240" w:lineRule="auto"/>
         <w:pBdr>
-          <w:bottom w:val="single" w:sz="8" w:space="2" w:color="FF2626"/>
+          <w:bottom w:val="single" w:sz="8" w:space="5" w:color="2E2E2E"/>
         </w:pBdr>
       </w:pPr>
       <w:r>
         <w:rPr>
-          <w:rFonts w:ascii="Arial Narrow" w:hAnsi="Arial Narrow" w:eastAsia="Arial Narrow"/>
-          <w:b w:val="0"/>
+          <w:rFonts w:ascii="Arial" w:hAnsi="Arial" w:eastAsia="Arial" w:cs="Arial"/>
+          <w:b/>
           <w:caps/>
           <w:color w:val="2E2E2E"/>
-          <w:sz w:val="28"/>
+          <w:sz w:val="30"/>
         </w:rPr>
         <w:t>Состав</w:t>
       </w:r>
     </w:p>
     <w:p>
       <w:pPr>
-        <w:spacing w:before="0" w:after="160" w:line="312" w:lineRule="auto"/>
+        <w:spacing w:before="0" w:after="160" w:line="324" w:lineRule="auto"/>
       </w:pPr>
       <w:r>
         <w:rPr>
-          <w:rFonts w:ascii="Arial" w:hAnsi="Arial" w:eastAsia="Arial"/>
+          <w:rFonts w:ascii="Arial" w:hAnsi="Arial" w:eastAsia="Arial" w:cs="Arial"/>
           <w:b w:val="0"/>
           <w:caps w:val="0"/>
           <w:color w:val="2E2E2E"/>
-          <w:sz w:val="22"/>
+          <w:sz w:val="21"/>
         </w:rPr>
         <w:t>Четыре музыканта:</w:t>
       </w:r>
     </w:p>
     <w:p>
       <w:pPr>
-        <w:pStyle w:val="ListBullet"/>
-        <w:spacing w:before="0" w:after="60" w:line="312" w:lineRule="auto"/>
+        <w:spacing w:before="0" w:after="100" w:line="300" w:lineRule="auto"/>
+        <w:ind w:left="340" w:hanging="340"/>
       </w:pPr>
       <w:r>
         <w:rPr>
-          <w:rFonts w:ascii="Arial" w:hAnsi="Arial" w:eastAsia="Arial"/>
+          <w:rFonts w:ascii="Arial" w:hAnsi="Arial" w:eastAsia="Arial" w:cs="Arial"/>
           <w:b w:val="0"/>
           <w:caps w:val="0"/>
           <w:color w:val="2E2E2E"/>
-          <w:sz w:val="22"/>
+          <w:sz w:val="21"/>
+        </w:rPr>
+        <w:t xml:space="preserve">— </w:t>
+      </w:r>
+      <w:r>
+        <w:rPr>
+          <w:rFonts w:ascii="Arial" w:hAnsi="Arial" w:eastAsia="Arial" w:cs="Arial"/>
+          <w:b w:val="0"/>
+          <w:caps w:val="0"/>
+          <w:color w:val="2E2E2E"/>
+          <w:sz w:val="21"/>
         </w:rPr>
         <w:t xml:space="preserve">электроника — 2 человека </w:t>
       </w:r>
       <w:r>
         <w:rPr>
-          <w:rFonts w:ascii="Arial" w:hAnsi="Arial" w:eastAsia="Arial"/>
+          <w:rFonts w:ascii="Arial" w:hAnsi="Arial" w:eastAsia="Arial" w:cs="Arial"/>
           <w:b/>
           <w:caps w:val="0"/>
-          <w:color w:val="FF2626"/>
-          <w:sz w:val="22"/>
+          <w:color w:val="2E2E2E"/>
+          <w:sz w:val="21"/>
+          <w:shd w:val="clear" w:color="auto" w:fill="F2F2F2"/>
         </w:rPr>
         <w:t>[УТОЧНИТЬ имена]</w:t>
       </w:r>
     </w:p>
     <w:p>
       <w:pPr>
-        <w:pStyle w:val="ListBullet"/>
-        <w:spacing w:before="0" w:after="60" w:line="312" w:lineRule="auto"/>
+        <w:spacing w:before="0" w:after="100" w:line="300" w:lineRule="auto"/>
+        <w:ind w:left="340" w:hanging="340"/>
       </w:pPr>
       <w:r>
         <w:rPr>
-          <w:rFonts w:ascii="Arial" w:hAnsi="Arial" w:eastAsia="Arial"/>
+          <w:rFonts w:ascii="Arial" w:hAnsi="Arial" w:eastAsia="Arial" w:cs="Arial"/>
           <w:b w:val="0"/>
           <w:caps w:val="0"/>
           <w:color w:val="2E2E2E"/>
-          <w:sz w:val="22"/>
+          <w:sz w:val="21"/>
+        </w:rPr>
+        <w:t xml:space="preserve">— </w:t>
+      </w:r>
+      <w:r>
+        <w:rPr>
+          <w:rFonts w:ascii="Arial" w:hAnsi="Arial" w:eastAsia="Arial" w:cs="Arial"/>
+          <w:b w:val="0"/>
+          <w:caps w:val="0"/>
+          <w:color w:val="2E2E2E"/>
+          <w:sz w:val="21"/>
         </w:rPr>
         <w:t xml:space="preserve">кларнет / саксофон (бас-кларнет) </w:t>
       </w:r>
       <w:r>
         <w:rPr>
-          <w:rFonts w:ascii="Arial" w:hAnsi="Arial" w:eastAsia="Arial"/>
+          <w:rFonts w:ascii="Arial" w:hAnsi="Arial" w:eastAsia="Arial" w:cs="Arial"/>
           <w:b/>
           <w:caps w:val="0"/>
-          <w:color w:val="FF2626"/>
-          <w:sz w:val="22"/>
+          <w:color w:val="2E2E2E"/>
+          <w:sz w:val="21"/>
+          <w:shd w:val="clear" w:color="auto" w:fill="F2F2F2"/>
         </w:rPr>
         <w:t>[УТОЧНИТЬ имя]</w:t>
       </w:r>
     </w:p>
     <w:p>
       <w:pPr>
-        <w:pStyle w:val="ListBullet"/>
-        <w:spacing w:before="0" w:after="60" w:line="312" w:lineRule="auto"/>
+        <w:spacing w:before="0" w:after="100" w:line="300" w:lineRule="auto"/>
+        <w:ind w:left="340" w:hanging="340"/>
       </w:pPr>
       <w:r>
         <w:rPr>
-          <w:rFonts w:ascii="Arial" w:hAnsi="Arial" w:eastAsia="Arial"/>
+          <w:rFonts w:ascii="Arial" w:hAnsi="Arial" w:eastAsia="Arial" w:cs="Arial"/>
           <w:b w:val="0"/>
           <w:caps w:val="0"/>
           <w:color w:val="2E2E2E"/>
-          <w:sz w:val="22"/>
+          <w:sz w:val="21"/>
+        </w:rPr>
+        <w:t xml:space="preserve">— </w:t>
+      </w:r>
+      <w:r>
+        <w:rPr>
+          <w:rFonts w:ascii="Arial" w:hAnsi="Arial" w:eastAsia="Arial" w:cs="Arial"/>
+          <w:b w:val="0"/>
+          <w:caps w:val="0"/>
+          <w:color w:val="2E2E2E"/>
+          <w:sz w:val="21"/>
         </w:rPr>
         <w:t xml:space="preserve">виолончель </w:t>
       </w:r>
       <w:r>
         <w:rPr>
-          <w:rFonts w:ascii="Arial" w:hAnsi="Arial" w:eastAsia="Arial"/>
+          <w:rFonts w:ascii="Arial" w:hAnsi="Arial" w:eastAsia="Arial" w:cs="Arial"/>
           <w:b/>
           <w:caps w:val="0"/>
-          <w:color w:val="FF2626"/>
-          <w:sz w:val="22"/>
+          <w:color w:val="2E2E2E"/>
+          <w:sz w:val="21"/>
+          <w:shd w:val="clear" w:color="auto" w:fill="F2F2F2"/>
         </w:rPr>
         <w:t>[УТОЧНИТЬ имя]</w:t>
       </w:r>
     </w:p>
     <w:p>
       <w:pPr>
-        <w:spacing w:before="320" w:after="120" w:line="240" w:lineRule="auto"/>
+        <w:keepNext/>
+        <w:spacing w:before="480" w:after="160" w:line="240" w:lineRule="auto"/>
         <w:pBdr>
-          <w:bottom w:val="single" w:sz="8" w:space="2" w:color="FF2626"/>
+          <w:bottom w:val="single" w:sz="8" w:space="5" w:color="2E2E2E"/>
         </w:pBdr>
       </w:pPr>
       <w:r>
         <w:rPr>
-          <w:rFonts w:ascii="Arial Narrow" w:hAnsi="Arial Narrow" w:eastAsia="Arial Narrow"/>
-          <w:b w:val="0"/>
+          <w:rFonts w:ascii="Arial" w:hAnsi="Arial" w:eastAsia="Arial" w:cs="Arial"/>
+          <w:b/>
           <w:caps/>
           <w:color w:val="2E2E2E"/>
-          <w:sz w:val="28"/>
+          <w:sz w:val="30"/>
         </w:rPr>
         <w:t>Как это звучит</w:t>
       </w:r>
     </w:p>
     <w:p>
       <w:pPr>
-        <w:spacing w:before="0" w:after="160" w:line="312" w:lineRule="auto"/>
+        <w:spacing w:before="0" w:after="160" w:line="324" w:lineRule="auto"/>
       </w:pPr>
       <w:r>
         <w:rPr>
-          <w:rFonts w:ascii="Arial" w:hAnsi="Arial" w:eastAsia="Arial"/>
+          <w:rFonts w:ascii="Arial" w:hAnsi="Arial" w:eastAsia="Arial" w:cs="Arial"/>
           <w:b w:val="0"/>
           <w:caps w:val="0"/>
           <w:color w:val="2E2E2E"/>
-          <w:sz w:val="22"/>
+          <w:sz w:val="21"/>
         </w:rPr>
         <w:t>Примеры исполнения музыки Ино ансамблем:</w:t>
       </w:r>
     </w:p>
     <w:p>
       <w:pPr>
-        <w:pStyle w:val="ListBullet"/>
-        <w:spacing w:before="0" w:after="60" w:line="312" w:lineRule="auto"/>
+        <w:spacing w:before="0" w:after="100" w:line="300" w:lineRule="auto"/>
+        <w:ind w:left="340" w:hanging="340"/>
       </w:pPr>
       <w:r>
         <w:rPr>
-          <w:rFonts w:ascii="Arial" w:hAnsi="Arial" w:eastAsia="Arial"/>
+          <w:rFonts w:ascii="Arial" w:hAnsi="Arial" w:eastAsia="Arial" w:cs="Arial"/>
           <w:b w:val="0"/>
           <w:caps w:val="0"/>
           <w:color w:val="2E2E2E"/>
-          <w:sz w:val="22"/>
+          <w:sz w:val="21"/>
+        </w:rPr>
+        <w:t xml:space="preserve">— </w:t>
+      </w:r>
+      <w:r>
+        <w:rPr>
+          <w:rFonts w:ascii="Arial" w:hAnsi="Arial" w:eastAsia="Arial" w:cs="Arial"/>
+          <w:b w:val="0"/>
+          <w:caps w:val="0"/>
+          <w:color w:val="2E2E2E"/>
+          <w:sz w:val="21"/>
         </w:rPr>
         <w:t xml:space="preserve">концерт Hauntology с музыкой Брайана Ино на ВДНХ, павильон «Космос» — видео </w:t>
       </w:r>
       <w:r>
         <w:rPr>
-          <w:rFonts w:ascii="Arial" w:hAnsi="Arial" w:eastAsia="Arial"/>
+          <w:rFonts w:ascii="Arial" w:hAnsi="Arial" w:eastAsia="Arial" w:cs="Arial"/>
           <w:b/>
           <w:caps w:val="0"/>
-          <w:color w:val="FF2626"/>
-          <w:sz w:val="22"/>
+          <w:color w:val="2E2E2E"/>
+          <w:sz w:val="21"/>
+          <w:shd w:val="clear" w:color="auto" w:fill="F2F2F2"/>
         </w:rPr>
         <w:t>[УТОЧНИТЬ ссылку]</w:t>
       </w:r>
     </w:p>
     <w:p>
       <w:pPr>
-        <w:pStyle w:val="ListBullet"/>
-        <w:spacing w:before="0" w:after="60" w:line="312" w:lineRule="auto"/>
+        <w:spacing w:before="0" w:after="100" w:line="300" w:lineRule="auto"/>
+        <w:ind w:left="340" w:hanging="340"/>
       </w:pPr>
       <w:r>
         <w:rPr>
-          <w:rFonts w:ascii="Arial" w:hAnsi="Arial" w:eastAsia="Arial"/>
+          <w:rFonts w:ascii="Arial" w:hAnsi="Arial" w:eastAsia="Arial" w:cs="Arial"/>
           <w:b w:val="0"/>
           <w:caps w:val="0"/>
           <w:color w:val="2E2E2E"/>
-          <w:sz w:val="22"/>
+          <w:sz w:val="21"/>
+        </w:rPr>
+        <w:t xml:space="preserve">— </w:t>
+      </w:r>
+      <w:r>
+        <w:rPr>
+          <w:rFonts w:ascii="Arial" w:hAnsi="Arial" w:eastAsia="Arial" w:cs="Arial"/>
+          <w:b w:val="0"/>
+          <w:caps w:val="0"/>
+          <w:color w:val="2E2E2E"/>
+          <w:sz w:val="21"/>
         </w:rPr>
         <w:t xml:space="preserve">фрагмент выступления на фестивале ИНО, Новая сцена Александринского театра — видео </w:t>
       </w:r>
       <w:r>
         <w:rPr>
-          <w:rFonts w:ascii="Arial" w:hAnsi="Arial" w:eastAsia="Arial"/>
+          <w:rFonts w:ascii="Arial" w:hAnsi="Arial" w:eastAsia="Arial" w:cs="Arial"/>
           <w:b/>
           <w:caps w:val="0"/>
-          <w:color w:val="FF2626"/>
-          <w:sz w:val="22"/>
+          <w:color w:val="2E2E2E"/>
+          <w:sz w:val="21"/>
+          <w:shd w:val="clear" w:color="auto" w:fill="F2F2F2"/>
         </w:rPr>
         <w:t>[УТОЧНИТЬ ссылку]</w:t>
       </w:r>
     </w:p>
     <w:p>
       <w:pPr>
-        <w:spacing w:before="320" w:after="120" w:line="240" w:lineRule="auto"/>
+        <w:keepNext/>
+        <w:spacing w:before="480" w:after="160" w:line="240" w:lineRule="auto"/>
         <w:pBdr>
-          <w:bottom w:val="single" w:sz="8" w:space="2" w:color="FF2626"/>
+          <w:bottom w:val="single" w:sz="8" w:space="5" w:color="2E2E2E"/>
         </w:pBdr>
       </w:pPr>
       <w:r>
         <w:rPr>
-          <w:rFonts w:ascii="Arial Narrow" w:hAnsi="Arial Narrow" w:eastAsia="Arial Narrow"/>
-          <w:b w:val="0"/>
+          <w:rFonts w:ascii="Arial" w:hAnsi="Arial" w:eastAsia="Arial" w:cs="Arial"/>
+          <w:b/>
           <w:caps/>
           <w:color w:val="2E2E2E"/>
-          <w:sz w:val="28"/>
+          <w:sz w:val="30"/>
         </w:rPr>
         <w:t>О проекте</w:t>
       </w:r>
     </w:p>
     <w:p>
       <w:pPr>
-        <w:spacing w:before="0" w:after="160" w:line="312" w:lineRule="auto"/>
+        <w:spacing w:before="0" w:after="160" w:line="324" w:lineRule="auto"/>
       </w:pPr>
       <w:r>
         <w:rPr>
-          <w:rFonts w:ascii="Arial" w:hAnsi="Arial" w:eastAsia="Arial"/>
+          <w:rFonts w:ascii="Arial" w:hAnsi="Arial" w:eastAsia="Arial" w:cs="Arial"/>
           <w:b w:val="0"/>
           <w:caps w:val="0"/>
           <w:color w:val="2E2E2E"/>
-          <w:sz w:val="22"/>
+          <w:sz w:val="21"/>
         </w:rPr>
         <w:t>Хонтология — это ностальгия по будущему, которое так и не стало настоящим. Проект композитора и куратора Дмитрия Мазурова и клавесинистки Катарины Мелик-Овсепян Hauntology вырос из этой идеи. Сейчас Hauntology — это ансамбль, серия концертов и многое другое: от аудио- и видеоработ до мерча, зинов и композиторской лаборатории.</w:t>
       </w:r>
     </w:p>
     <w:p>
       <w:pPr>
-        <w:spacing w:before="0" w:after="160" w:line="312" w:lineRule="auto"/>
+        <w:spacing w:before="0" w:after="160" w:line="324" w:lineRule="auto"/>
       </w:pPr>
       <w:r>
         <w:rPr>
-          <w:rFonts w:ascii="Arial" w:hAnsi="Arial" w:eastAsia="Arial"/>
+          <w:rFonts w:ascii="Arial" w:hAnsi="Arial" w:eastAsia="Arial" w:cs="Arial"/>
           <w:b w:val="0"/>
           <w:caps w:val="0"/>
           <w:color w:val="2E2E2E"/>
-          <w:sz w:val="22"/>
+          <w:sz w:val="21"/>
         </w:rPr>
         <w:t>Знакомые треки и темы переосмысляются как партитуры для ансамбля, превращаясь то в техно-гимны, то в хрупкие камерные пьесы, будто записанные на стёртую плёнку из другого времени.</w:t>
       </w:r>
     </w:p>
     <w:p>
       <w:pPr>
-        <w:spacing w:before="320" w:after="120" w:line="240" w:lineRule="auto"/>
+        <w:keepNext/>
+        <w:spacing w:before="480" w:after="160" w:line="240" w:lineRule="auto"/>
         <w:pBdr>
-          <w:bottom w:val="single" w:sz="8" w:space="2" w:color="FF2626"/>
+          <w:bottom w:val="single" w:sz="8" w:space="5" w:color="2E2E2E"/>
         </w:pBdr>
       </w:pPr>
       <w:r>
         <w:rPr>
-          <w:rFonts w:ascii="Arial Narrow" w:hAnsi="Arial Narrow" w:eastAsia="Arial Narrow"/>
-          <w:b w:val="0"/>
+          <w:rFonts w:ascii="Arial" w:hAnsi="Arial" w:eastAsia="Arial" w:cs="Arial"/>
+          <w:b/>
           <w:caps/>
           <w:color w:val="2E2E2E"/>
-          <w:sz w:val="28"/>
+          <w:sz w:val="30"/>
         </w:rPr>
         <w:t>Ссылки</w:t>
       </w:r>
     </w:p>
     <w:p>
       <w:pPr>
-        <w:pStyle w:val="ListBullet"/>
-        <w:spacing w:before="0" w:after="60" w:line="312" w:lineRule="auto"/>
+        <w:spacing w:before="0" w:after="100" w:line="300" w:lineRule="auto"/>
+        <w:ind w:left="340" w:hanging="340"/>
       </w:pPr>
       <w:r>
         <w:rPr>
-          <w:rFonts w:ascii="Arial" w:hAnsi="Arial" w:eastAsia="Arial"/>
+          <w:rFonts w:ascii="Arial" w:hAnsi="Arial" w:eastAsia="Arial" w:cs="Arial"/>
           <w:b w:val="0"/>
           <w:caps w:val="0"/>
           <w:color w:val="2E2E2E"/>
-          <w:sz w:val="22"/>
+          <w:sz w:val="21"/>
+        </w:rPr>
+        <w:t xml:space="preserve">— </w:t>
+      </w:r>
+      <w:r>
+        <w:rPr>
+          <w:rFonts w:ascii="Arial" w:hAnsi="Arial" w:eastAsia="Arial" w:cs="Arial"/>
+          <w:b w:val="0"/>
+          <w:caps w:val="0"/>
+          <w:color w:val="2E2E2E"/>
+          <w:sz w:val="21"/>
         </w:rPr>
         <w:t xml:space="preserve">Сайт: </w:t>
       </w:r>
       <w:hyperlink r:id="rId9">
         <w:r>
           <w:rPr>
-            <w:rFonts w:ascii="Arial" w:hAnsi="Arial"/>
+            <w:rFonts w:ascii="Arial" w:hAnsi="Arial" w:eastAsia="Arial" w:cs="Arial"/>
             <w:color w:val="2E2E2E"/>
-            <w:sz w:val="22"/>
+            <w:sz w:val="21"/>
             <w:u w:val="single" w:color="FF2626"/>
           </w:rPr>
           <w:t>hauntology.ru</w:t>
@@ -740,25 +1132,35 @@
     </w:p>
     <w:p>
       <w:pPr>
-        <w:pStyle w:val="ListBullet"/>
-        <w:spacing w:before="0" w:after="60" w:line="312" w:lineRule="auto"/>
+        <w:spacing w:before="0" w:after="100" w:line="300" w:lineRule="auto"/>
+        <w:ind w:left="340" w:hanging="340"/>
       </w:pPr>
       <w:r>
         <w:rPr>
-          <w:rFonts w:ascii="Arial" w:hAnsi="Arial" w:eastAsia="Arial"/>
+          <w:rFonts w:ascii="Arial" w:hAnsi="Arial" w:eastAsia="Arial" w:cs="Arial"/>
           <w:b w:val="0"/>
           <w:caps w:val="0"/>
           <w:color w:val="2E2E2E"/>
-          <w:sz w:val="22"/>
+          <w:sz w:val="21"/>
+        </w:rPr>
+        <w:t xml:space="preserve">— </w:t>
+      </w:r>
+      <w:r>
+        <w:rPr>
+          <w:rFonts w:ascii="Arial" w:hAnsi="Arial" w:eastAsia="Arial" w:cs="Arial"/>
+          <w:b w:val="0"/>
+          <w:caps w:val="0"/>
+          <w:color w:val="2E2E2E"/>
+          <w:sz w:val="21"/>
         </w:rPr>
         <w:t xml:space="preserve">Telegram: </w:t>
       </w:r>
       <w:hyperlink r:id="rId10">
         <w:r>
           <w:rPr>
-            <w:rFonts w:ascii="Arial" w:hAnsi="Arial"/>
+            <w:rFonts w:ascii="Arial" w:hAnsi="Arial" w:eastAsia="Arial" w:cs="Arial"/>
             <w:color w:val="2E2E2E"/>
-            <w:sz w:val="22"/>
+            <w:sz w:val="21"/>
             <w:u w:val="single" w:color="FF2626"/>
           </w:rPr>
           <w:t>t.me/hauntology_dm</w:t>
@@ -767,25 +1169,35 @@
     </w:p>
     <w:p>
       <w:pPr>
-        <w:pStyle w:val="ListBullet"/>
-        <w:spacing w:before="0" w:after="60" w:line="312" w:lineRule="auto"/>
+        <w:spacing w:before="0" w:after="100" w:line="300" w:lineRule="auto"/>
+        <w:ind w:left="340" w:hanging="340"/>
       </w:pPr>
       <w:r>
         <w:rPr>
-          <w:rFonts w:ascii="Arial" w:hAnsi="Arial" w:eastAsia="Arial"/>
+          <w:rFonts w:ascii="Arial" w:hAnsi="Arial" w:eastAsia="Arial" w:cs="Arial"/>
           <w:b w:val="0"/>
           <w:caps w:val="0"/>
           <w:color w:val="2E2E2E"/>
-          <w:sz w:val="22"/>
+          <w:sz w:val="21"/>
+        </w:rPr>
+        <w:t xml:space="preserve">— </w:t>
+      </w:r>
+      <w:r>
+        <w:rPr>
+          <w:rFonts w:ascii="Arial" w:hAnsi="Arial" w:eastAsia="Arial" w:cs="Arial"/>
+          <w:b w:val="0"/>
+          <w:caps w:val="0"/>
+          <w:color w:val="2E2E2E"/>
+          <w:sz w:val="21"/>
         </w:rPr>
         <w:t xml:space="preserve">Instagram: </w:t>
       </w:r>
       <w:hyperlink r:id="rId11">
         <w:r>
           <w:rPr>
-            <w:rFonts w:ascii="Arial" w:hAnsi="Arial"/>
+            <w:rFonts w:ascii="Arial" w:hAnsi="Arial" w:eastAsia="Arial" w:cs="Arial"/>
             <w:color w:val="2E2E2E"/>
-            <w:sz w:val="22"/>
+            <w:sz w:val="21"/>
             <w:u w:val="single" w:color="FF2626"/>
           </w:rPr>
           <w:t>instagram.com/hauntology.team</w:t>
@@ -794,25 +1206,35 @@
     </w:p>
     <w:p>
       <w:pPr>
-        <w:pStyle w:val="ListBullet"/>
-        <w:spacing w:before="0" w:after="60" w:line="312" w:lineRule="auto"/>
+        <w:spacing w:before="0" w:after="100" w:line="300" w:lineRule="auto"/>
+        <w:ind w:left="340" w:hanging="340"/>
       </w:pPr>
       <w:r>
         <w:rPr>
-          <w:rFonts w:ascii="Arial" w:hAnsi="Arial" w:eastAsia="Arial"/>
+          <w:rFonts w:ascii="Arial" w:hAnsi="Arial" w:eastAsia="Arial" w:cs="Arial"/>
           <w:b w:val="0"/>
           <w:caps w:val="0"/>
           <w:color w:val="2E2E2E"/>
-          <w:sz w:val="22"/>
+          <w:sz w:val="21"/>
+        </w:rPr>
+        <w:t xml:space="preserve">— </w:t>
+      </w:r>
+      <w:r>
+        <w:rPr>
+          <w:rFonts w:ascii="Arial" w:hAnsi="Arial" w:eastAsia="Arial" w:cs="Arial"/>
+          <w:b w:val="0"/>
+          <w:caps w:val="0"/>
+          <w:color w:val="2E2E2E"/>
+          <w:sz w:val="21"/>
         </w:rPr>
         <w:t xml:space="preserve">Фото для анонса: </w:t>
       </w:r>
       <w:hyperlink r:id="rId12">
         <w:r>
           <w:rPr>
-            <w:rFonts w:ascii="Arial" w:hAnsi="Arial"/>
+            <w:rFonts w:ascii="Arial" w:hAnsi="Arial" w:eastAsia="Arial" w:cs="Arial"/>
             <w:color w:val="2E2E2E"/>
-            <w:sz w:val="22"/>
+            <w:sz w:val="21"/>
             <w:u w:val="single" w:color="FF2626"/>
           </w:rPr>
           <w:t>Яндекс Диск</w:t>
@@ -820,13 +1242,38 @@
       </w:hyperlink>
     </w:p>
     <w:sectPr>
+      <w:footerReference w:type="default" r:id="rId13"/>
       <w:pgSz w:w="11906" w:h="16838"/>
-      <w:pgMar w:top="1134" w:right="1247" w:bottom="1134" w:left="1247" w:header="720" w:footer="720" w:gutter="0"/>
+      <w:pgMar w:top="1020" w:right="1247" w:bottom="1134" w:left="1247" w:header="720" w:footer="720" w:gutter="0"/>
       <w:cols w:space="720"/>
       <w:docGrid w:linePitch="360"/>
     </w:sectPr>
   </w:body>
 </w:document>
+</file>
+
+<file path=word/footer1.xml><?xml version="1.0" encoding="utf-8"?>
+<w:ftr xmlns:m="http://schemas.openxmlformats.org/officeDocument/2006/math" xmlns:mc="http://schemas.openxmlformats.org/markup-compatibility/2006" xmlns:mo="http://schemas.microsoft.com/office/mac/office/2008/main" xmlns:mv="urn:schemas-microsoft-com:mac:vml" xmlns:o="urn:schemas-microsoft-com:office:office" xmlns:r="http://schemas.openxmlformats.org/officeDocument/2006/relationships" xmlns:v="urn:schemas-microsoft-com:vml" xmlns:w10="urn:schemas-microsoft-com:office:word" xmlns:w14="http://schemas.microsoft.com/office/word/2010/wordml" xmlns:w="http://schemas.openxmlformats.org/wordprocessingml/2006/main" xmlns:wne="http://schemas.microsoft.com/office/word/2006/wordml" xmlns:wp14="http://schemas.microsoft.com/office/word/2010/wordprocessingDrawing" xmlns:wp="http://schemas.openxmlformats.org/drawingml/2006/wordprocessingDrawing" xmlns:wpc="http://schemas.microsoft.com/office/word/2010/wordprocessingCanvas" xmlns:wpg="http://schemas.microsoft.com/office/word/2010/wordprocessingGroup" xmlns:wpi="http://schemas.microsoft.com/office/word/2010/wordprocessingInk" xmlns:wps="http://schemas.microsoft.com/office/word/2010/wordprocessingShape" mc:Ignorable="w14 wp14">
+  <w:p>
+    <w:pPr>
+      <w:pStyle w:val="Footer"/>
+      <w:spacing w:before="0" w:after="0" w:line="240" w:lineRule="auto"/>
+      <w:pBdr>
+        <w:top w:val="single" w:sz="6" w:space="6" w:color="E8E8E8"/>
+      </w:pBdr>
+    </w:pPr>
+    <w:r>
+      <w:rPr>
+        <w:rFonts w:ascii="Arial" w:hAnsi="Arial" w:eastAsia="Arial" w:cs="Arial"/>
+        <w:b w:val="0"/>
+        <w:caps w:val="0"/>
+        <w:color w:val="6F6F6F"/>
+        <w:sz w:val="17"/>
+      </w:rPr>
+      <w:t>FANCYMUSIC · fancymusic.ru · t.me/fancymusiclabel</w:t>
+    </w:r>
+  </w:p>
+</w:ftr>
 </file>
 
 <file path=word/numbering.xml><?xml version="1.0" encoding="utf-8"?>

--- a/projects/hauntology-eno-zilart/output/program.docx
+++ b/projects/hauntology-eno-zilart/output/program.docx
@@ -4,588 +4,128 @@
   <w:body>
     <w:p>
       <w:pPr>
-        <w:spacing w:before="0" w:after="0" w:line="240" w:lineRule="auto"/>
-        <w:pBdr>
-          <w:bottom w:val="single" w:sz="36" w:space="8" w:color="FF2626"/>
-        </w:pBdr>
+        <w:spacing w:before="0" w:after="80"/>
       </w:pPr>
       <w:r>
         <w:rPr>
           <w:rFonts w:ascii="Arial" w:hAnsi="Arial" w:eastAsia="Arial" w:cs="Arial"/>
           <w:b/>
-          <w:caps/>
-          <w:color w:val="2E2E2E"/>
-          <w:sz w:val="18"/>
+          <w:sz w:val="32"/>
         </w:rPr>
-        <w:t>FANCYMUSIC</w:t>
-      </w:r>
-      <w:r>
-        <w:rPr>
-          <w:rFonts w:ascii="Arial" w:hAnsi="Arial" w:eastAsia="Arial" w:cs="Arial"/>
-          <w:b w:val="0"/>
-          <w:caps/>
-          <w:color w:val="6F6F6F"/>
-          <w:sz w:val="18"/>
-        </w:rPr>
-        <w:t xml:space="preserve">   ·   Программа концерта</w:t>
+        <w:t>HAUNTOLOGY × БРАЙАН ИНО</w:t>
       </w:r>
     </w:p>
     <w:p>
       <w:pPr>
-        <w:spacing w:before="520" w:after="160" w:line="228" w:lineRule="auto"/>
+        <w:spacing w:before="0" w:after="240"/>
       </w:pPr>
       <w:r>
         <w:rPr>
           <w:rFonts w:ascii="Arial" w:hAnsi="Arial" w:eastAsia="Arial" w:cs="Arial"/>
-          <w:b/>
-          <w:caps/>
-          <w:color w:val="2E2E2E"/>
-          <w:sz w:val="64"/>
-        </w:rPr>
-        <w:t>Hauntology × Брайан Ино</w:t>
-      </w:r>
-    </w:p>
-    <w:p>
-      <w:pPr>
-        <w:spacing w:before="0" w:after="80" w:line="312" w:lineRule="auto"/>
-      </w:pPr>
-      <w:r>
-        <w:rPr>
-          <w:rFonts w:ascii="Arial" w:hAnsi="Arial" w:eastAsia="Arial" w:cs="Arial"/>
-          <w:b w:val="0"/>
-          <w:caps w:val="0"/>
-          <w:color w:val="6F6F6F"/>
-          <w:sz w:val="24"/>
         </w:rPr>
         <w:t>Site-specific программа вокруг альбома Music for Airports. Музей ЗИЛАРТ, бул. Братьев Весниных, 3.</w:t>
       </w:r>
     </w:p>
     <w:p>
       <w:pPr>
-        <w:spacing w:before="0" w:after="80" w:line="240" w:lineRule="auto"/>
+        <w:spacing w:before="0" w:after="40"/>
       </w:pPr>
+      <w:r>
+        <w:rPr>
+          <w:rFonts w:ascii="Arial" w:hAnsi="Arial" w:eastAsia="Arial" w:cs="Arial"/>
+        </w:rPr>
+        <w:t>Дата: ноябрь 2026, варианты 6–8 или 13–15 ноября; музыканты свободны 7, 8 и 14 ноября [УТОЧНИТЬ окончательную дату]</w:t>
+      </w:r>
     </w:p>
-    <w:tbl>
-      <w:tblPr>
-        <w:tblW w:type="auto" w:w="0"/>
-        <w:jc w:val="left"/>
-        <w:tblLayout w:type="fixed"/>
-        <w:tblLook w:firstColumn="1" w:firstRow="1" w:lastColumn="0" w:lastRow="0" w:noHBand="0" w:noVBand="1" w:val="04A0"/>
-        <w:tblCellMar>
-          <w:top w:w="90" w:type="dxa"/>
-          <w:left w:w="0" w:type="dxa"/>
-          <w:bottom w:w="90" w:type="dxa"/>
-          <w:right w:w="120" w:type="dxa"/>
-        </w:tblCellMar>
-        <w:tblLayout w:type="fixed"/>
-      </w:tblPr>
-      <w:tblGrid>
-        <w:gridCol w:w="2608"/>
-        <w:gridCol w:w="6803"/>
-      </w:tblGrid>
-      <w:tr>
-        <w:tc>
-          <w:tcPr>
-            <w:tcW w:type="dxa" w:w="2608"/>
-            <w:tcBorders>
-              <w:top w:val="nil" w:sz="0" w:space="0" w:color="FFFFFF"/>
-              <w:left w:val="nil" w:sz="0" w:space="0" w:color="FFFFFF"/>
-              <w:right w:val="nil" w:sz="0" w:space="0" w:color="FFFFFF"/>
-              <w:bottom w:val="single" w:sz="4" w:space="0" w:color="E8E8E8"/>
-            </w:tcBorders>
-          </w:tcPr>
-          <w:p>
-            <w:pPr>
-              <w:spacing w:before="0" w:after="0" w:line="288" w:lineRule="auto"/>
-            </w:pPr>
-            <w:r>
-              <w:rPr>
-                <w:rFonts w:ascii="Arial" w:hAnsi="Arial" w:eastAsia="Arial" w:cs="Arial"/>
-                <w:b/>
-                <w:caps/>
-                <w:color w:val="6F6F6F"/>
-                <w:sz w:val="17"/>
-              </w:rPr>
-              <w:t>Дата</w:t>
-            </w:r>
-          </w:p>
-        </w:tc>
-        <w:tc>
-          <w:tcPr>
-            <w:tcW w:type="dxa" w:w="6803"/>
-            <w:tcBorders>
-              <w:top w:val="nil" w:sz="0" w:space="0" w:color="FFFFFF"/>
-              <w:left w:val="nil" w:sz="0" w:space="0" w:color="FFFFFF"/>
-              <w:right w:val="nil" w:sz="0" w:space="0" w:color="FFFFFF"/>
-              <w:bottom w:val="single" w:sz="4" w:space="0" w:color="E8E8E8"/>
-            </w:tcBorders>
-          </w:tcPr>
-          <w:p>
-            <w:pPr>
-              <w:spacing w:before="0" w:after="0" w:line="288" w:lineRule="auto"/>
-            </w:pPr>
-            <w:r>
-              <w:rPr>
-                <w:rFonts w:ascii="Arial" w:hAnsi="Arial" w:eastAsia="Arial" w:cs="Arial"/>
-                <w:b w:val="0"/>
-                <w:caps w:val="0"/>
-                <w:color w:val="2E2E2E"/>
-                <w:sz w:val="22"/>
-              </w:rPr>
-              <w:t xml:space="preserve">ноябрь 2026, варианты 6–8 или 13–15 ноября; музыканты свободны 7, 8 и 14 ноября </w:t>
-            </w:r>
-            <w:r>
-              <w:rPr>
-                <w:rFonts w:ascii="Arial" w:hAnsi="Arial" w:eastAsia="Arial" w:cs="Arial"/>
-                <w:b/>
-                <w:caps w:val="0"/>
-                <w:color w:val="2E2E2E"/>
-                <w:sz w:val="22"/>
-                <w:shd w:val="clear" w:color="auto" w:fill="F2F2F2"/>
-              </w:rPr>
-              <w:t>[УТОЧНИТЬ окончательную дату]</w:t>
-            </w:r>
-          </w:p>
-        </w:tc>
-      </w:tr>
-      <w:tr>
-        <w:tc>
-          <w:tcPr>
-            <w:tcW w:type="dxa" w:w="2608"/>
-            <w:tcBorders>
-              <w:top w:val="nil" w:sz="0" w:space="0" w:color="FFFFFF"/>
-              <w:left w:val="nil" w:sz="0" w:space="0" w:color="FFFFFF"/>
-              <w:right w:val="nil" w:sz="0" w:space="0" w:color="FFFFFF"/>
-              <w:bottom w:val="single" w:sz="4" w:space="0" w:color="E8E8E8"/>
-            </w:tcBorders>
-          </w:tcPr>
-          <w:p>
-            <w:pPr>
-              <w:spacing w:before="0" w:after="0" w:line="288" w:lineRule="auto"/>
-            </w:pPr>
-            <w:r>
-              <w:rPr>
-                <w:rFonts w:ascii="Arial" w:hAnsi="Arial" w:eastAsia="Arial" w:cs="Arial"/>
-                <w:b/>
-                <w:caps/>
-                <w:color w:val="6F6F6F"/>
-                <w:sz w:val="17"/>
-              </w:rPr>
-              <w:t>Время начала</w:t>
-            </w:r>
-          </w:p>
-        </w:tc>
-        <w:tc>
-          <w:tcPr>
-            <w:tcW w:type="dxa" w:w="6803"/>
-            <w:tcBorders>
-              <w:top w:val="nil" w:sz="0" w:space="0" w:color="FFFFFF"/>
-              <w:left w:val="nil" w:sz="0" w:space="0" w:color="FFFFFF"/>
-              <w:right w:val="nil" w:sz="0" w:space="0" w:color="FFFFFF"/>
-              <w:bottom w:val="single" w:sz="4" w:space="0" w:color="E8E8E8"/>
-            </w:tcBorders>
-          </w:tcPr>
-          <w:p>
-            <w:pPr>
-              <w:spacing w:before="0" w:after="0" w:line="288" w:lineRule="auto"/>
-            </w:pPr>
-            <w:r>
-              <w:rPr>
-                <w:rFonts w:ascii="Arial" w:hAnsi="Arial" w:eastAsia="Arial" w:cs="Arial"/>
-                <w:b/>
-                <w:caps w:val="0"/>
-                <w:color w:val="2E2E2E"/>
-                <w:sz w:val="22"/>
-                <w:shd w:val="clear" w:color="auto" w:fill="F2F2F2"/>
-              </w:rPr>
-              <w:t>[УТОЧНИТЬ]</w:t>
-            </w:r>
-          </w:p>
-        </w:tc>
-      </w:tr>
-      <w:tr>
-        <w:tc>
-          <w:tcPr>
-            <w:tcW w:type="dxa" w:w="2608"/>
-            <w:tcBorders>
-              <w:top w:val="nil" w:sz="0" w:space="0" w:color="FFFFFF"/>
-              <w:left w:val="nil" w:sz="0" w:space="0" w:color="FFFFFF"/>
-              <w:right w:val="nil" w:sz="0" w:space="0" w:color="FFFFFF"/>
-              <w:bottom w:val="single" w:sz="4" w:space="0" w:color="E8E8E8"/>
-            </w:tcBorders>
-          </w:tcPr>
-          <w:p>
-            <w:pPr>
-              <w:spacing w:before="0" w:after="0" w:line="288" w:lineRule="auto"/>
-            </w:pPr>
-            <w:r>
-              <w:rPr>
-                <w:rFonts w:ascii="Arial" w:hAnsi="Arial" w:eastAsia="Arial" w:cs="Arial"/>
-                <w:b/>
-                <w:caps/>
-                <w:color w:val="6F6F6F"/>
-                <w:sz w:val="17"/>
-              </w:rPr>
-              <w:t>Длительность сета</w:t>
-            </w:r>
-          </w:p>
-        </w:tc>
-        <w:tc>
-          <w:tcPr>
-            <w:tcW w:type="dxa" w:w="6803"/>
-            <w:tcBorders>
-              <w:top w:val="nil" w:sz="0" w:space="0" w:color="FFFFFF"/>
-              <w:left w:val="nil" w:sz="0" w:space="0" w:color="FFFFFF"/>
-              <w:right w:val="nil" w:sz="0" w:space="0" w:color="FFFFFF"/>
-              <w:bottom w:val="single" w:sz="4" w:space="0" w:color="E8E8E8"/>
-            </w:tcBorders>
-          </w:tcPr>
-          <w:p>
-            <w:pPr>
-              <w:spacing w:before="0" w:after="0" w:line="288" w:lineRule="auto"/>
-            </w:pPr>
-            <w:r>
-              <w:rPr>
-                <w:rFonts w:ascii="Arial" w:hAnsi="Arial" w:eastAsia="Arial" w:cs="Arial"/>
-                <w:b w:val="0"/>
-                <w:caps w:val="0"/>
-                <w:color w:val="2E2E2E"/>
-                <w:sz w:val="22"/>
-              </w:rPr>
-              <w:t>60 минут</w:t>
-            </w:r>
-          </w:p>
-        </w:tc>
-      </w:tr>
-      <w:tr>
-        <w:tc>
-          <w:tcPr>
-            <w:tcW w:type="dxa" w:w="2608"/>
-            <w:tcBorders>
-              <w:top w:val="nil" w:sz="0" w:space="0" w:color="FFFFFF"/>
-              <w:left w:val="nil" w:sz="0" w:space="0" w:color="FFFFFF"/>
-              <w:right w:val="nil" w:sz="0" w:space="0" w:color="FFFFFF"/>
-              <w:bottom w:val="single" w:sz="4" w:space="0" w:color="E8E8E8"/>
-            </w:tcBorders>
-          </w:tcPr>
-          <w:p>
-            <w:pPr>
-              <w:spacing w:before="0" w:after="0" w:line="288" w:lineRule="auto"/>
-            </w:pPr>
-            <w:r>
-              <w:rPr>
-                <w:rFonts w:ascii="Arial" w:hAnsi="Arial" w:eastAsia="Arial" w:cs="Arial"/>
-                <w:b/>
-                <w:caps/>
-                <w:color w:val="6F6F6F"/>
-                <w:sz w:val="17"/>
-              </w:rPr>
-              <w:t>Формат</w:t>
-            </w:r>
-          </w:p>
-        </w:tc>
-        <w:tc>
-          <w:tcPr>
-            <w:tcW w:type="dxa" w:w="6803"/>
-            <w:tcBorders>
-              <w:top w:val="nil" w:sz="0" w:space="0" w:color="FFFFFF"/>
-              <w:left w:val="nil" w:sz="0" w:space="0" w:color="FFFFFF"/>
-              <w:right w:val="nil" w:sz="0" w:space="0" w:color="FFFFFF"/>
-              <w:bottom w:val="single" w:sz="4" w:space="0" w:color="E8E8E8"/>
-            </w:tcBorders>
-          </w:tcPr>
-          <w:p>
-            <w:pPr>
-              <w:spacing w:before="0" w:after="0" w:line="288" w:lineRule="auto"/>
-            </w:pPr>
-            <w:r>
-              <w:rPr>
-                <w:rFonts w:ascii="Arial" w:hAnsi="Arial" w:eastAsia="Arial" w:cs="Arial"/>
-                <w:b w:val="0"/>
-                <w:caps w:val="0"/>
-                <w:color w:val="2E2E2E"/>
-                <w:sz w:val="22"/>
-              </w:rPr>
-              <w:t>ансамбль играет в экспозиции, гости свободно ходят по залу, без рассадки</w:t>
-            </w:r>
-          </w:p>
-        </w:tc>
-      </w:tr>
-    </w:tbl>
+    <w:p>
+      <w:pPr>
+        <w:spacing w:before="0" w:after="40"/>
+      </w:pPr>
+      <w:r>
+        <w:rPr>
+          <w:rFonts w:ascii="Arial" w:hAnsi="Arial" w:eastAsia="Arial" w:cs="Arial"/>
+        </w:rPr>
+        <w:t>Время начала: [УТОЧНИТЬ]</w:t>
+      </w:r>
+    </w:p>
+    <w:p>
+      <w:pPr>
+        <w:spacing w:before="0" w:after="40"/>
+      </w:pPr>
+      <w:r>
+        <w:rPr>
+          <w:rFonts w:ascii="Arial" w:hAnsi="Arial" w:eastAsia="Arial" w:cs="Arial"/>
+        </w:rPr>
+        <w:t>Длительность сета: 60 минут</w:t>
+      </w:r>
+    </w:p>
+    <w:p>
+      <w:pPr>
+        <w:spacing w:before="0" w:after="40"/>
+      </w:pPr>
+      <w:r>
+        <w:rPr>
+          <w:rFonts w:ascii="Arial" w:hAnsi="Arial" w:eastAsia="Arial" w:cs="Arial"/>
+        </w:rPr>
+        <w:t>Формат: ансамбль играет в экспозиции, гости свободно ходят по залу, без рассадки</w:t>
+      </w:r>
+    </w:p>
     <w:p>
       <w:pPr>
         <w:keepNext/>
-        <w:spacing w:before="480" w:after="160" w:line="240" w:lineRule="auto"/>
-        <w:pBdr>
-          <w:bottom w:val="single" w:sz="8" w:space="5" w:color="2E2E2E"/>
-        </w:pBdr>
+        <w:spacing w:before="280" w:after="80"/>
       </w:pPr>
       <w:r>
         <w:rPr>
           <w:rFonts w:ascii="Arial" w:hAnsi="Arial" w:eastAsia="Arial" w:cs="Arial"/>
           <w:b/>
-          <w:caps/>
-          <w:color w:val="2E2E2E"/>
-          <w:sz w:val="30"/>
+          <w:sz w:val="24"/>
         </w:rPr>
-        <w:t>Программа</w:t>
+        <w:t>ПРОГРАММА</w:t>
       </w:r>
     </w:p>
     <w:p>
       <w:pPr>
-        <w:spacing w:before="0" w:after="160" w:line="324" w:lineRule="auto"/>
+        <w:spacing w:before="0" w:after="160"/>
       </w:pPr>
       <w:r>
         <w:rPr>
           <w:rFonts w:ascii="Arial" w:hAnsi="Arial" w:eastAsia="Arial" w:cs="Arial"/>
-          <w:b w:val="0"/>
-          <w:caps w:val="0"/>
-          <w:color w:val="2E2E2E"/>
-          <w:sz w:val="21"/>
         </w:rPr>
         <w:t>Центральное произведение вечера — Music for Airports Брайана Ино, культовый эмбиент-альбом. Играем несколько частей альбома. Длительность каждой зависит от исполнения и от настроения в зале.</w:t>
       </w:r>
     </w:p>
-    <w:tbl>
-      <w:tblPr>
-        <w:tblW w:type="auto" w:w="0"/>
-        <w:jc w:val="left"/>
-        <w:tblLayout w:type="fixed"/>
-        <w:tblLook w:firstColumn="1" w:firstRow="1" w:lastColumn="0" w:lastRow="0" w:noHBand="0" w:noVBand="1" w:val="04A0"/>
-        <w:tblCellMar>
-          <w:top w:w="90" w:type="dxa"/>
-          <w:left w:w="0" w:type="dxa"/>
-          <w:bottom w:w="90" w:type="dxa"/>
-          <w:right w:w="120" w:type="dxa"/>
-        </w:tblCellMar>
-        <w:tblLayout w:type="fixed"/>
-      </w:tblPr>
-      <w:tblGrid>
-        <w:gridCol w:w="794"/>
-        <w:gridCol w:w="6236"/>
-        <w:gridCol w:w="2381"/>
-      </w:tblGrid>
-      <w:tr>
-        <w:tc>
-          <w:tcPr>
-            <w:tcW w:type="dxa" w:w="794"/>
-            <w:tcBorders>
-              <w:top w:val="nil" w:sz="0" w:space="0" w:color="FFFFFF"/>
-              <w:left w:val="nil" w:sz="0" w:space="0" w:color="FFFFFF"/>
-              <w:right w:val="nil" w:sz="0" w:space="0" w:color="FFFFFF"/>
-              <w:bottom w:val="single" w:sz="4" w:space="0" w:color="E8E8E8"/>
-            </w:tcBorders>
-          </w:tcPr>
-          <w:p>
-            <w:pPr>
-              <w:spacing w:before="0" w:after="0" w:line="240" w:lineRule="auto"/>
-            </w:pPr>
-            <w:r>
-              <w:rPr>
-                <w:rFonts w:ascii="Arial" w:hAnsi="Arial" w:eastAsia="Arial" w:cs="Arial"/>
-                <w:b/>
-                <w:caps w:val="0"/>
-                <w:color w:val="FF2626"/>
-                <w:sz w:val="52"/>
-              </w:rPr>
-              <w:t>1</w:t>
-            </w:r>
-          </w:p>
-        </w:tc>
-        <w:tc>
-          <w:tcPr>
-            <w:tcW w:type="dxa" w:w="6236"/>
-            <w:tcBorders>
-              <w:top w:val="nil" w:sz="0" w:space="0" w:color="FFFFFF"/>
-              <w:left w:val="nil" w:sz="0" w:space="0" w:color="FFFFFF"/>
-              <w:right w:val="nil" w:sz="0" w:space="0" w:color="FFFFFF"/>
-              <w:bottom w:val="single" w:sz="4" w:space="0" w:color="E8E8E8"/>
-            </w:tcBorders>
-          </w:tcPr>
-          <w:p>
-            <w:pPr>
-              <w:spacing w:before="0" w:after="0" w:line="288" w:lineRule="auto"/>
-            </w:pPr>
-            <w:r>
-              <w:rPr>
-                <w:rFonts w:ascii="Arial" w:hAnsi="Arial" w:eastAsia="Arial" w:cs="Arial"/>
-                <w:b w:val="0"/>
-                <w:caps w:val="0"/>
-                <w:color w:val="2E2E2E"/>
-                <w:sz w:val="22"/>
-              </w:rPr>
-              <w:t xml:space="preserve">Brian Eno — Music for Airports, часть </w:t>
-            </w:r>
-            <w:r>
-              <w:rPr>
-                <w:rFonts w:ascii="Arial" w:hAnsi="Arial" w:eastAsia="Arial" w:cs="Arial"/>
-                <w:b/>
-                <w:caps w:val="0"/>
-                <w:color w:val="2E2E2E"/>
-                <w:sz w:val="22"/>
-                <w:shd w:val="clear" w:color="auto" w:fill="F2F2F2"/>
-              </w:rPr>
-              <w:t>[УТОЧНИТЬ]</w:t>
-            </w:r>
-          </w:p>
-        </w:tc>
-        <w:tc>
-          <w:tcPr>
-            <w:tcW w:type="dxa" w:w="2381"/>
-            <w:tcBorders>
-              <w:top w:val="nil" w:sz="0" w:space="0" w:color="FFFFFF"/>
-              <w:left w:val="nil" w:sz="0" w:space="0" w:color="FFFFFF"/>
-              <w:right w:val="nil" w:sz="0" w:space="0" w:color="FFFFFF"/>
-              <w:bottom w:val="single" w:sz="4" w:space="0" w:color="E8E8E8"/>
-            </w:tcBorders>
-          </w:tcPr>
-          <w:p>
-            <w:pPr>
-              <w:spacing w:before="0" w:after="0" w:line="288" w:lineRule="auto"/>
-            </w:pPr>
-            <w:r>
-              <w:rPr>
-                <w:rFonts w:ascii="Arial" w:hAnsi="Arial" w:eastAsia="Arial" w:cs="Arial"/>
-                <w:b/>
-                <w:caps w:val="0"/>
-                <w:color w:val="2E2E2E"/>
-                <w:sz w:val="22"/>
-                <w:shd w:val="clear" w:color="auto" w:fill="F2F2F2"/>
-              </w:rPr>
-              <w:t>[УТОЧНИТЬ]</w:t>
-            </w:r>
-            <w:r>
-              <w:rPr>
-                <w:rFonts w:ascii="Arial" w:hAnsi="Arial" w:eastAsia="Arial" w:cs="Arial"/>
-                <w:b w:val="0"/>
-                <w:caps w:val="0"/>
-                <w:color w:val="2E2E2E"/>
-                <w:sz w:val="22"/>
-              </w:rPr>
-              <w:t xml:space="preserve"> мин</w:t>
-            </w:r>
-          </w:p>
-        </w:tc>
-      </w:tr>
-      <w:tr>
-        <w:tc>
-          <w:tcPr>
-            <w:tcW w:type="dxa" w:w="794"/>
-            <w:tcBorders>
-              <w:top w:val="nil" w:sz="0" w:space="0" w:color="FFFFFF"/>
-              <w:left w:val="nil" w:sz="0" w:space="0" w:color="FFFFFF"/>
-              <w:right w:val="nil" w:sz="0" w:space="0" w:color="FFFFFF"/>
-              <w:bottom w:val="single" w:sz="4" w:space="0" w:color="E8E8E8"/>
-            </w:tcBorders>
-          </w:tcPr>
-          <w:p>
-            <w:pPr>
-              <w:spacing w:before="0" w:after="0" w:line="240" w:lineRule="auto"/>
-            </w:pPr>
-            <w:r>
-              <w:rPr>
-                <w:rFonts w:ascii="Arial" w:hAnsi="Arial" w:eastAsia="Arial" w:cs="Arial"/>
-                <w:b/>
-                <w:caps w:val="0"/>
-                <w:color w:val="FF2626"/>
-                <w:sz w:val="52"/>
-              </w:rPr>
-              <w:t>2</w:t>
-            </w:r>
-          </w:p>
-        </w:tc>
-        <w:tc>
-          <w:tcPr>
-            <w:tcW w:type="dxa" w:w="6236"/>
-            <w:tcBorders>
-              <w:top w:val="nil" w:sz="0" w:space="0" w:color="FFFFFF"/>
-              <w:left w:val="nil" w:sz="0" w:space="0" w:color="FFFFFF"/>
-              <w:right w:val="nil" w:sz="0" w:space="0" w:color="FFFFFF"/>
-              <w:bottom w:val="single" w:sz="4" w:space="0" w:color="E8E8E8"/>
-            </w:tcBorders>
-          </w:tcPr>
-          <w:p>
-            <w:pPr>
-              <w:spacing w:before="0" w:after="0" w:line="288" w:lineRule="auto"/>
-            </w:pPr>
-            <w:r>
-              <w:rPr>
-                <w:rFonts w:ascii="Arial" w:hAnsi="Arial" w:eastAsia="Arial" w:cs="Arial"/>
-                <w:b w:val="0"/>
-                <w:caps w:val="0"/>
-                <w:color w:val="2E2E2E"/>
-                <w:sz w:val="22"/>
-              </w:rPr>
-              <w:t xml:space="preserve">Brian Eno — Music for Airports, часть </w:t>
-            </w:r>
-            <w:r>
-              <w:rPr>
-                <w:rFonts w:ascii="Arial" w:hAnsi="Arial" w:eastAsia="Arial" w:cs="Arial"/>
-                <w:b/>
-                <w:caps w:val="0"/>
-                <w:color w:val="2E2E2E"/>
-                <w:sz w:val="22"/>
-                <w:shd w:val="clear" w:color="auto" w:fill="F2F2F2"/>
-              </w:rPr>
-              <w:t>[УТОЧНИТЬ]</w:t>
-            </w:r>
-          </w:p>
-        </w:tc>
-        <w:tc>
-          <w:tcPr>
-            <w:tcW w:type="dxa" w:w="2381"/>
-            <w:tcBorders>
-              <w:top w:val="nil" w:sz="0" w:space="0" w:color="FFFFFF"/>
-              <w:left w:val="nil" w:sz="0" w:space="0" w:color="FFFFFF"/>
-              <w:right w:val="nil" w:sz="0" w:space="0" w:color="FFFFFF"/>
-              <w:bottom w:val="single" w:sz="4" w:space="0" w:color="E8E8E8"/>
-            </w:tcBorders>
-          </w:tcPr>
-          <w:p>
-            <w:pPr>
-              <w:spacing w:before="0" w:after="0" w:line="288" w:lineRule="auto"/>
-            </w:pPr>
-            <w:r>
-              <w:rPr>
-                <w:rFonts w:ascii="Arial" w:hAnsi="Arial" w:eastAsia="Arial" w:cs="Arial"/>
-                <w:b/>
-                <w:caps w:val="0"/>
-                <w:color w:val="2E2E2E"/>
-                <w:sz w:val="22"/>
-                <w:shd w:val="clear" w:color="auto" w:fill="F2F2F2"/>
-              </w:rPr>
-              <w:t>[УТОЧНИТЬ]</w:t>
-            </w:r>
-            <w:r>
-              <w:rPr>
-                <w:rFonts w:ascii="Arial" w:hAnsi="Arial" w:eastAsia="Arial" w:cs="Arial"/>
-                <w:b w:val="0"/>
-                <w:caps w:val="0"/>
-                <w:color w:val="2E2E2E"/>
-                <w:sz w:val="22"/>
-              </w:rPr>
-              <w:t xml:space="preserve"> мин</w:t>
-            </w:r>
-          </w:p>
-        </w:tc>
-      </w:tr>
-    </w:tbl>
     <w:p>
       <w:pPr>
-        <w:spacing w:before="0" w:after="120" w:line="240" w:lineRule="auto"/>
-      </w:pPr>
-    </w:p>
-    <w:p>
-      <w:pPr>
-        <w:spacing w:before="0" w:after="160" w:line="324" w:lineRule="auto"/>
+        <w:pStyle w:val="ListNumber"/>
+        <w:spacing w:before="0"/>
       </w:pPr>
       <w:r>
         <w:rPr>
           <w:rFonts w:ascii="Arial" w:hAnsi="Arial" w:eastAsia="Arial" w:cs="Arial"/>
-          <w:b w:val="0"/>
-          <w:caps w:val="0"/>
-          <w:color w:val="2E2E2E"/>
-          <w:sz w:val="21"/>
+        </w:rPr>
+        <w:t>Brian Eno — Music for Airports, часть [УТОЧНИТЬ], [УТОЧНИТЬ] мин</w:t>
+      </w:r>
+    </w:p>
+    <w:p>
+      <w:pPr>
+        <w:pStyle w:val="ListNumber"/>
+        <w:spacing w:before="0"/>
+      </w:pPr>
+      <w:r>
+        <w:rPr>
+          <w:rFonts w:ascii="Arial" w:hAnsi="Arial" w:eastAsia="Arial" w:cs="Arial"/>
+        </w:rPr>
+        <w:t>Brian Eno — Music for Airports, часть [УТОЧНИТЬ], [УТОЧНИТЬ] мин</w:t>
+      </w:r>
+    </w:p>
+    <w:p>
+      <w:pPr>
+        <w:spacing w:before="0" w:after="160"/>
+      </w:pPr>
+      <w:r>
+        <w:rPr>
+          <w:rFonts w:ascii="Arial" w:hAnsi="Arial" w:eastAsia="Arial" w:cs="Arial"/>
         </w:rPr>
         <w:t>Общий хронометраж — 60 минут. Порядок частей фиксируем после осмотра площадки и репетиции на месте.</w:t>
       </w:r>
@@ -593,483 +133,218 @@
     <w:p>
       <w:pPr>
         <w:keepNext/>
-        <w:spacing w:before="480" w:after="160" w:line="240" w:lineRule="auto"/>
-        <w:pBdr>
-          <w:bottom w:val="single" w:sz="8" w:space="5" w:color="2E2E2E"/>
-        </w:pBdr>
+        <w:spacing w:before="280" w:after="80"/>
       </w:pPr>
       <w:r>
         <w:rPr>
           <w:rFonts w:ascii="Arial" w:hAnsi="Arial" w:eastAsia="Arial" w:cs="Arial"/>
           <w:b/>
-          <w:caps/>
-          <w:color w:val="2E2E2E"/>
-          <w:sz w:val="30"/>
+          <w:sz w:val="24"/>
         </w:rPr>
-        <w:t>Опционально</w:t>
+        <w:t>ОПЦИОНАЛЬНО</w:t>
       </w:r>
     </w:p>
     <w:p>
       <w:pPr>
-        <w:spacing w:before="0" w:after="160" w:line="324" w:lineRule="auto"/>
+        <w:spacing w:before="0" w:after="160"/>
       </w:pPr>
       <w:r>
         <w:rPr>
           <w:rFonts w:ascii="Arial" w:hAnsi="Arial" w:eastAsia="Arial" w:cs="Arial"/>
-          <w:b w:val="0"/>
-          <w:caps w:val="0"/>
-          <w:color w:val="2E2E2E"/>
-          <w:sz w:val="21"/>
         </w:rPr>
         <w:t>Если захотим дополнить вечер, в анонсе от 6 октября заявлена музыка:</w:t>
       </w:r>
     </w:p>
     <w:p>
       <w:pPr>
-        <w:spacing w:before="0" w:after="100" w:line="300" w:lineRule="auto"/>
-        <w:ind w:left="340" w:hanging="340"/>
+        <w:pStyle w:val="ListBullet"/>
+        <w:spacing w:before="0"/>
       </w:pPr>
       <w:r>
         <w:rPr>
           <w:rFonts w:ascii="Arial" w:hAnsi="Arial" w:eastAsia="Arial" w:cs="Arial"/>
-          <w:b w:val="0"/>
-          <w:caps w:val="0"/>
-          <w:color w:val="2E2E2E"/>
-          <w:sz w:val="21"/>
         </w:rPr>
-        <w:t xml:space="preserve">— </w:t>
-      </w:r>
-      <w:r>
-        <w:rPr>
-          <w:rFonts w:ascii="Arial" w:hAnsi="Arial" w:eastAsia="Arial" w:cs="Arial"/>
-          <w:b w:val="0"/>
-          <w:caps w:val="0"/>
-          <w:color w:val="2E2E2E"/>
-          <w:sz w:val="21"/>
-        </w:rPr>
-        <w:t xml:space="preserve">Morton Feldman — </w:t>
-      </w:r>
-      <w:r>
-        <w:rPr>
-          <w:rFonts w:ascii="Arial" w:hAnsi="Arial" w:eastAsia="Arial" w:cs="Arial"/>
-          <w:b/>
-          <w:caps w:val="0"/>
-          <w:color w:val="2E2E2E"/>
-          <w:sz w:val="21"/>
-          <w:shd w:val="clear" w:color="auto" w:fill="F2F2F2"/>
-        </w:rPr>
-        <w:t>[УТОЧНИТЬ произведение]</w:t>
+        <w:t>Morton Feldman — [УТОЧНИТЬ произведение]</w:t>
       </w:r>
     </w:p>
     <w:p>
       <w:pPr>
-        <w:spacing w:before="0" w:after="100" w:line="300" w:lineRule="auto"/>
-        <w:ind w:left="340" w:hanging="340"/>
+        <w:pStyle w:val="ListBullet"/>
+        <w:spacing w:before="0"/>
       </w:pPr>
       <w:r>
         <w:rPr>
           <w:rFonts w:ascii="Arial" w:hAnsi="Arial" w:eastAsia="Arial" w:cs="Arial"/>
-          <w:b w:val="0"/>
-          <w:caps w:val="0"/>
-          <w:color w:val="2E2E2E"/>
-          <w:sz w:val="21"/>
         </w:rPr>
-        <w:t xml:space="preserve">— </w:t>
-      </w:r>
-      <w:r>
-        <w:rPr>
-          <w:rFonts w:ascii="Arial" w:hAnsi="Arial" w:eastAsia="Arial" w:cs="Arial"/>
-          <w:b w:val="0"/>
-          <w:caps w:val="0"/>
-          <w:color w:val="2E2E2E"/>
-          <w:sz w:val="21"/>
-        </w:rPr>
-        <w:t xml:space="preserve">Meredith Monk — </w:t>
-      </w:r>
-      <w:r>
-        <w:rPr>
-          <w:rFonts w:ascii="Arial" w:hAnsi="Arial" w:eastAsia="Arial" w:cs="Arial"/>
-          <w:b/>
-          <w:caps w:val="0"/>
-          <w:color w:val="2E2E2E"/>
-          <w:sz w:val="21"/>
-          <w:shd w:val="clear" w:color="auto" w:fill="F2F2F2"/>
-        </w:rPr>
-        <w:t>[УТОЧНИТЬ произведение]</w:t>
+        <w:t>Meredith Monk — [УТОЧНИТЬ произведение]</w:t>
       </w:r>
     </w:p>
     <w:p>
       <w:pPr>
-        <w:spacing w:before="0" w:after="100" w:line="300" w:lineRule="auto"/>
-        <w:ind w:left="340" w:hanging="340"/>
+        <w:pStyle w:val="ListBullet"/>
+        <w:spacing w:before="0"/>
       </w:pPr>
       <w:r>
         <w:rPr>
           <w:rFonts w:ascii="Arial" w:hAnsi="Arial" w:eastAsia="Arial" w:cs="Arial"/>
-          <w:b w:val="0"/>
-          <w:caps w:val="0"/>
-          <w:color w:val="2E2E2E"/>
-          <w:sz w:val="21"/>
         </w:rPr>
-        <w:t xml:space="preserve">— </w:t>
-      </w:r>
-      <w:r>
-        <w:rPr>
-          <w:rFonts w:ascii="Arial" w:hAnsi="Arial" w:eastAsia="Arial" w:cs="Arial"/>
-          <w:b w:val="0"/>
-          <w:caps w:val="0"/>
-          <w:color w:val="2E2E2E"/>
-          <w:sz w:val="21"/>
-        </w:rPr>
-        <w:t xml:space="preserve">William Duckworth — </w:t>
-      </w:r>
-      <w:r>
-        <w:rPr>
-          <w:rFonts w:ascii="Arial" w:hAnsi="Arial" w:eastAsia="Arial" w:cs="Arial"/>
-          <w:b/>
-          <w:caps w:val="0"/>
-          <w:color w:val="2E2E2E"/>
-          <w:sz w:val="21"/>
-          <w:shd w:val="clear" w:color="auto" w:fill="F2F2F2"/>
-        </w:rPr>
-        <w:t>[УТОЧНИТЬ произведение]</w:t>
+        <w:t>William Duckworth — [УТОЧНИТЬ произведение]</w:t>
       </w:r>
     </w:p>
     <w:p>
       <w:pPr>
-        <w:spacing w:before="0" w:after="100" w:line="300" w:lineRule="auto"/>
-        <w:ind w:left="340" w:hanging="340"/>
+        <w:pStyle w:val="ListBullet"/>
+        <w:spacing w:before="0"/>
       </w:pPr>
       <w:r>
         <w:rPr>
           <w:rFonts w:ascii="Arial" w:hAnsi="Arial" w:eastAsia="Arial" w:cs="Arial"/>
-          <w:b w:val="0"/>
-          <w:caps w:val="0"/>
-          <w:color w:val="2E2E2E"/>
-          <w:sz w:val="21"/>
         </w:rPr>
-        <w:t xml:space="preserve">— </w:t>
-      </w:r>
-      <w:r>
-        <w:rPr>
-          <w:rFonts w:ascii="Arial" w:hAnsi="Arial" w:eastAsia="Arial" w:cs="Arial"/>
-          <w:b w:val="0"/>
-          <w:caps w:val="0"/>
-          <w:color w:val="2E2E2E"/>
-          <w:sz w:val="21"/>
-        </w:rPr>
-        <w:t xml:space="preserve">Aphex Twin — </w:t>
-      </w:r>
-      <w:r>
-        <w:rPr>
-          <w:rFonts w:ascii="Arial" w:hAnsi="Arial" w:eastAsia="Arial" w:cs="Arial"/>
-          <w:b/>
-          <w:caps w:val="0"/>
-          <w:color w:val="2E2E2E"/>
-          <w:sz w:val="21"/>
-          <w:shd w:val="clear" w:color="auto" w:fill="F2F2F2"/>
-        </w:rPr>
-        <w:t>[УТОЧНИТЬ произведение]</w:t>
+        <w:t>Aphex Twin — [УТОЧНИТЬ произведение]</w:t>
       </w:r>
     </w:p>
     <w:p>
       <w:pPr>
         <w:keepNext/>
-        <w:spacing w:before="480" w:after="160" w:line="240" w:lineRule="auto"/>
-        <w:pBdr>
-          <w:bottom w:val="single" w:sz="8" w:space="5" w:color="2E2E2E"/>
-        </w:pBdr>
+        <w:spacing w:before="280" w:after="80"/>
       </w:pPr>
       <w:r>
         <w:rPr>
           <w:rFonts w:ascii="Arial" w:hAnsi="Arial" w:eastAsia="Arial" w:cs="Arial"/>
           <w:b/>
-          <w:caps/>
-          <w:color w:val="2E2E2E"/>
-          <w:sz w:val="30"/>
+          <w:sz w:val="24"/>
         </w:rPr>
-        <w:t>Состав</w:t>
+        <w:t>СОСТАВ</w:t>
       </w:r>
     </w:p>
     <w:p>
       <w:pPr>
-        <w:spacing w:before="0" w:after="160" w:line="324" w:lineRule="auto"/>
+        <w:spacing w:before="0" w:after="160"/>
       </w:pPr>
       <w:r>
         <w:rPr>
           <w:rFonts w:ascii="Arial" w:hAnsi="Arial" w:eastAsia="Arial" w:cs="Arial"/>
-          <w:b w:val="0"/>
-          <w:caps w:val="0"/>
-          <w:color w:val="2E2E2E"/>
-          <w:sz w:val="21"/>
         </w:rPr>
         <w:t>Четыре музыканта:</w:t>
       </w:r>
     </w:p>
     <w:p>
       <w:pPr>
-        <w:spacing w:before="0" w:after="100" w:line="300" w:lineRule="auto"/>
-        <w:ind w:left="340" w:hanging="340"/>
+        <w:pStyle w:val="ListBullet"/>
+        <w:spacing w:before="0"/>
       </w:pPr>
       <w:r>
         <w:rPr>
           <w:rFonts w:ascii="Arial" w:hAnsi="Arial" w:eastAsia="Arial" w:cs="Arial"/>
-          <w:b w:val="0"/>
-          <w:caps w:val="0"/>
-          <w:color w:val="2E2E2E"/>
-          <w:sz w:val="21"/>
         </w:rPr>
-        <w:t xml:space="preserve">— </w:t>
-      </w:r>
-      <w:r>
-        <w:rPr>
-          <w:rFonts w:ascii="Arial" w:hAnsi="Arial" w:eastAsia="Arial" w:cs="Arial"/>
-          <w:b w:val="0"/>
-          <w:caps w:val="0"/>
-          <w:color w:val="2E2E2E"/>
-          <w:sz w:val="21"/>
-        </w:rPr>
-        <w:t xml:space="preserve">электроника — 2 человека </w:t>
-      </w:r>
-      <w:r>
-        <w:rPr>
-          <w:rFonts w:ascii="Arial" w:hAnsi="Arial" w:eastAsia="Arial" w:cs="Arial"/>
-          <w:b/>
-          <w:caps w:val="0"/>
-          <w:color w:val="2E2E2E"/>
-          <w:sz w:val="21"/>
-          <w:shd w:val="clear" w:color="auto" w:fill="F2F2F2"/>
-        </w:rPr>
-        <w:t>[УТОЧНИТЬ имена]</w:t>
+        <w:t>электроника — 2 человека [УТОЧНИТЬ имена]</w:t>
       </w:r>
     </w:p>
     <w:p>
       <w:pPr>
-        <w:spacing w:before="0" w:after="100" w:line="300" w:lineRule="auto"/>
-        <w:ind w:left="340" w:hanging="340"/>
+        <w:pStyle w:val="ListBullet"/>
+        <w:spacing w:before="0"/>
       </w:pPr>
       <w:r>
         <w:rPr>
           <w:rFonts w:ascii="Arial" w:hAnsi="Arial" w:eastAsia="Arial" w:cs="Arial"/>
-          <w:b w:val="0"/>
-          <w:caps w:val="0"/>
-          <w:color w:val="2E2E2E"/>
-          <w:sz w:val="21"/>
         </w:rPr>
-        <w:t xml:space="preserve">— </w:t>
-      </w:r>
-      <w:r>
-        <w:rPr>
-          <w:rFonts w:ascii="Arial" w:hAnsi="Arial" w:eastAsia="Arial" w:cs="Arial"/>
-          <w:b w:val="0"/>
-          <w:caps w:val="0"/>
-          <w:color w:val="2E2E2E"/>
-          <w:sz w:val="21"/>
-        </w:rPr>
-        <w:t xml:space="preserve">кларнет / саксофон (бас-кларнет) </w:t>
-      </w:r>
-      <w:r>
-        <w:rPr>
-          <w:rFonts w:ascii="Arial" w:hAnsi="Arial" w:eastAsia="Arial" w:cs="Arial"/>
-          <w:b/>
-          <w:caps w:val="0"/>
-          <w:color w:val="2E2E2E"/>
-          <w:sz w:val="21"/>
-          <w:shd w:val="clear" w:color="auto" w:fill="F2F2F2"/>
-        </w:rPr>
-        <w:t>[УТОЧНИТЬ имя]</w:t>
+        <w:t>кларнет / саксофон (бас-кларнет) [УТОЧНИТЬ имя]</w:t>
       </w:r>
     </w:p>
     <w:p>
       <w:pPr>
-        <w:spacing w:before="0" w:after="100" w:line="300" w:lineRule="auto"/>
-        <w:ind w:left="340" w:hanging="340"/>
+        <w:pStyle w:val="ListBullet"/>
+        <w:spacing w:before="0"/>
       </w:pPr>
       <w:r>
         <w:rPr>
           <w:rFonts w:ascii="Arial" w:hAnsi="Arial" w:eastAsia="Arial" w:cs="Arial"/>
-          <w:b w:val="0"/>
-          <w:caps w:val="0"/>
-          <w:color w:val="2E2E2E"/>
-          <w:sz w:val="21"/>
         </w:rPr>
-        <w:t xml:space="preserve">— </w:t>
-      </w:r>
-      <w:r>
-        <w:rPr>
-          <w:rFonts w:ascii="Arial" w:hAnsi="Arial" w:eastAsia="Arial" w:cs="Arial"/>
-          <w:b w:val="0"/>
-          <w:caps w:val="0"/>
-          <w:color w:val="2E2E2E"/>
-          <w:sz w:val="21"/>
-        </w:rPr>
-        <w:t xml:space="preserve">виолончель </w:t>
-      </w:r>
-      <w:r>
-        <w:rPr>
-          <w:rFonts w:ascii="Arial" w:hAnsi="Arial" w:eastAsia="Arial" w:cs="Arial"/>
-          <w:b/>
-          <w:caps w:val="0"/>
-          <w:color w:val="2E2E2E"/>
-          <w:sz w:val="21"/>
-          <w:shd w:val="clear" w:color="auto" w:fill="F2F2F2"/>
-        </w:rPr>
-        <w:t>[УТОЧНИТЬ имя]</w:t>
+        <w:t>виолончель [УТОЧНИТЬ имя]</w:t>
       </w:r>
     </w:p>
     <w:p>
       <w:pPr>
         <w:keepNext/>
-        <w:spacing w:before="480" w:after="160" w:line="240" w:lineRule="auto"/>
-        <w:pBdr>
-          <w:bottom w:val="single" w:sz="8" w:space="5" w:color="2E2E2E"/>
-        </w:pBdr>
+        <w:spacing w:before="280" w:after="80"/>
       </w:pPr>
       <w:r>
         <w:rPr>
           <w:rFonts w:ascii="Arial" w:hAnsi="Arial" w:eastAsia="Arial" w:cs="Arial"/>
           <w:b/>
-          <w:caps/>
-          <w:color w:val="2E2E2E"/>
-          <w:sz w:val="30"/>
+          <w:sz w:val="24"/>
         </w:rPr>
-        <w:t>Как это звучит</w:t>
+        <w:t>КАК ЭТО ЗВУЧИТ</w:t>
       </w:r>
     </w:p>
     <w:p>
       <w:pPr>
-        <w:spacing w:before="0" w:after="160" w:line="324" w:lineRule="auto"/>
+        <w:spacing w:before="0" w:after="160"/>
       </w:pPr>
       <w:r>
         <w:rPr>
           <w:rFonts w:ascii="Arial" w:hAnsi="Arial" w:eastAsia="Arial" w:cs="Arial"/>
-          <w:b w:val="0"/>
-          <w:caps w:val="0"/>
-          <w:color w:val="2E2E2E"/>
-          <w:sz w:val="21"/>
         </w:rPr>
         <w:t>Примеры исполнения музыки Ино ансамблем:</w:t>
       </w:r>
     </w:p>
     <w:p>
       <w:pPr>
-        <w:spacing w:before="0" w:after="100" w:line="300" w:lineRule="auto"/>
-        <w:ind w:left="340" w:hanging="340"/>
+        <w:pStyle w:val="ListBullet"/>
+        <w:spacing w:before="0"/>
       </w:pPr>
       <w:r>
         <w:rPr>
           <w:rFonts w:ascii="Arial" w:hAnsi="Arial" w:eastAsia="Arial" w:cs="Arial"/>
-          <w:b w:val="0"/>
-          <w:caps w:val="0"/>
-          <w:color w:val="2E2E2E"/>
-          <w:sz w:val="21"/>
         </w:rPr>
-        <w:t xml:space="preserve">— </w:t>
-      </w:r>
-      <w:r>
-        <w:rPr>
-          <w:rFonts w:ascii="Arial" w:hAnsi="Arial" w:eastAsia="Arial" w:cs="Arial"/>
-          <w:b w:val="0"/>
-          <w:caps w:val="0"/>
-          <w:color w:val="2E2E2E"/>
-          <w:sz w:val="21"/>
-        </w:rPr>
-        <w:t xml:space="preserve">концерт Hauntology с музыкой Брайана Ино на ВДНХ, павильон «Космос» — видео </w:t>
-      </w:r>
-      <w:r>
-        <w:rPr>
-          <w:rFonts w:ascii="Arial" w:hAnsi="Arial" w:eastAsia="Arial" w:cs="Arial"/>
-          <w:b/>
-          <w:caps w:val="0"/>
-          <w:color w:val="2E2E2E"/>
-          <w:sz w:val="21"/>
-          <w:shd w:val="clear" w:color="auto" w:fill="F2F2F2"/>
-        </w:rPr>
-        <w:t>[УТОЧНИТЬ ссылку]</w:t>
+        <w:t>концерт Hauntology с музыкой Брайана Ино на ВДНХ, павильон «Космос» — видео [УТОЧНИТЬ ссылку]</w:t>
       </w:r>
     </w:p>
     <w:p>
       <w:pPr>
-        <w:spacing w:before="0" w:after="100" w:line="300" w:lineRule="auto"/>
-        <w:ind w:left="340" w:hanging="340"/>
+        <w:pStyle w:val="ListBullet"/>
+        <w:spacing w:before="0"/>
       </w:pPr>
       <w:r>
         <w:rPr>
           <w:rFonts w:ascii="Arial" w:hAnsi="Arial" w:eastAsia="Arial" w:cs="Arial"/>
-          <w:b w:val="0"/>
-          <w:caps w:val="0"/>
-          <w:color w:val="2E2E2E"/>
-          <w:sz w:val="21"/>
         </w:rPr>
-        <w:t xml:space="preserve">— </w:t>
-      </w:r>
-      <w:r>
-        <w:rPr>
-          <w:rFonts w:ascii="Arial" w:hAnsi="Arial" w:eastAsia="Arial" w:cs="Arial"/>
-          <w:b w:val="0"/>
-          <w:caps w:val="0"/>
-          <w:color w:val="2E2E2E"/>
-          <w:sz w:val="21"/>
-        </w:rPr>
-        <w:t xml:space="preserve">фрагмент выступления на фестивале ИНО, Новая сцена Александринского театра — видео </w:t>
-      </w:r>
-      <w:r>
-        <w:rPr>
-          <w:rFonts w:ascii="Arial" w:hAnsi="Arial" w:eastAsia="Arial" w:cs="Arial"/>
-          <w:b/>
-          <w:caps w:val="0"/>
-          <w:color w:val="2E2E2E"/>
-          <w:sz w:val="21"/>
-          <w:shd w:val="clear" w:color="auto" w:fill="F2F2F2"/>
-        </w:rPr>
-        <w:t>[УТОЧНИТЬ ссылку]</w:t>
+        <w:t>фрагмент выступления на фестивале ИНО, Новая сцена Александринского театра — видео [УТОЧНИТЬ ссылку]</w:t>
       </w:r>
     </w:p>
     <w:p>
       <w:pPr>
         <w:keepNext/>
-        <w:spacing w:before="480" w:after="160" w:line="240" w:lineRule="auto"/>
-        <w:pBdr>
-          <w:bottom w:val="single" w:sz="8" w:space="5" w:color="2E2E2E"/>
-        </w:pBdr>
+        <w:spacing w:before="280" w:after="80"/>
       </w:pPr>
       <w:r>
         <w:rPr>
           <w:rFonts w:ascii="Arial" w:hAnsi="Arial" w:eastAsia="Arial" w:cs="Arial"/>
           <w:b/>
-          <w:caps/>
-          <w:color w:val="2E2E2E"/>
-          <w:sz w:val="30"/>
+          <w:sz w:val="24"/>
         </w:rPr>
-        <w:t>О проекте</w:t>
+        <w:t>О ПРОЕКТЕ</w:t>
       </w:r>
     </w:p>
     <w:p>
       <w:pPr>
-        <w:spacing w:before="0" w:after="160" w:line="324" w:lineRule="auto"/>
+        <w:spacing w:before="0" w:after="160"/>
       </w:pPr>
       <w:r>
         <w:rPr>
           <w:rFonts w:ascii="Arial" w:hAnsi="Arial" w:eastAsia="Arial" w:cs="Arial"/>
-          <w:b w:val="0"/>
-          <w:caps w:val="0"/>
-          <w:color w:val="2E2E2E"/>
-          <w:sz w:val="21"/>
         </w:rPr>
         <w:t>Хонтология — это ностальгия по будущему, которое так и не стало настоящим. Проект композитора и куратора Дмитрия Мазурова и клавесинистки Катарины Мелик-Овсепян Hauntology вырос из этой идеи. Сейчас Hauntology — это ансамбль, серия концертов и многое другое: от аудио- и видеоработ до мерча, зинов и композиторской лаборатории.</w:t>
       </w:r>
     </w:p>
     <w:p>
       <w:pPr>
-        <w:spacing w:before="0" w:after="160" w:line="324" w:lineRule="auto"/>
+        <w:spacing w:before="0" w:after="160"/>
       </w:pPr>
       <w:r>
         <w:rPr>
           <w:rFonts w:ascii="Arial" w:hAnsi="Arial" w:eastAsia="Arial" w:cs="Arial"/>
-          <w:b w:val="0"/>
-          <w:caps w:val="0"/>
-          <w:color w:val="2E2E2E"/>
-          <w:sz w:val="21"/>
         </w:rPr>
         <w:t>Знакомые треки и темы переосмысляются как партитуры для ансамбля, превращаясь то в техно-гимны, то в хрупкие камерные пьесы, будто записанные на стёртую плёнку из другого времени.</w:t>
       </w:r>
@@ -1077,203 +352,73 @@
     <w:p>
       <w:pPr>
         <w:keepNext/>
-        <w:spacing w:before="480" w:after="160" w:line="240" w:lineRule="auto"/>
-        <w:pBdr>
-          <w:bottom w:val="single" w:sz="8" w:space="5" w:color="2E2E2E"/>
-        </w:pBdr>
+        <w:spacing w:before="280" w:after="80"/>
       </w:pPr>
       <w:r>
         <w:rPr>
           <w:rFonts w:ascii="Arial" w:hAnsi="Arial" w:eastAsia="Arial" w:cs="Arial"/>
           <w:b/>
-          <w:caps/>
-          <w:color w:val="2E2E2E"/>
-          <w:sz w:val="30"/>
+          <w:sz w:val="24"/>
         </w:rPr>
-        <w:t>Ссылки</w:t>
+        <w:t>ССЫЛКИ</w:t>
       </w:r>
     </w:p>
     <w:p>
       <w:pPr>
-        <w:spacing w:before="0" w:after="100" w:line="300" w:lineRule="auto"/>
-        <w:ind w:left="340" w:hanging="340"/>
+        <w:pStyle w:val="ListBullet"/>
+        <w:spacing w:before="0"/>
       </w:pPr>
       <w:r>
         <w:rPr>
           <w:rFonts w:ascii="Arial" w:hAnsi="Arial" w:eastAsia="Arial" w:cs="Arial"/>
-          <w:b w:val="0"/>
-          <w:caps w:val="0"/>
-          <w:color w:val="2E2E2E"/>
-          <w:sz w:val="21"/>
         </w:rPr>
-        <w:t xml:space="preserve">— </w:t>
+        <w:t>Сайт: https://hauntology.ru</w:t>
       </w:r>
-      <w:r>
-        <w:rPr>
-          <w:rFonts w:ascii="Arial" w:hAnsi="Arial" w:eastAsia="Arial" w:cs="Arial"/>
-          <w:b w:val="0"/>
-          <w:caps w:val="0"/>
-          <w:color w:val="2E2E2E"/>
-          <w:sz w:val="21"/>
-        </w:rPr>
-        <w:t xml:space="preserve">Сайт: </w:t>
-      </w:r>
-      <w:hyperlink r:id="rId9">
-        <w:r>
-          <w:rPr>
-            <w:rFonts w:ascii="Arial" w:hAnsi="Arial" w:eastAsia="Arial" w:cs="Arial"/>
-            <w:color w:val="2E2E2E"/>
-            <w:sz w:val="21"/>
-            <w:u w:val="single" w:color="FF2626"/>
-          </w:rPr>
-          <w:t>hauntology.ru</w:t>
-        </w:r>
-      </w:hyperlink>
     </w:p>
     <w:p>
       <w:pPr>
-        <w:spacing w:before="0" w:after="100" w:line="300" w:lineRule="auto"/>
-        <w:ind w:left="340" w:hanging="340"/>
+        <w:pStyle w:val="ListBullet"/>
+        <w:spacing w:before="0"/>
       </w:pPr>
       <w:r>
         <w:rPr>
           <w:rFonts w:ascii="Arial" w:hAnsi="Arial" w:eastAsia="Arial" w:cs="Arial"/>
-          <w:b w:val="0"/>
-          <w:caps w:val="0"/>
-          <w:color w:val="2E2E2E"/>
-          <w:sz w:val="21"/>
         </w:rPr>
-        <w:t xml:space="preserve">— </w:t>
+        <w:t>Telegram: https://t.me/hauntology_dm</w:t>
       </w:r>
-      <w:r>
-        <w:rPr>
-          <w:rFonts w:ascii="Arial" w:hAnsi="Arial" w:eastAsia="Arial" w:cs="Arial"/>
-          <w:b w:val="0"/>
-          <w:caps w:val="0"/>
-          <w:color w:val="2E2E2E"/>
-          <w:sz w:val="21"/>
-        </w:rPr>
-        <w:t xml:space="preserve">Telegram: </w:t>
-      </w:r>
-      <w:hyperlink r:id="rId10">
-        <w:r>
-          <w:rPr>
-            <w:rFonts w:ascii="Arial" w:hAnsi="Arial" w:eastAsia="Arial" w:cs="Arial"/>
-            <w:color w:val="2E2E2E"/>
-            <w:sz w:val="21"/>
-            <w:u w:val="single" w:color="FF2626"/>
-          </w:rPr>
-          <w:t>t.me/hauntology_dm</w:t>
-        </w:r>
-      </w:hyperlink>
     </w:p>
     <w:p>
       <w:pPr>
-        <w:spacing w:before="0" w:after="100" w:line="300" w:lineRule="auto"/>
-        <w:ind w:left="340" w:hanging="340"/>
+        <w:pStyle w:val="ListBullet"/>
+        <w:spacing w:before="0"/>
       </w:pPr>
       <w:r>
         <w:rPr>
           <w:rFonts w:ascii="Arial" w:hAnsi="Arial" w:eastAsia="Arial" w:cs="Arial"/>
-          <w:b w:val="0"/>
-          <w:caps w:val="0"/>
-          <w:color w:val="2E2E2E"/>
-          <w:sz w:val="21"/>
         </w:rPr>
-        <w:t xml:space="preserve">— </w:t>
+        <w:t>Instagram: https://www.instagram.com/hauntology.team</w:t>
       </w:r>
-      <w:r>
-        <w:rPr>
-          <w:rFonts w:ascii="Arial" w:hAnsi="Arial" w:eastAsia="Arial" w:cs="Arial"/>
-          <w:b w:val="0"/>
-          <w:caps w:val="0"/>
-          <w:color w:val="2E2E2E"/>
-          <w:sz w:val="21"/>
-        </w:rPr>
-        <w:t xml:space="preserve">Instagram: </w:t>
-      </w:r>
-      <w:hyperlink r:id="rId11">
-        <w:r>
-          <w:rPr>
-            <w:rFonts w:ascii="Arial" w:hAnsi="Arial" w:eastAsia="Arial" w:cs="Arial"/>
-            <w:color w:val="2E2E2E"/>
-            <w:sz w:val="21"/>
-            <w:u w:val="single" w:color="FF2626"/>
-          </w:rPr>
-          <w:t>instagram.com/hauntology.team</w:t>
-        </w:r>
-      </w:hyperlink>
     </w:p>
     <w:p>
       <w:pPr>
-        <w:spacing w:before="0" w:after="100" w:line="300" w:lineRule="auto"/>
-        <w:ind w:left="340" w:hanging="340"/>
+        <w:pStyle w:val="ListBullet"/>
+        <w:spacing w:before="0"/>
       </w:pPr>
       <w:r>
         <w:rPr>
           <w:rFonts w:ascii="Arial" w:hAnsi="Arial" w:eastAsia="Arial" w:cs="Arial"/>
-          <w:b w:val="0"/>
-          <w:caps w:val="0"/>
-          <w:color w:val="2E2E2E"/>
-          <w:sz w:val="21"/>
         </w:rPr>
-        <w:t xml:space="preserve">— </w:t>
+        <w:t>Фото для анонса: https://disk.yandex.ru/d/Y3a4cvWAzPLVKQ</w:t>
       </w:r>
-      <w:r>
-        <w:rPr>
-          <w:rFonts w:ascii="Arial" w:hAnsi="Arial" w:eastAsia="Arial" w:cs="Arial"/>
-          <w:b w:val="0"/>
-          <w:caps w:val="0"/>
-          <w:color w:val="2E2E2E"/>
-          <w:sz w:val="21"/>
-        </w:rPr>
-        <w:t xml:space="preserve">Фото для анонса: </w:t>
-      </w:r>
-      <w:hyperlink r:id="rId12">
-        <w:r>
-          <w:rPr>
-            <w:rFonts w:ascii="Arial" w:hAnsi="Arial" w:eastAsia="Arial" w:cs="Arial"/>
-            <w:color w:val="2E2E2E"/>
-            <w:sz w:val="21"/>
-            <w:u w:val="single" w:color="FF2626"/>
-          </w:rPr>
-          <w:t>Яндекс Диск</w:t>
-        </w:r>
-      </w:hyperlink>
     </w:p>
     <w:sectPr>
-      <w:footerReference w:type="default" r:id="rId13"/>
       <w:pgSz w:w="11906" w:h="16838"/>
-      <w:pgMar w:top="1020" w:right="1247" w:bottom="1134" w:left="1247" w:header="720" w:footer="720" w:gutter="0"/>
+      <w:pgMar w:top="1417" w:right="1417" w:bottom="1417" w:left="1417" w:header="720" w:footer="720" w:gutter="0"/>
       <w:cols w:space="720"/>
       <w:docGrid w:linePitch="360"/>
     </w:sectPr>
   </w:body>
 </w:document>
-</file>
-
-<file path=word/footer1.xml><?xml version="1.0" encoding="utf-8"?>
-<w:ftr xmlns:m="http://schemas.openxmlformats.org/officeDocument/2006/math" xmlns:mc="http://schemas.openxmlformats.org/markup-compatibility/2006" xmlns:mo="http://schemas.microsoft.com/office/mac/office/2008/main" xmlns:mv="urn:schemas-microsoft-com:mac:vml" xmlns:o="urn:schemas-microsoft-com:office:office" xmlns:r="http://schemas.openxmlformats.org/officeDocument/2006/relationships" xmlns:v="urn:schemas-microsoft-com:vml" xmlns:w10="urn:schemas-microsoft-com:office:word" xmlns:w14="http://schemas.microsoft.com/office/word/2010/wordml" xmlns:w="http://schemas.openxmlformats.org/wordprocessingml/2006/main" xmlns:wne="http://schemas.microsoft.com/office/word/2006/wordml" xmlns:wp14="http://schemas.microsoft.com/office/word/2010/wordprocessingDrawing" xmlns:wp="http://schemas.openxmlformats.org/drawingml/2006/wordprocessingDrawing" xmlns:wpc="http://schemas.microsoft.com/office/word/2010/wordprocessingCanvas" xmlns:wpg="http://schemas.microsoft.com/office/word/2010/wordprocessingGroup" xmlns:wpi="http://schemas.microsoft.com/office/word/2010/wordprocessingInk" xmlns:wps="http://schemas.microsoft.com/office/word/2010/wordprocessingShape" mc:Ignorable="w14 wp14">
-  <w:p>
-    <w:pPr>
-      <w:pStyle w:val="Footer"/>
-      <w:spacing w:before="0" w:after="0" w:line="240" w:lineRule="auto"/>
-      <w:pBdr>
-        <w:top w:val="single" w:sz="6" w:space="6" w:color="E8E8E8"/>
-      </w:pBdr>
-    </w:pPr>
-    <w:r>
-      <w:rPr>
-        <w:rFonts w:ascii="Arial" w:hAnsi="Arial" w:eastAsia="Arial" w:cs="Arial"/>
-        <w:b w:val="0"/>
-        <w:caps w:val="0"/>
-        <w:color w:val="6F6F6F"/>
-        <w:sz w:val="17"/>
-      </w:rPr>
-      <w:t>FANCYMUSIC · fancymusic.ru · t.me/fancymusiclabel</w:t>
-    </w:r>
-  </w:p>
-</w:ftr>
 </file>
 
 <file path=word/numbering.xml><?xml version="1.0" encoding="utf-8"?>
@@ -1639,8 +784,13 @@
     <w:name w:val="Normal"/>
     <w:qFormat/>
     <w:rsid w:val="00FC693F"/>
+    <w:pPr>
+      <w:spacing w:after="120" w:line="276" w:lineRule="auto"/>
+    </w:pPr>
     <w:rPr>
-      <w:rFonts w:ascii="Arial" w:hAnsi="Arial"/>
+      <w:rFonts w:ascii="Arial" w:hAnsi="Arial" w:eastAsia="Arial" w:cs="Arial"/>
+      <w:b w:val="0"/>
+      <w:sz w:val="22"/>
     </w:rPr>
   </w:style>
   <w:style w:type="paragraph" w:styleId="Header">
@@ -2169,8 +1319,14 @@
       <w:numPr>
         <w:numId w:val="1"/>
       </w:numPr>
+      <w:spacing w:after="120" w:line="276" w:lineRule="auto"/>
       <w:contextualSpacing/>
     </w:pPr>
+    <w:rPr>
+      <w:rFonts w:ascii="Arial" w:hAnsi="Arial" w:eastAsia="Arial" w:cs="Arial"/>
+      <w:b w:val="0"/>
+      <w:sz w:val="22"/>
+    </w:rPr>
   </w:style>
   <w:style w:type="paragraph" w:styleId="ListBullet2">
     <w:name w:val="List Bullet 2"/>
@@ -2208,8 +1364,14 @@
       <w:numPr>
         <w:numId w:val="5"/>
       </w:numPr>
+      <w:spacing w:after="120" w:line="276" w:lineRule="auto"/>
       <w:contextualSpacing/>
     </w:pPr>
+    <w:rPr>
+      <w:rFonts w:ascii="Arial" w:hAnsi="Arial" w:eastAsia="Arial" w:cs="Arial"/>
+      <w:b w:val="0"/>
+      <w:sz w:val="22"/>
+    </w:rPr>
   </w:style>
   <w:style w:type="paragraph" w:styleId="ListNumber2">
     <w:name w:val="List Number 2"/>

--- a/projects/hauntology-eno-zilart/output/program.docx
+++ b/projects/hauntology-eno-zilart/output/program.docx
@@ -3,166 +3,117 @@
 <w:document xmlns:wpc="http://schemas.microsoft.com/office/word/2010/wordprocessingCanvas" xmlns:mo="http://schemas.microsoft.com/office/mac/office/2008/main" xmlns:mc="http://schemas.openxmlformats.org/markup-compatibility/2006" xmlns:mv="urn:schemas-microsoft-com:mac:vml" xmlns:o="urn:schemas-microsoft-com:office:office" xmlns:r="http://schemas.openxmlformats.org/officeDocument/2006/relationships" xmlns:m="http://schemas.openxmlformats.org/officeDocument/2006/math" xmlns:v="urn:schemas-microsoft-com:vml" xmlns:wp14="http://schemas.microsoft.com/office/word/2010/wordprocessingDrawing" xmlns:wp="http://schemas.openxmlformats.org/drawingml/2006/wordprocessingDrawing" xmlns:w10="urn:schemas-microsoft-com:office:word" xmlns:w="http://schemas.openxmlformats.org/wordprocessingml/2006/main" xmlns:w14="http://schemas.microsoft.com/office/word/2010/wordml" xmlns:wpg="http://schemas.microsoft.com/office/word/2010/wordprocessingGroup" xmlns:wpi="http://schemas.microsoft.com/office/word/2010/wordprocessingInk" xmlns:wne="http://schemas.microsoft.com/office/word/2006/wordml" xmlns:wps="http://schemas.microsoft.com/office/word/2010/wordprocessingShape" mc:Ignorable="w14 wp14">
   <w:body>
     <w:p>
+      <w:r>
+        <w:rPr>
+          <w:rFonts w:ascii="Arial" w:hAnsi="Arial" w:eastAsia="Arial" w:cs="Arial"/>
+          <w:b/>
+          <w:sz w:val="20"/>
+        </w:rPr>
+        <w:t>HAUNTOLOGY × БРАЙАН ИНО</w:t>
+      </w:r>
+    </w:p>
+    <w:p/>
+    <w:p>
+      <w:r>
+        <w:rPr>
+          <w:rFonts w:ascii="Arial" w:hAnsi="Arial" w:eastAsia="Arial" w:cs="Arial"/>
+          <w:sz w:val="20"/>
+        </w:rPr>
+        <w:t>Site-specific программа вокруг альбома Music for Airports. Музей ЗИЛАРТ, бул. Братьев Весниных, 3.</w:t>
+      </w:r>
+    </w:p>
+    <w:p/>
+    <w:p>
+      <w:r>
+        <w:rPr>
+          <w:rFonts w:ascii="Arial" w:hAnsi="Arial" w:eastAsia="Arial" w:cs="Arial"/>
+          <w:sz w:val="20"/>
+        </w:rPr>
+        <w:t>Дата: ноябрь 2026, варианты 6–8 или 13–15 ноября; музыканты свободны 7, 8 и 14 ноября [УТОЧНИТЬ окончательную дату]</w:t>
+      </w:r>
+    </w:p>
+    <w:p>
+      <w:r>
+        <w:rPr>
+          <w:rFonts w:ascii="Arial" w:hAnsi="Arial" w:eastAsia="Arial" w:cs="Arial"/>
+          <w:sz w:val="20"/>
+        </w:rPr>
+        <w:t>Время начала: [УТОЧНИТЬ]</w:t>
+      </w:r>
+    </w:p>
+    <w:p>
+      <w:r>
+        <w:rPr>
+          <w:rFonts w:ascii="Arial" w:hAnsi="Arial" w:eastAsia="Arial" w:cs="Arial"/>
+          <w:sz w:val="20"/>
+        </w:rPr>
+        <w:t>Длительность сета: 60 минут</w:t>
+      </w:r>
+    </w:p>
+    <w:p>
+      <w:r>
+        <w:rPr>
+          <w:rFonts w:ascii="Arial" w:hAnsi="Arial" w:eastAsia="Arial" w:cs="Arial"/>
+          <w:sz w:val="20"/>
+        </w:rPr>
+        <w:t>Формат: ансамбль играет в экспозиции, гости свободно ходят по залу, без рассадки</w:t>
+      </w:r>
+    </w:p>
+    <w:p/>
+    <w:p>
       <w:pPr>
-        <w:spacing w:before="0" w:after="80"/>
+        <w:keepNext/>
       </w:pPr>
       <w:r>
         <w:rPr>
           <w:rFonts w:ascii="Arial" w:hAnsi="Arial" w:eastAsia="Arial" w:cs="Arial"/>
           <w:b/>
-          <w:sz w:val="32"/>
+          <w:sz w:val="20"/>
         </w:rPr>
-        <w:t>HAUNTOLOGY × БРАЙАН ИНО</w:t>
+        <w:t>ПРОГРАММА</w:t>
       </w:r>
     </w:p>
     <w:p>
-      <w:pPr>
-        <w:spacing w:before="0" w:after="240"/>
-      </w:pPr>
       <w:r>
         <w:rPr>
           <w:rFonts w:ascii="Arial" w:hAnsi="Arial" w:eastAsia="Arial" w:cs="Arial"/>
+          <w:sz w:val="20"/>
         </w:rPr>
-        <w:t>Site-specific программа вокруг альбома Music for Airports. Музей ЗИЛАРТ, бул. Братьев Весниных, 3.</w:t>
+        <w:t>Brian Eno — Music for Airports. Центральное произведение вечера, культовый эмбиент-альбом. Длительность зависит от исполнения и от настроения в зале.</w:t>
       </w:r>
     </w:p>
-    <w:p>
-      <w:pPr>
-        <w:spacing w:before="0" w:after="40"/>
-      </w:pPr>
-      <w:r>
-        <w:rPr>
-          <w:rFonts w:ascii="Arial" w:hAnsi="Arial" w:eastAsia="Arial" w:cs="Arial"/>
-        </w:rPr>
-        <w:t>Дата: ноябрь 2026, варианты 6–8 или 13–15 ноября; музыканты свободны 7, 8 и 14 ноября [УТОЧНИТЬ окончательную дату]</w:t>
-      </w:r>
-    </w:p>
-    <w:p>
-      <w:pPr>
-        <w:spacing w:before="0" w:after="40"/>
-      </w:pPr>
-      <w:r>
-        <w:rPr>
-          <w:rFonts w:ascii="Arial" w:hAnsi="Arial" w:eastAsia="Arial" w:cs="Arial"/>
-        </w:rPr>
-        <w:t>Время начала: [УТОЧНИТЬ]</w:t>
-      </w:r>
-    </w:p>
-    <w:p>
-      <w:pPr>
-        <w:spacing w:before="0" w:after="40"/>
-      </w:pPr>
-      <w:r>
-        <w:rPr>
-          <w:rFonts w:ascii="Arial" w:hAnsi="Arial" w:eastAsia="Arial" w:cs="Arial"/>
-        </w:rPr>
-        <w:t>Длительность сета: 60 минут</w:t>
-      </w:r>
-    </w:p>
-    <w:p>
-      <w:pPr>
-        <w:spacing w:before="0" w:after="40"/>
-      </w:pPr>
-      <w:r>
-        <w:rPr>
-          <w:rFonts w:ascii="Arial" w:hAnsi="Arial" w:eastAsia="Arial" w:cs="Arial"/>
-        </w:rPr>
-        <w:t>Формат: ансамбль играет в экспозиции, гости свободно ходят по залу, без рассадки</w:t>
-      </w:r>
-    </w:p>
+    <w:p/>
     <w:p>
       <w:pPr>
         <w:keepNext/>
-        <w:spacing w:before="280" w:after="80"/>
       </w:pPr>
       <w:r>
         <w:rPr>
           <w:rFonts w:ascii="Arial" w:hAnsi="Arial" w:eastAsia="Arial" w:cs="Arial"/>
           <w:b/>
-          <w:sz w:val="24"/>
-        </w:rPr>
-        <w:t>ПРОГРАММА</w:t>
-      </w:r>
-    </w:p>
-    <w:p>
-      <w:pPr>
-        <w:spacing w:before="0" w:after="160"/>
-      </w:pPr>
-      <w:r>
-        <w:rPr>
-          <w:rFonts w:ascii="Arial" w:hAnsi="Arial" w:eastAsia="Arial" w:cs="Arial"/>
-        </w:rPr>
-        <w:t>Центральное произведение вечера — Music for Airports Брайана Ино, культовый эмбиент-альбом. Играем несколько частей альбома. Длительность каждой зависит от исполнения и от настроения в зале.</w:t>
-      </w:r>
-    </w:p>
-    <w:p>
-      <w:pPr>
-        <w:pStyle w:val="ListNumber"/>
-        <w:spacing w:before="0"/>
-      </w:pPr>
-      <w:r>
-        <w:rPr>
-          <w:rFonts w:ascii="Arial" w:hAnsi="Arial" w:eastAsia="Arial" w:cs="Arial"/>
-        </w:rPr>
-        <w:t>Brian Eno — Music for Airports, часть [УТОЧНИТЬ], [УТОЧНИТЬ] мин</w:t>
-      </w:r>
-    </w:p>
-    <w:p>
-      <w:pPr>
-        <w:pStyle w:val="ListNumber"/>
-        <w:spacing w:before="0"/>
-      </w:pPr>
-      <w:r>
-        <w:rPr>
-          <w:rFonts w:ascii="Arial" w:hAnsi="Arial" w:eastAsia="Arial" w:cs="Arial"/>
-        </w:rPr>
-        <w:t>Brian Eno — Music for Airports, часть [УТОЧНИТЬ], [УТОЧНИТЬ] мин</w:t>
-      </w:r>
-    </w:p>
-    <w:p>
-      <w:pPr>
-        <w:spacing w:before="0" w:after="160"/>
-      </w:pPr>
-      <w:r>
-        <w:rPr>
-          <w:rFonts w:ascii="Arial" w:hAnsi="Arial" w:eastAsia="Arial" w:cs="Arial"/>
-        </w:rPr>
-        <w:t>Общий хронометраж — 60 минут. Порядок частей фиксируем после осмотра площадки и репетиции на месте.</w:t>
-      </w:r>
-    </w:p>
-    <w:p>
-      <w:pPr>
-        <w:keepNext/>
-        <w:spacing w:before="280" w:after="80"/>
-      </w:pPr>
-      <w:r>
-        <w:rPr>
-          <w:rFonts w:ascii="Arial" w:hAnsi="Arial" w:eastAsia="Arial" w:cs="Arial"/>
-          <w:b/>
-          <w:sz w:val="24"/>
+          <w:sz w:val="20"/>
         </w:rPr>
         <w:t>ОПЦИОНАЛЬНО</w:t>
       </w:r>
     </w:p>
     <w:p>
+      <w:r>
+        <w:rPr>
+          <w:rFonts w:ascii="Arial" w:hAnsi="Arial" w:eastAsia="Arial" w:cs="Arial"/>
+          <w:sz w:val="20"/>
+        </w:rPr>
+        <w:t>Если захотим дополнить вечер, в анонсе от 6 октября заявлена музыка:</w:t>
+      </w:r>
+    </w:p>
+    <w:p/>
+    <w:p>
       <w:pPr>
-        <w:spacing w:before="0" w:after="160"/>
+        <w:pStyle w:val="ListBullet"/>
       </w:pPr>
       <w:r>
         <w:rPr>
           <w:rFonts w:ascii="Arial" w:hAnsi="Arial" w:eastAsia="Arial" w:cs="Arial"/>
-        </w:rPr>
-        <w:t>Если захотим дополнить вечер, в анонсе от 6 октября заявлена музыка:</w:t>
-      </w:r>
-    </w:p>
-    <w:p>
-      <w:pPr>
-        <w:pStyle w:val="ListBullet"/>
-        <w:spacing w:before="0"/>
-      </w:pPr>
-      <w:r>
-        <w:rPr>
-          <w:rFonts w:ascii="Arial" w:hAnsi="Arial" w:eastAsia="Arial" w:cs="Arial"/>
+          <w:sz w:val="20"/>
         </w:rPr>
         <w:t>Morton Feldman — [УТОЧНИТЬ произведение]</w:t>
       </w:r>
@@ -170,11 +121,11 @@
     <w:p>
       <w:pPr>
         <w:pStyle w:val="ListBullet"/>
-        <w:spacing w:before="0"/>
       </w:pPr>
       <w:r>
         <w:rPr>
           <w:rFonts w:ascii="Arial" w:hAnsi="Arial" w:eastAsia="Arial" w:cs="Arial"/>
+          <w:sz w:val="20"/>
         </w:rPr>
         <w:t>Meredith Monk — [УТОЧНИТЬ произведение]</w:t>
       </w:r>
@@ -182,11 +133,11 @@
     <w:p>
       <w:pPr>
         <w:pStyle w:val="ListBullet"/>
-        <w:spacing w:before="0"/>
       </w:pPr>
       <w:r>
         <w:rPr>
           <w:rFonts w:ascii="Arial" w:hAnsi="Arial" w:eastAsia="Arial" w:cs="Arial"/>
+          <w:sz w:val="20"/>
         </w:rPr>
         <w:t>William Duckworth — [УТОЧНИТЬ произведение]</w:t>
       </w:r>
@@ -194,48 +145,47 @@
     <w:p>
       <w:pPr>
         <w:pStyle w:val="ListBullet"/>
-        <w:spacing w:before="0"/>
       </w:pPr>
       <w:r>
         <w:rPr>
           <w:rFonts w:ascii="Arial" w:hAnsi="Arial" w:eastAsia="Arial" w:cs="Arial"/>
+          <w:sz w:val="20"/>
         </w:rPr>
         <w:t>Aphex Twin — [УТОЧНИТЬ произведение]</w:t>
       </w:r>
     </w:p>
+    <w:p/>
     <w:p>
       <w:pPr>
         <w:keepNext/>
-        <w:spacing w:before="280" w:after="80"/>
       </w:pPr>
       <w:r>
         <w:rPr>
           <w:rFonts w:ascii="Arial" w:hAnsi="Arial" w:eastAsia="Arial" w:cs="Arial"/>
           <w:b/>
-          <w:sz w:val="24"/>
+          <w:sz w:val="20"/>
         </w:rPr>
         <w:t>СОСТАВ</w:t>
       </w:r>
     </w:p>
     <w:p>
+      <w:r>
+        <w:rPr>
+          <w:rFonts w:ascii="Arial" w:hAnsi="Arial" w:eastAsia="Arial" w:cs="Arial"/>
+          <w:sz w:val="20"/>
+        </w:rPr>
+        <w:t>Четыре музыканта:</w:t>
+      </w:r>
+    </w:p>
+    <w:p/>
+    <w:p>
       <w:pPr>
-        <w:spacing w:before="0" w:after="160"/>
+        <w:pStyle w:val="ListBullet"/>
       </w:pPr>
       <w:r>
         <w:rPr>
           <w:rFonts w:ascii="Arial" w:hAnsi="Arial" w:eastAsia="Arial" w:cs="Arial"/>
-        </w:rPr>
-        <w:t>Четыре музыканта:</w:t>
-      </w:r>
-    </w:p>
-    <w:p>
-      <w:pPr>
-        <w:pStyle w:val="ListBullet"/>
-        <w:spacing w:before="0"/>
-      </w:pPr>
-      <w:r>
-        <w:rPr>
-          <w:rFonts w:ascii="Arial" w:hAnsi="Arial" w:eastAsia="Arial" w:cs="Arial"/>
+          <w:sz w:val="20"/>
         </w:rPr>
         <w:t>электроника — 2 человека [УТОЧНИТЬ имена]</w:t>
       </w:r>
@@ -243,11 +193,11 @@
     <w:p>
       <w:pPr>
         <w:pStyle w:val="ListBullet"/>
-        <w:spacing w:before="0"/>
       </w:pPr>
       <w:r>
         <w:rPr>
           <w:rFonts w:ascii="Arial" w:hAnsi="Arial" w:eastAsia="Arial" w:cs="Arial"/>
+          <w:sz w:val="20"/>
         </w:rPr>
         <w:t>кларнет / саксофон (бас-кларнет) [УТОЧНИТЬ имя]</w:t>
       </w:r>
@@ -255,48 +205,47 @@
     <w:p>
       <w:pPr>
         <w:pStyle w:val="ListBullet"/>
-        <w:spacing w:before="0"/>
       </w:pPr>
       <w:r>
         <w:rPr>
           <w:rFonts w:ascii="Arial" w:hAnsi="Arial" w:eastAsia="Arial" w:cs="Arial"/>
+          <w:sz w:val="20"/>
         </w:rPr>
         <w:t>виолончель [УТОЧНИТЬ имя]</w:t>
       </w:r>
     </w:p>
+    <w:p/>
     <w:p>
       <w:pPr>
         <w:keepNext/>
-        <w:spacing w:before="280" w:after="80"/>
       </w:pPr>
       <w:r>
         <w:rPr>
           <w:rFonts w:ascii="Arial" w:hAnsi="Arial" w:eastAsia="Arial" w:cs="Arial"/>
           <w:b/>
-          <w:sz w:val="24"/>
+          <w:sz w:val="20"/>
         </w:rPr>
         <w:t>КАК ЭТО ЗВУЧИТ</w:t>
       </w:r>
     </w:p>
     <w:p>
+      <w:r>
+        <w:rPr>
+          <w:rFonts w:ascii="Arial" w:hAnsi="Arial" w:eastAsia="Arial" w:cs="Arial"/>
+          <w:sz w:val="20"/>
+        </w:rPr>
+        <w:t>Примеры исполнения музыки Ино ансамблем:</w:t>
+      </w:r>
+    </w:p>
+    <w:p/>
+    <w:p>
       <w:pPr>
-        <w:spacing w:before="0" w:after="160"/>
+        <w:pStyle w:val="ListBullet"/>
       </w:pPr>
       <w:r>
         <w:rPr>
           <w:rFonts w:ascii="Arial" w:hAnsi="Arial" w:eastAsia="Arial" w:cs="Arial"/>
-        </w:rPr>
-        <w:t>Примеры исполнения музыки Ино ансамблем:</w:t>
-      </w:r>
-    </w:p>
-    <w:p>
-      <w:pPr>
-        <w:pStyle w:val="ListBullet"/>
-        <w:spacing w:before="0"/>
-      </w:pPr>
-      <w:r>
-        <w:rPr>
-          <w:rFonts w:ascii="Arial" w:hAnsi="Arial" w:eastAsia="Arial" w:cs="Arial"/>
+          <w:sz w:val="20"/>
         </w:rPr>
         <w:t>концерт Hauntology с музыкой Брайана Ино на ВДНХ, павильон «Космос» — видео [УТОЧНИТЬ ссылку]</w:t>
       </w:r>
@@ -304,61 +253,58 @@
     <w:p>
       <w:pPr>
         <w:pStyle w:val="ListBullet"/>
-        <w:spacing w:before="0"/>
       </w:pPr>
       <w:r>
         <w:rPr>
           <w:rFonts w:ascii="Arial" w:hAnsi="Arial" w:eastAsia="Arial" w:cs="Arial"/>
+          <w:sz w:val="20"/>
         </w:rPr>
         <w:t>фрагмент выступления на фестивале ИНО, Новая сцена Александринского театра — видео [УТОЧНИТЬ ссылку]</w:t>
       </w:r>
     </w:p>
+    <w:p/>
     <w:p>
       <w:pPr>
         <w:keepNext/>
-        <w:spacing w:before="280" w:after="80"/>
       </w:pPr>
       <w:r>
         <w:rPr>
           <w:rFonts w:ascii="Arial" w:hAnsi="Arial" w:eastAsia="Arial" w:cs="Arial"/>
           <w:b/>
-          <w:sz w:val="24"/>
+          <w:sz w:val="20"/>
         </w:rPr>
         <w:t>О ПРОЕКТЕ</w:t>
       </w:r>
     </w:p>
     <w:p>
-      <w:pPr>
-        <w:spacing w:before="0" w:after="160"/>
-      </w:pPr>
       <w:r>
         <w:rPr>
           <w:rFonts w:ascii="Arial" w:hAnsi="Arial" w:eastAsia="Arial" w:cs="Arial"/>
+          <w:sz w:val="20"/>
         </w:rPr>
         <w:t>Хонтология — это ностальгия по будущему, которое так и не стало настоящим. Проект композитора и куратора Дмитрия Мазурова и клавесинистки Катарины Мелик-Овсепян Hauntology вырос из этой идеи. Сейчас Hauntology — это ансамбль, серия концертов и многое другое: от аудио- и видеоработ до мерча, зинов и композиторской лаборатории.</w:t>
       </w:r>
     </w:p>
+    <w:p/>
     <w:p>
-      <w:pPr>
-        <w:spacing w:before="0" w:after="160"/>
-      </w:pPr>
       <w:r>
         <w:rPr>
           <w:rFonts w:ascii="Arial" w:hAnsi="Arial" w:eastAsia="Arial" w:cs="Arial"/>
+          <w:sz w:val="20"/>
         </w:rPr>
         <w:t>Знакомые треки и темы переосмысляются как партитуры для ансамбля, превращаясь то в техно-гимны, то в хрупкие камерные пьесы, будто записанные на стёртую плёнку из другого времени.</w:t>
       </w:r>
     </w:p>
+    <w:p/>
     <w:p>
       <w:pPr>
         <w:keepNext/>
-        <w:spacing w:before="280" w:after="80"/>
       </w:pPr>
       <w:r>
         <w:rPr>
           <w:rFonts w:ascii="Arial" w:hAnsi="Arial" w:eastAsia="Arial" w:cs="Arial"/>
           <w:b/>
-          <w:sz w:val="24"/>
+          <w:sz w:val="20"/>
         </w:rPr>
         <w:t>ССЫЛКИ</w:t>
       </w:r>
@@ -366,11 +312,11 @@
     <w:p>
       <w:pPr>
         <w:pStyle w:val="ListBullet"/>
-        <w:spacing w:before="0"/>
       </w:pPr>
       <w:r>
         <w:rPr>
           <w:rFonts w:ascii="Arial" w:hAnsi="Arial" w:eastAsia="Arial" w:cs="Arial"/>
+          <w:sz w:val="20"/>
         </w:rPr>
         <w:t>Сайт: https://hauntology.ru</w:t>
       </w:r>
@@ -378,11 +324,11 @@
     <w:p>
       <w:pPr>
         <w:pStyle w:val="ListBullet"/>
-        <w:spacing w:before="0"/>
       </w:pPr>
       <w:r>
         <w:rPr>
           <w:rFonts w:ascii="Arial" w:hAnsi="Arial" w:eastAsia="Arial" w:cs="Arial"/>
+          <w:sz w:val="20"/>
         </w:rPr>
         <w:t>Telegram: https://t.me/hauntology_dm</w:t>
       </w:r>
@@ -390,11 +336,11 @@
     <w:p>
       <w:pPr>
         <w:pStyle w:val="ListBullet"/>
-        <w:spacing w:before="0"/>
       </w:pPr>
       <w:r>
         <w:rPr>
           <w:rFonts w:ascii="Arial" w:hAnsi="Arial" w:eastAsia="Arial" w:cs="Arial"/>
+          <w:sz w:val="20"/>
         </w:rPr>
         <w:t>Instagram: https://www.instagram.com/hauntology.team</w:t>
       </w:r>
@@ -402,11 +348,11 @@
     <w:p>
       <w:pPr>
         <w:pStyle w:val="ListBullet"/>
-        <w:spacing w:before="0"/>
       </w:pPr>
       <w:r>
         <w:rPr>
           <w:rFonts w:ascii="Arial" w:hAnsi="Arial" w:eastAsia="Arial" w:cs="Arial"/>
+          <w:sz w:val="20"/>
         </w:rPr>
         <w:t>Фото для анонса: https://disk.yandex.ru/d/Y3a4cvWAzPLVKQ</w:t>
       </w:r>
@@ -785,12 +731,12 @@
     <w:qFormat/>
     <w:rsid w:val="00FC693F"/>
     <w:pPr>
-      <w:spacing w:after="120" w:line="276" w:lineRule="auto"/>
+      <w:spacing w:before="0" w:after="0" w:line="240" w:lineRule="auto"/>
     </w:pPr>
     <w:rPr>
       <w:rFonts w:ascii="Arial" w:hAnsi="Arial" w:eastAsia="Arial" w:cs="Arial"/>
       <w:b w:val="0"/>
-      <w:sz w:val="22"/>
+      <w:sz w:val="20"/>
     </w:rPr>
   </w:style>
   <w:style w:type="paragraph" w:styleId="Header">
@@ -1319,13 +1265,13 @@
       <w:numPr>
         <w:numId w:val="1"/>
       </w:numPr>
-      <w:spacing w:after="120" w:line="276" w:lineRule="auto"/>
+      <w:spacing w:before="0" w:after="0" w:line="240" w:lineRule="auto"/>
       <w:contextualSpacing/>
     </w:pPr>
     <w:rPr>
       <w:rFonts w:ascii="Arial" w:hAnsi="Arial" w:eastAsia="Arial" w:cs="Arial"/>
       <w:b w:val="0"/>
-      <w:sz w:val="22"/>
+      <w:sz w:val="20"/>
     </w:rPr>
   </w:style>
   <w:style w:type="paragraph" w:styleId="ListBullet2">
@@ -1364,13 +1310,13 @@
       <w:numPr>
         <w:numId w:val="5"/>
       </w:numPr>
-      <w:spacing w:after="120" w:line="276" w:lineRule="auto"/>
+      <w:spacing w:before="0" w:after="0" w:line="240" w:lineRule="auto"/>
       <w:contextualSpacing/>
     </w:pPr>
     <w:rPr>
       <w:rFonts w:ascii="Arial" w:hAnsi="Arial" w:eastAsia="Arial" w:cs="Arial"/>
       <w:b w:val="0"/>
-      <w:sz w:val="22"/>
+      <w:sz w:val="20"/>
     </w:rPr>
   </w:style>
   <w:style w:type="paragraph" w:styleId="ListNumber2">

--- a/projects/hauntology-eno-zilart/output/program.docx
+++ b/projects/hauntology-eno-zilart/output/program.docx
@@ -169,16 +169,6 @@
       </w:r>
     </w:p>
     <w:p>
-      <w:r>
-        <w:rPr>
-          <w:rFonts w:ascii="Arial" w:hAnsi="Arial" w:eastAsia="Arial" w:cs="Arial"/>
-          <w:sz w:val="20"/>
-        </w:rPr>
-        <w:t>Четыре музыканта:</w:t>
-      </w:r>
-    </w:p>
-    <w:p/>
-    <w:p>
       <w:pPr>
         <w:pStyle w:val="ListBullet"/>
       </w:pPr>
@@ -187,7 +177,7 @@
           <w:rFonts w:ascii="Arial" w:hAnsi="Arial" w:eastAsia="Arial" w:cs="Arial"/>
           <w:sz w:val="20"/>
         </w:rPr>
-        <w:t>электроника — 2 человека [УТОЧНИТЬ имена]</w:t>
+        <w:t>Никита Агафонов — тенор-саксофон, кларнет</w:t>
       </w:r>
     </w:p>
     <w:p>
@@ -199,7 +189,7 @@
           <w:rFonts w:ascii="Arial" w:hAnsi="Arial" w:eastAsia="Arial" w:cs="Arial"/>
           <w:sz w:val="20"/>
         </w:rPr>
-        <w:t>кларнет / саксофон (бас-кларнет) [УТОЧНИТЬ имя]</w:t>
+        <w:t>Давид Ежов — виолончель</w:t>
       </w:r>
     </w:p>
     <w:p>
@@ -211,7 +201,19 @@
           <w:rFonts w:ascii="Arial" w:hAnsi="Arial" w:eastAsia="Arial" w:cs="Arial"/>
           <w:sz w:val="20"/>
         </w:rPr>
-        <w:t>виолончель [УТОЧНИТЬ имя]</w:t>
+        <w:t>Катарина Мелик-О — электроника, глокеншпиль</w:t>
+      </w:r>
+    </w:p>
+    <w:p>
+      <w:pPr>
+        <w:pStyle w:val="ListBullet"/>
+      </w:pPr>
+      <w:r>
+        <w:rPr>
+          <w:rFonts w:ascii="Arial" w:hAnsi="Arial" w:eastAsia="Arial" w:cs="Arial"/>
+          <w:sz w:val="20"/>
+        </w:rPr>
+        <w:t>Дмитрий Мазуров — электроника</w:t>
       </w:r>
     </w:p>
     <w:p/>

--- a/projects/hauntology-eno-zilart/output/program.docx
+++ b/projects/hauntology-eno-zilart/output/program.docx
@@ -115,7 +115,7 @@
           <w:rFonts w:ascii="Arial" w:hAnsi="Arial" w:eastAsia="Arial" w:cs="Arial"/>
           <w:sz w:val="20"/>
         </w:rPr>
-        <w:t>Morton Feldman — [УТОЧНИТЬ произведение]</w:t>
+        <w:t>Morton Feldman</w:t>
       </w:r>
     </w:p>
     <w:p>
@@ -127,7 +127,7 @@
           <w:rFonts w:ascii="Arial" w:hAnsi="Arial" w:eastAsia="Arial" w:cs="Arial"/>
           <w:sz w:val="20"/>
         </w:rPr>
-        <w:t>Meredith Monk — [УТОЧНИТЬ произведение]</w:t>
+        <w:t>Meredith Monk</w:t>
       </w:r>
     </w:p>
     <w:p>
@@ -139,7 +139,7 @@
           <w:rFonts w:ascii="Arial" w:hAnsi="Arial" w:eastAsia="Arial" w:cs="Arial"/>
           <w:sz w:val="20"/>
         </w:rPr>
-        <w:t>William Duckworth — [УТОЧНИТЬ произведение]</w:t>
+        <w:t>William Duckworth</w:t>
       </w:r>
     </w:p>
     <w:p>
@@ -151,7 +151,7 @@
           <w:rFonts w:ascii="Arial" w:hAnsi="Arial" w:eastAsia="Arial" w:cs="Arial"/>
           <w:sz w:val="20"/>
         </w:rPr>
-        <w:t>Aphex Twin — [УТОЧНИТЬ произведение]</w:t>
+        <w:t>Aphex Twin</w:t>
       </w:r>
     </w:p>
     <w:p/>

--- a/projects/hauntology-eno-zilart/output/program.docx
+++ b/projects/hauntology-eno-zilart/output/program.docx
@@ -79,30 +79,17 @@
           <w:rFonts w:ascii="Arial" w:hAnsi="Arial" w:eastAsia="Arial" w:cs="Arial"/>
           <w:sz w:val="20"/>
         </w:rPr>
-        <w:t>Brian Eno — Music for Airports. Центральное произведение вечера, культовый эмбиент-альбом. Длительность зависит от исполнения и от настроения в зале.</w:t>
+        <w:t>Основа программы — Brian Eno, Music for Airports, культовый эмбиент-альбом. Длительность зависит от исполнения и от настроения в зале.</w:t>
       </w:r>
     </w:p>
     <w:p/>
-    <w:p>
-      <w:pPr>
-        <w:keepNext/>
-      </w:pPr>
-      <w:r>
-        <w:rPr>
-          <w:rFonts w:ascii="Arial" w:hAnsi="Arial" w:eastAsia="Arial" w:cs="Arial"/>
-          <w:b/>
-          <w:sz w:val="20"/>
-        </w:rPr>
-        <w:t>ОПЦИОНАЛЬНО</w:t>
-      </w:r>
-    </w:p>
     <w:p>
       <w:r>
         <w:rPr>
           <w:rFonts w:ascii="Arial" w:hAnsi="Arial" w:eastAsia="Arial" w:cs="Arial"/>
           <w:sz w:val="20"/>
         </w:rPr>
-        <w:t>Если захотим дополнить вечер, в анонсе от 6 октября заявлена музыка:</w:t>
+        <w:t>Также в программе вечера прозвучат произведения композиторов:</w:t>
       </w:r>
     </w:p>
     <w:p/>

--- a/projects/hauntology-eno-zilart/output/program.docx
+++ b/projects/hauntology-eno-zilart/output/program.docx
@@ -29,7 +29,7 @@
           <w:rFonts w:ascii="Arial" w:hAnsi="Arial" w:eastAsia="Arial" w:cs="Arial"/>
           <w:sz w:val="20"/>
         </w:rPr>
-        <w:t>Дата: ноябрь 2026, варианты 6–8 или 13–15 ноября; музыканты свободны 7, 8 и 14 ноября [УТОЧНИТЬ окончательную дату]</w:t>
+        <w:t>Дата: ноябрь 2026, варианты 7 или 13–15 ноября; музыканты свободны 7 и 14 ноября [УТОЧНИТЬ окончательную дату]</w:t>
       </w:r>
     </w:p>
     <w:p>

--- a/projects/hauntology-eno-zilart/output/program.docx
+++ b/projects/hauntology-eno-zilart/output/program.docx
@@ -29,7 +29,7 @@
           <w:rFonts w:ascii="Arial" w:hAnsi="Arial" w:eastAsia="Arial" w:cs="Arial"/>
           <w:sz w:val="20"/>
         </w:rPr>
-        <w:t>Дата: ноябрь 2026, варианты 7 или 13–15 ноября; музыканты свободны 7 и 14 ноября [УТОЧНИТЬ окончательную дату]</w:t>
+        <w:t>Дата: ноябрь 2026, 13–15 ноября; музыканты свободны 14 ноября [УТОЧНИТЬ окончательную дату]</w:t>
       </w:r>
     </w:p>
     <w:p>

--- a/projects/hauntology-eno-zilart/output/program.docx
+++ b/projects/hauntology-eno-zilart/output/program.docx
@@ -29,7 +29,7 @@
           <w:rFonts w:ascii="Arial" w:hAnsi="Arial" w:eastAsia="Arial" w:cs="Arial"/>
           <w:sz w:val="20"/>
         </w:rPr>
-        <w:t>Дата: ноябрь 2026, 13–15 ноября; музыканты свободны 14 ноября [УТОЧНИТЬ окончательную дату]</w:t>
+        <w:t>Дата: 13–15 ноября 2026; музыканты свободны 14 ноября [УТОЧНИТЬ окончательную дату]</w:t>
       </w:r>
     </w:p>
     <w:p>

--- a/projects/hauntology-eno-zilart/output/program.docx
+++ b/projects/hauntology-eno-zilart/output/program.docx
@@ -79,7 +79,7 @@
           <w:rFonts w:ascii="Arial" w:hAnsi="Arial" w:eastAsia="Arial" w:cs="Arial"/>
           <w:sz w:val="20"/>
         </w:rPr>
-        <w:t>Основа программы — Brian Eno, Music for Airports, культовый эмбиент-альбом. Длительность зависит от исполнения и от настроения в зале.</w:t>
+        <w:t>Основа программы – Brian Eno, Music for Airports, культовый эмбиент-альбом. Длительность зависит от исполнения и от настроения в зале.</w:t>
       </w:r>
     </w:p>
     <w:p/>
@@ -89,56 +89,7 @@
           <w:rFonts w:ascii="Arial" w:hAnsi="Arial" w:eastAsia="Arial" w:cs="Arial"/>
           <w:sz w:val="20"/>
         </w:rPr>
-        <w:t>Также в программе вечера прозвучат произведения композиторов:</w:t>
-      </w:r>
-    </w:p>
-    <w:p/>
-    <w:p>
-      <w:pPr>
-        <w:pStyle w:val="ListBullet"/>
-      </w:pPr>
-      <w:r>
-        <w:rPr>
-          <w:rFonts w:ascii="Arial" w:hAnsi="Arial" w:eastAsia="Arial" w:cs="Arial"/>
-          <w:sz w:val="20"/>
-        </w:rPr>
-        <w:t>Morton Feldman</w:t>
-      </w:r>
-    </w:p>
-    <w:p>
-      <w:pPr>
-        <w:pStyle w:val="ListBullet"/>
-      </w:pPr>
-      <w:r>
-        <w:rPr>
-          <w:rFonts w:ascii="Arial" w:hAnsi="Arial" w:eastAsia="Arial" w:cs="Arial"/>
-          <w:sz w:val="20"/>
-        </w:rPr>
-        <w:t>Meredith Monk</w:t>
-      </w:r>
-    </w:p>
-    <w:p>
-      <w:pPr>
-        <w:pStyle w:val="ListBullet"/>
-      </w:pPr>
-      <w:r>
-        <w:rPr>
-          <w:rFonts w:ascii="Arial" w:hAnsi="Arial" w:eastAsia="Arial" w:cs="Arial"/>
-          <w:sz w:val="20"/>
-        </w:rPr>
-        <w:t>William Duckworth</w:t>
-      </w:r>
-    </w:p>
-    <w:p>
-      <w:pPr>
-        <w:pStyle w:val="ListBullet"/>
-      </w:pPr>
-      <w:r>
-        <w:rPr>
-          <w:rFonts w:ascii="Arial" w:hAnsi="Arial" w:eastAsia="Arial" w:cs="Arial"/>
-          <w:sz w:val="20"/>
-        </w:rPr>
-        <w:t>Aphex Twin</w:t>
+        <w:t>Также в программе вечера прозвучат произведения композиторов: Morton Feldman, Meredith Monk, William Duckworth, Aphex Twin.</w:t>
       </w:r>
     </w:p>
     <w:p/>
@@ -156,51 +107,12 @@
       </w:r>
     </w:p>
     <w:p>
-      <w:pPr>
-        <w:pStyle w:val="ListBullet"/>
-      </w:pPr>
       <w:r>
         <w:rPr>
           <w:rFonts w:ascii="Arial" w:hAnsi="Arial" w:eastAsia="Arial" w:cs="Arial"/>
           <w:sz w:val="20"/>
         </w:rPr>
-        <w:t>Никита Агафонов — тенор-саксофон, кларнет</w:t>
-      </w:r>
-    </w:p>
-    <w:p>
-      <w:pPr>
-        <w:pStyle w:val="ListBullet"/>
-      </w:pPr>
-      <w:r>
-        <w:rPr>
-          <w:rFonts w:ascii="Arial" w:hAnsi="Arial" w:eastAsia="Arial" w:cs="Arial"/>
-          <w:sz w:val="20"/>
-        </w:rPr>
-        <w:t>Давид Ежов — виолончель</w:t>
-      </w:r>
-    </w:p>
-    <w:p>
-      <w:pPr>
-        <w:pStyle w:val="ListBullet"/>
-      </w:pPr>
-      <w:r>
-        <w:rPr>
-          <w:rFonts w:ascii="Arial" w:hAnsi="Arial" w:eastAsia="Arial" w:cs="Arial"/>
-          <w:sz w:val="20"/>
-        </w:rPr>
-        <w:t>Катарина Мелик-О — электроника, глокеншпиль</w:t>
-      </w:r>
-    </w:p>
-    <w:p>
-      <w:pPr>
-        <w:pStyle w:val="ListBullet"/>
-      </w:pPr>
-      <w:r>
-        <w:rPr>
-          <w:rFonts w:ascii="Arial" w:hAnsi="Arial" w:eastAsia="Arial" w:cs="Arial"/>
-          <w:sz w:val="20"/>
-        </w:rPr>
-        <w:t>Дмитрий Мазуров — электроника</w:t>
+        <w:t>Четыре музыканта: Никита Агафонов – тенор-саксофон, кларнет; Давид Ежов – виолончель; Катарина Мелик-О – электроника, глокеншпиль; Дмитрий Мазуров – электроника.</w:t>
       </w:r>
     </w:p>
     <w:p/>
@@ -223,32 +135,7 @@
           <w:rFonts w:ascii="Arial" w:hAnsi="Arial" w:eastAsia="Arial" w:cs="Arial"/>
           <w:sz w:val="20"/>
         </w:rPr>
-        <w:t>Примеры исполнения музыки Ино ансамблем:</w:t>
-      </w:r>
-    </w:p>
-    <w:p/>
-    <w:p>
-      <w:pPr>
-        <w:pStyle w:val="ListBullet"/>
-      </w:pPr>
-      <w:r>
-        <w:rPr>
-          <w:rFonts w:ascii="Arial" w:hAnsi="Arial" w:eastAsia="Arial" w:cs="Arial"/>
-          <w:sz w:val="20"/>
-        </w:rPr>
-        <w:t>концерт Hauntology с музыкой Брайана Ино на ВДНХ, павильон «Космос» — видео [УТОЧНИТЬ ссылку]</w:t>
-      </w:r>
-    </w:p>
-    <w:p>
-      <w:pPr>
-        <w:pStyle w:val="ListBullet"/>
-      </w:pPr>
-      <w:r>
-        <w:rPr>
-          <w:rFonts w:ascii="Arial" w:hAnsi="Arial" w:eastAsia="Arial" w:cs="Arial"/>
-          <w:sz w:val="20"/>
-        </w:rPr>
-        <w:t>фрагмент выступления на фестивале ИНО, Новая сцена Александринского театра — видео [УТОЧНИТЬ ссылку]</w:t>
+        <w:t>Примеры исполнения музыки Ино ансамблем: концерт Hauntology с музыкой Брайана Ино на ВДНХ, павильон «Космос», видео [УТОЧНИТЬ ссылку]; фрагмент выступления на фестивале ИНО, Новая сцена Александринского театра, видео [УТОЧНИТЬ ссылку].</w:t>
       </w:r>
     </w:p>
     <w:p/>
@@ -271,7 +158,7 @@
           <w:rFonts w:ascii="Arial" w:hAnsi="Arial" w:eastAsia="Arial" w:cs="Arial"/>
           <w:sz w:val="20"/>
         </w:rPr>
-        <w:t>Хонтология — это ностальгия по будущему, которое так и не стало настоящим. Проект композитора и куратора Дмитрия Мазурова и клавесинистки Катарины Мелик-Овсепян Hauntology вырос из этой идеи. Сейчас Hauntology — это ансамбль, серия концертов и многое другое: от аудио- и видеоработ до мерча, зинов и композиторской лаборатории.</w:t>
+        <w:t>Хонтология – это ностальгия по будущему, которое так и не стало настоящим. Проект композитора и куратора Дмитрия Мазурова и клавесинистки Катарины Мелик-Овсепян Hauntology вырос из этой идеи. Сейчас Hauntology – это ансамбль, серия концертов и многое другое: от аудио- и видеоработ до мерча, зинов и композиторской лаборатории.</w:t>
       </w:r>
     </w:p>
     <w:p/>
@@ -299,51 +186,12 @@
       </w:r>
     </w:p>
     <w:p>
-      <w:pPr>
-        <w:pStyle w:val="ListBullet"/>
-      </w:pPr>
       <w:r>
         <w:rPr>
           <w:rFonts w:ascii="Arial" w:hAnsi="Arial" w:eastAsia="Arial" w:cs="Arial"/>
           <w:sz w:val="20"/>
         </w:rPr>
-        <w:t>Сайт: https://hauntology.ru</w:t>
-      </w:r>
-    </w:p>
-    <w:p>
-      <w:pPr>
-        <w:pStyle w:val="ListBullet"/>
-      </w:pPr>
-      <w:r>
-        <w:rPr>
-          <w:rFonts w:ascii="Arial" w:hAnsi="Arial" w:eastAsia="Arial" w:cs="Arial"/>
-          <w:sz w:val="20"/>
-        </w:rPr>
-        <w:t>Telegram: https://t.me/hauntology_dm</w:t>
-      </w:r>
-    </w:p>
-    <w:p>
-      <w:pPr>
-        <w:pStyle w:val="ListBullet"/>
-      </w:pPr>
-      <w:r>
-        <w:rPr>
-          <w:rFonts w:ascii="Arial" w:hAnsi="Arial" w:eastAsia="Arial" w:cs="Arial"/>
-          <w:sz w:val="20"/>
-        </w:rPr>
-        <w:t>Instagram: https://www.instagram.com/hauntology.team</w:t>
-      </w:r>
-    </w:p>
-    <w:p>
-      <w:pPr>
-        <w:pStyle w:val="ListBullet"/>
-      </w:pPr>
-      <w:r>
-        <w:rPr>
-          <w:rFonts w:ascii="Arial" w:hAnsi="Arial" w:eastAsia="Arial" w:cs="Arial"/>
-          <w:sz w:val="20"/>
-        </w:rPr>
-        <w:t>Фото для анонса: https://disk.yandex.ru/d/Y3a4cvWAzPLVKQ</w:t>
+        <w:t>Сайт: https://hauntology.ru, Telegram: https://t.me/hauntology_dm, Instagram: https://www.instagram.com/hauntology.team, фото для анонса: https://disk.yandex.ru/d/Y3a4cvWAzPLVKQ</w:t>
       </w:r>
     </w:p>
     <w:sectPr>

--- a/projects/hauntology-eno-zilart/output/program.docx
+++ b/projects/hauntology-eno-zilart/output/program.docx
@@ -19,10 +19,19 @@
           <w:rFonts w:ascii="Arial" w:hAnsi="Arial" w:eastAsia="Arial" w:cs="Arial"/>
           <w:sz w:val="20"/>
         </w:rPr>
-        <w:t>Site-specific программа вокруг альбома Music for Airports. Музей ЗИЛАРТ, бул. Братьев Весниных, 3.</w:t>
+        <w:t>Site-specific программа вокруг альбома Music for Airports.</w:t>
       </w:r>
     </w:p>
     <w:p/>
+    <w:p>
+      <w:r>
+        <w:rPr>
+          <w:rFonts w:ascii="Arial" w:hAnsi="Arial" w:eastAsia="Arial" w:cs="Arial"/>
+          <w:sz w:val="20"/>
+        </w:rPr>
+        <w:t>Место: концерт проходит прямо на выставке в Музее ЗИЛАРТ, бул. Братьев Весниных, 3: https://zilartmuseum.ru/exhibitions/ma-prostranstvo-mezhdu/</w:t>
+      </w:r>
+    </w:p>
     <w:p>
       <w:r>
         <w:rPr>

--- a/projects/hauntology-eno-zilart/output/program.docx
+++ b/projects/hauntology-eno-zilart/output/program.docx
@@ -19,17 +19,7 @@
           <w:rFonts w:ascii="Arial" w:hAnsi="Arial" w:eastAsia="Arial" w:cs="Arial"/>
           <w:sz w:val="20"/>
         </w:rPr>
-        <w:t>Site-specific программа вокруг альбома Music for Airports.</w:t>
-      </w:r>
-    </w:p>
-    <w:p/>
-    <w:p>
-      <w:r>
-        <w:rPr>
-          <w:rFonts w:ascii="Arial" w:hAnsi="Arial" w:eastAsia="Arial" w:cs="Arial"/>
-          <w:sz w:val="20"/>
-        </w:rPr>
-        <w:t>Место: концерт проходит прямо на выставке в Музее ЗИЛАРТ, бул. Братьев Весниных, 3: https://zilartmuseum.ru/exhibitions/ma-prostranstvo-mezhdu/</w:t>
+        <w:t>Место: Музей ЗИЛАРТ, выставка «Ма. Пространство между»</w:t>
       </w:r>
     </w:p>
     <w:p>
@@ -38,7 +28,7 @@
           <w:rFonts w:ascii="Arial" w:hAnsi="Arial" w:eastAsia="Arial" w:cs="Arial"/>
           <w:sz w:val="20"/>
         </w:rPr>
-        <w:t>Дата: 13–15 ноября 2026; музыканты свободны 14 ноября [УТОЧНИТЬ окончательную дату]</w:t>
+        <w:t>Дата: 13–15 ноября 2026</w:t>
       </w:r>
     </w:p>
     <w:p>
@@ -56,7 +46,7 @@
           <w:rFonts w:ascii="Arial" w:hAnsi="Arial" w:eastAsia="Arial" w:cs="Arial"/>
           <w:sz w:val="20"/>
         </w:rPr>
-        <w:t>Длительность сета: 60 минут</w:t>
+        <w:t>Длительность: 60–90 минут</w:t>
       </w:r>
     </w:p>
     <w:p>
@@ -65,7 +55,7 @@
           <w:rFonts w:ascii="Arial" w:hAnsi="Arial" w:eastAsia="Arial" w:cs="Arial"/>
           <w:sz w:val="20"/>
         </w:rPr>
-        <w:t>Формат: ансамбль играет в экспозиции, гости свободно ходят по залу, без рассадки</w:t>
+        <w:t>Формат: site-specific концерт в рамках выставки, гости свободно перемещаются по экспозиции</w:t>
       </w:r>
     </w:p>
     <w:p/>
@@ -88,17 +78,7 @@
           <w:rFonts w:ascii="Arial" w:hAnsi="Arial" w:eastAsia="Arial" w:cs="Arial"/>
           <w:sz w:val="20"/>
         </w:rPr>
-        <w:t>Основа программы – Brian Eno, Music for Airports, культовый эмбиент-альбом. Длительность зависит от исполнения и от настроения в зале.</w:t>
-      </w:r>
-    </w:p>
-    <w:p/>
-    <w:p>
-      <w:r>
-        <w:rPr>
-          <w:rFonts w:ascii="Arial" w:hAnsi="Arial" w:eastAsia="Arial" w:cs="Arial"/>
-          <w:sz w:val="20"/>
-        </w:rPr>
-        <w:t>Также в программе вечера прозвучат произведения композиторов: Morton Feldman, Meredith Monk, William Duckworth, Aphex Twin.</w:t>
+        <w:t>Основа программы – Brian Eno, Music for Airports. Также прозвучат произведения композиторов: Morton Feldman, Meredith Monk, William Duckworth, Aphex Twin.</w:t>
       </w:r>
     </w:p>
     <w:p/>
@@ -121,7 +101,7 @@
           <w:rFonts w:ascii="Arial" w:hAnsi="Arial" w:eastAsia="Arial" w:cs="Arial"/>
           <w:sz w:val="20"/>
         </w:rPr>
-        <w:t>Четыре музыканта: Никита Агафонов – тенор-саксофон, кларнет; Давид Ежов – виолончель; Катарина Мелик-О – электроника, глокеншпиль; Дмитрий Мазуров – электроника.</w:t>
+        <w:t>Никита Агафонов – тенор-саксофон, кларнет; Давид Ежов – виолончель; Катарина Мелик-О – электроника, глокеншпиль; Дмитрий Мазуров – электроника.</w:t>
       </w:r>
     </w:p>
     <w:p/>
@@ -144,7 +124,7 @@
           <w:rFonts w:ascii="Arial" w:hAnsi="Arial" w:eastAsia="Arial" w:cs="Arial"/>
           <w:sz w:val="20"/>
         </w:rPr>
-        <w:t>Примеры исполнения музыки Ино ансамблем: концерт Hauntology с музыкой Брайана Ино на ВДНХ, павильон «Космос», видео [УТОЧНИТЬ ссылку]; фрагмент выступления на фестивале ИНО, Новая сцена Александринского театра, видео [УТОЧНИТЬ ссылку].</w:t>
+        <w:t>Брайан Ино на ВДНХ: [УТОЧНИТЬ ссылку]; фестиваль ИНО, Новая сцена Александринского театра: [УТОЧНИТЬ ссылку].</w:t>
       </w:r>
     </w:p>
     <w:p/>

--- a/projects/hauntology-eno-zilart/output/program.docx
+++ b/projects/hauntology-eno-zilart/output/program.docx
@@ -19,7 +19,7 @@
           <w:rFonts w:ascii="Arial" w:hAnsi="Arial" w:eastAsia="Arial" w:cs="Arial"/>
           <w:sz w:val="20"/>
         </w:rPr>
-        <w:t>Место: Музей ЗИЛАРТ, выставка «Ма. Пространство между»</w:t>
+        <w:t>Место: Музей ЗИЛАРТ, выставка «МА: пространство между»</w:t>
       </w:r>
     </w:p>
     <w:p>
@@ -28,7 +28,7 @@
           <w:rFonts w:ascii="Arial" w:hAnsi="Arial" w:eastAsia="Arial" w:cs="Arial"/>
           <w:sz w:val="20"/>
         </w:rPr>
-        <w:t>Дата: 13–15 ноября 2026</w:t>
+        <w:t>Дата: 14 ноября 2026</w:t>
       </w:r>
     </w:p>
     <w:p>
@@ -101,30 +101,7 @@
           <w:rFonts w:ascii="Arial" w:hAnsi="Arial" w:eastAsia="Arial" w:cs="Arial"/>
           <w:sz w:val="20"/>
         </w:rPr>
-        <w:t>Никита Агафонов – тенор-саксофон, кларнет; Давид Ежов – виолончель; Катарина Мелик-О – электроника, глокеншпиль; Дмитрий Мазуров – электроника.</w:t>
-      </w:r>
-    </w:p>
-    <w:p/>
-    <w:p>
-      <w:pPr>
-        <w:keepNext/>
-      </w:pPr>
-      <w:r>
-        <w:rPr>
-          <w:rFonts w:ascii="Arial" w:hAnsi="Arial" w:eastAsia="Arial" w:cs="Arial"/>
-          <w:b/>
-          <w:sz w:val="20"/>
-        </w:rPr>
-        <w:t>КАК ЭТО ЗВУЧИТ</w:t>
-      </w:r>
-    </w:p>
-    <w:p>
-      <w:r>
-        <w:rPr>
-          <w:rFonts w:ascii="Arial" w:hAnsi="Arial" w:eastAsia="Arial" w:cs="Arial"/>
-          <w:sz w:val="20"/>
-        </w:rPr>
-        <w:t>Брайан Ино на ВДНХ: [УТОЧНИТЬ ссылку]; фестиваль ИНО, Новая сцена Александринского театра: [УТОЧНИТЬ ссылку].</w:t>
+        <w:t>Никита Агафонов – тенор-саксофон, кларнет; Давид Ежов – виолончель; Катарина Мелик-Овсепян – электроника, глокеншпиль; Дмитрий Мазуров – электроника.</w:t>
       </w:r>
     </w:p>
     <w:p/>

--- a/projects/hauntology-eno-zilart/output/program.docx
+++ b/projects/hauntology-eno-zilart/output/program.docx
@@ -48,7 +48,7 @@
           <w:sz w:val="20"/>
           <w:szCs w:val="20"/>
         </w:rPr>
-        <w:t xml:space="preserve">Время начала: [УТОЧНИТЬ]</w:t>
+        <w:t xml:space="preserve">Время начала: 19:00</w:t>
       </w:r>
     </w:p>
     <w:p>

--- a/projects/hauntology-eno-zilart/output/program.docx
+++ b/projects/hauntology-eno-zilart/output/program.docx
@@ -128,9 +128,45 @@
           <w:sz w:val="20"/>
           <w:szCs w:val="20"/>
         </w:rPr>
-        <w:t xml:space="preserve">Никита Агафонов – тенор-саксофон, кларнет; Давид Ежов – виолончель; Катарина Мелик</w:t>
+        <w:t xml:space="preserve">Никита Агафонов – тенор-саксофон, кларнет</w:t>
+      </w:r>
+    </w:p>
+    <w:p>
+      <w:r>
+        <w:rPr>
+          <w:rFonts w:ascii="Arial" w:cs="Arial" w:eastAsia="Arial" w:hAnsi="Arial"/>
+          <w:b w:val="false"/>
+          <w:bCs w:val="false"/>
+          <w:sz w:val="20"/>
+          <w:szCs w:val="20"/>
+        </w:rPr>
+        <w:t xml:space="preserve">Давид Ежов – виолончель</w:t>
+      </w:r>
+    </w:p>
+    <w:p>
+      <w:r>
+        <w:rPr>
+          <w:rFonts w:ascii="Arial" w:cs="Arial" w:eastAsia="Arial" w:hAnsi="Arial"/>
+          <w:b w:val="false"/>
+          <w:bCs w:val="false"/>
+          <w:sz w:val="20"/>
+          <w:szCs w:val="20"/>
+        </w:rPr>
+        <w:t xml:space="preserve">Катарина Мелик</w:t>
         <w:noBreakHyphen/>
-        <w:t xml:space="preserve">Овсепян – электроника, глокеншпиль; Дмитрий Мазуров – электроника.</w:t>
+        <w:t xml:space="preserve">Овсепян – электроника, глокеншпиль</w:t>
+      </w:r>
+    </w:p>
+    <w:p>
+      <w:r>
+        <w:rPr>
+          <w:rFonts w:ascii="Arial" w:cs="Arial" w:eastAsia="Arial" w:hAnsi="Arial"/>
+          <w:b w:val="false"/>
+          <w:bCs w:val="false"/>
+          <w:sz w:val="20"/>
+          <w:szCs w:val="20"/>
+        </w:rPr>
+        <w:t xml:space="preserve">Дмитрий Мазуров – электроника</w:t>
       </w:r>
     </w:p>
     <w:p/>
@@ -201,7 +237,43 @@
           <w:sz w:val="20"/>
           <w:szCs w:val="20"/>
         </w:rPr>
-        <w:t xml:space="preserve">Сайт: https://hauntology.ru, Telegram: https://t.me/hauntology_dm, Instagram: https://www.instagram.com/hauntology.team, фото для анонса: https://disk.yandex.ru/d/Y3a4cvWAzPLVKQ</w:t>
+        <w:t xml:space="preserve">https://hauntology.ru</w:t>
+      </w:r>
+    </w:p>
+    <w:p>
+      <w:r>
+        <w:rPr>
+          <w:rFonts w:ascii="Arial" w:cs="Arial" w:eastAsia="Arial" w:hAnsi="Arial"/>
+          <w:b w:val="false"/>
+          <w:bCs w:val="false"/>
+          <w:sz w:val="20"/>
+          <w:szCs w:val="20"/>
+        </w:rPr>
+        <w:t xml:space="preserve">https://t.me/hauntology_dm</w:t>
+      </w:r>
+    </w:p>
+    <w:p>
+      <w:r>
+        <w:rPr>
+          <w:rFonts w:ascii="Arial" w:cs="Arial" w:eastAsia="Arial" w:hAnsi="Arial"/>
+          <w:b w:val="false"/>
+          <w:bCs w:val="false"/>
+          <w:sz w:val="20"/>
+          <w:szCs w:val="20"/>
+        </w:rPr>
+        <w:t xml:space="preserve">https://www.instagram.com/hauntology.team</w:t>
+      </w:r>
+    </w:p>
+    <w:p>
+      <w:r>
+        <w:rPr>
+          <w:rFonts w:ascii="Arial" w:cs="Arial" w:eastAsia="Arial" w:hAnsi="Arial"/>
+          <w:b w:val="false"/>
+          <w:bCs w:val="false"/>
+          <w:sz w:val="20"/>
+          <w:szCs w:val="20"/>
+        </w:rPr>
+        <w:t xml:space="preserve">Фото для анонса: https://disk.yandex.ru/d/Y3a4cvWAzPLVKQ</w:t>
       </w:r>
     </w:p>
     <w:sectPr>

--- a/projects/hauntology-eno-zilart/output/program.docx
+++ b/projects/hauntology-eno-zilart/output/program.docx
@@ -140,7 +140,7 @@
           <w:sz w:val="20"/>
           <w:szCs w:val="20"/>
         </w:rPr>
-        <w:t xml:space="preserve">Давид Ежов – виолончель</w:t>
+        <w:t xml:space="preserve">Антон Изгагин – виолончель</w:t>
       </w:r>
     </w:p>
     <w:p>

--- a/projects/hauntology-eno-zilart/output/program.docx
+++ b/projects/hauntology-eno-zilart/output/program.docx
@@ -262,6 +262,18 @@
           <w:szCs w:val="20"/>
         </w:rPr>
         <w:t xml:space="preserve">https://www.instagram.com/hauntology.team</w:t>
+      </w:r>
+    </w:p>
+    <w:p>
+      <w:r>
+        <w:rPr>
+          <w:rFonts w:ascii="Arial" w:cs="Arial" w:eastAsia="Arial" w:hAnsi="Arial"/>
+          <w:b w:val="false"/>
+          <w:bCs w:val="false"/>
+          <w:sz w:val="20"/>
+          <w:szCs w:val="20"/>
+        </w:rPr>
+        <w:t xml:space="preserve">Видео с музыкой Брайана Ино: https://disk.yandex.ru/d/btaO4hUJ2rFLsw</w:t>
       </w:r>
     </w:p>
     <w:p>
